--- a/DocumentService/src/main/resources/static/Путевой лист 4-П.docx
+++ b/DocumentService/src/main/resources/static/Путевой лист 4-П.docx
@@ -239,7 +239,7 @@
           <w:u w:val="single"/>
           <w:rtl w:val="0"/>
         </w:rPr>
-        <w:t xml:space="preserve">{{carDto.carType}}  {{carDto.mark}} </w:t>
+        <w:t xml:space="preserve">{{carDto.carName}} </w:t>
       </w:r>
     </w:p>
     <w:p>
@@ -1358,21 +1358,38 @@
           </w:tcPr>
           <w:p>
             <w:pPr>
-              <w:keepNext w:val="0"/>
-              <w:keepLines w:val="0"/>
-              <w:pageBreakBefore w:val="0"/>
-              <w:widowControl w:val="0"/>
-              <w:pBdr>
-                <w:top w:space="0" w:sz="0" w:val="nil"/>
-                <w:left w:space="0" w:sz="0" w:val="nil"/>
-                <w:bottom w:space="0" w:sz="0" w:val="nil"/>
-                <w:right w:space="0" w:sz="0" w:val="nil"/>
-                <w:between w:space="0" w:sz="0" w:val="nil"/>
-              </w:pBdr>
-              <w:shd w:fill="auto" w:val="clear"/>
-              <w:spacing w:after="0" w:before="0" w:line="240" w:lineRule="auto"/>
-              <w:ind w:left="0" w:right="0" w:firstLine="0"/>
-              <w:jc w:val="left"/>
+              <w:widowControl w:val="0"/>
+              <w:spacing w:line="240" w:lineRule="auto"/>
+              <w:rPr>
+                <w:rFonts w:ascii="Times New Roman" w:cs="Times New Roman" w:eastAsia="Times New Roman" w:hAnsi="Times New Roman"/>
+                <w:b w:val="1"/>
+                <w:bCs w:val="1"/>
+                <w:sz w:val="14"/>
+                <w:szCs w:val="14"/>
+              </w:rPr>
+            </w:pPr>
+            <w:r>
+              <w:rPr>
+                <w:rtl w:val="0"/>
+              </w:rPr>
+            </w:r>
+          </w:p>
+        </w:tc>
+        <w:tc>
+          <w:tcPr>
+            <w:shd w:fill="auto" w:val="clear"/>
+            <w:tcMar>
+              <w:top w:w="100.0" w:type="dxa"/>
+              <w:left w:w="100.0" w:type="dxa"/>
+              <w:bottom w:w="100.0" w:type="dxa"/>
+              <w:right w:w="100.0" w:type="dxa"/>
+            </w:tcMar>
+            <w:vAlign w:val="top"/>
+          </w:tcPr>
+          <w:p>
+            <w:pPr>
+              <w:widowControl w:val="0"/>
+              <w:spacing w:line="240" w:lineRule="auto"/>
               <w:rPr>
                 <w:rFonts w:ascii="Times New Roman" w:cs="Times New Roman" w:eastAsia="Times New Roman" w:hAnsi="Times New Roman"/>
                 <w:b w:val="1"/>
@@ -1383,47 +1400,35 @@
             </w:pPr>
             <w:r>
               <w:rPr>
-                <w:rtl w:val="0"/>
-              </w:rPr>
-            </w:r>
-          </w:p>
-        </w:tc>
-        <w:tc>
-          <w:tcPr>
-            <w:shd w:fill="auto" w:val="clear"/>
-            <w:tcMar>
-              <w:top w:w="100.0" w:type="dxa"/>
-              <w:left w:w="100.0" w:type="dxa"/>
-              <w:bottom w:w="100.0" w:type="dxa"/>
-              <w:right w:w="100.0" w:type="dxa"/>
-            </w:tcMar>
-            <w:vAlign w:val="top"/>
-          </w:tcPr>
-          <w:p>
-            <w:pPr>
-              <w:keepNext w:val="0"/>
-              <w:keepLines w:val="0"/>
-              <w:pageBreakBefore w:val="0"/>
-              <w:widowControl w:val="0"/>
-              <w:pBdr>
-                <w:top w:space="0" w:sz="0" w:val="nil"/>
-                <w:left w:space="0" w:sz="0" w:val="nil"/>
-                <w:bottom w:space="0" w:sz="0" w:val="nil"/>
-                <w:right w:space="0" w:sz="0" w:val="nil"/>
-                <w:between w:space="0" w:sz="0" w:val="nil"/>
-              </w:pBdr>
-              <w:shd w:fill="auto" w:val="clear"/>
-              <w:spacing w:after="0" w:before="0" w:line="240" w:lineRule="auto"/>
-              <w:ind w:left="0" w:right="0" w:firstLine="0"/>
-              <w:jc w:val="left"/>
-              <w:rPr>
                 <w:rFonts w:ascii="Times New Roman" w:cs="Times New Roman" w:eastAsia="Times New Roman" w:hAnsi="Times New Roman"/>
                 <w:b w:val="1"/>
                 <w:bCs w:val="1"/>
-                <w:sz w:val="24"/>
-                <w:szCs w:val="24"/>
-              </w:rPr>
-            </w:pPr>
+                <w:sz w:val="14"/>
+                <w:szCs w:val="14"/>
+                <w:rtl w:val="0"/>
+              </w:rPr>
+              <w:t xml:space="preserve">{{</w:t>
+            </w:r>
+            <w:r>
+              <w:rPr>
+                <w:rFonts w:ascii="Times New Roman" w:cs="Times New Roman" w:eastAsia="Times New Roman" w:hAnsi="Times New Roman"/>
+                <w:sz w:val="14"/>
+                <w:szCs w:val="14"/>
+                <w:rtl w:val="0"/>
+              </w:rPr>
+              <w:t xml:space="preserve">fuelConsumptionValue</w:t>
+            </w:r>
+            <w:r>
+              <w:rPr>
+                <w:rFonts w:ascii="Times New Roman" w:cs="Times New Roman" w:eastAsia="Times New Roman" w:hAnsi="Times New Roman"/>
+                <w:b w:val="1"/>
+                <w:bCs w:val="1"/>
+                <w:sz w:val="14"/>
+                <w:szCs w:val="14"/>
+                <w:rtl w:val="0"/>
+              </w:rPr>
+              <w:t xml:space="preserve">}}</w:t>
+            </w:r>
             <w:r>
               <w:rPr>
                 <w:rtl w:val="0"/>
@@ -1770,45 +1775,32 @@
                 <w:rFonts w:ascii="Times New Roman" w:cs="Times New Roman" w:eastAsia="Times New Roman" w:hAnsi="Times New Roman"/>
                 <w:b w:val="1"/>
                 <w:bCs w:val="1"/>
-                <w:sz w:val="24"/>
-                <w:szCs w:val="24"/>
-              </w:rPr>
-            </w:pPr>
-            <w:r>
-              <w:rPr>
-                <w:rtl w:val="0"/>
-              </w:rPr>
-            </w:r>
-          </w:p>
-        </w:tc>
-        <w:tc>
-          <w:tcPr>
-            <w:shd w:fill="auto" w:val="clear"/>
-            <w:tcMar>
-              <w:top w:w="100.0" w:type="dxa"/>
-              <w:left w:w="100.0" w:type="dxa"/>
-              <w:bottom w:w="100.0" w:type="dxa"/>
-              <w:right w:w="100.0" w:type="dxa"/>
-            </w:tcMar>
-            <w:vAlign w:val="top"/>
-          </w:tcPr>
-          <w:p>
-            <w:pPr>
-              <w:keepNext w:val="0"/>
-              <w:keepLines w:val="0"/>
-              <w:pageBreakBefore w:val="0"/>
-              <w:widowControl w:val="0"/>
-              <w:pBdr>
-                <w:top w:space="0" w:sz="0" w:val="nil"/>
-                <w:left w:space="0" w:sz="0" w:val="nil"/>
-                <w:bottom w:space="0" w:sz="0" w:val="nil"/>
-                <w:right w:space="0" w:sz="0" w:val="nil"/>
-                <w:between w:space="0" w:sz="0" w:val="nil"/>
-              </w:pBdr>
-              <w:shd w:fill="auto" w:val="clear"/>
-              <w:spacing w:after="0" w:before="0" w:line="240" w:lineRule="auto"/>
-              <w:ind w:left="0" w:right="0" w:firstLine="0"/>
-              <w:jc w:val="left"/>
+                <w:sz w:val="14"/>
+                <w:szCs w:val="14"/>
+              </w:rPr>
+            </w:pPr>
+            <w:r>
+              <w:rPr>
+                <w:rtl w:val="0"/>
+              </w:rPr>
+            </w:r>
+          </w:p>
+        </w:tc>
+        <w:tc>
+          <w:tcPr>
+            <w:shd w:fill="auto" w:val="clear"/>
+            <w:tcMar>
+              <w:top w:w="100.0" w:type="dxa"/>
+              <w:left w:w="100.0" w:type="dxa"/>
+              <w:bottom w:w="100.0" w:type="dxa"/>
+              <w:right w:w="100.0" w:type="dxa"/>
+            </w:tcMar>
+            <w:vAlign w:val="top"/>
+          </w:tcPr>
+          <w:p>
+            <w:pPr>
+              <w:widowControl w:val="0"/>
+              <w:spacing w:line="240" w:lineRule="auto"/>
               <w:rPr>
                 <w:rFonts w:ascii="Times New Roman" w:cs="Times New Roman" w:eastAsia="Times New Roman" w:hAnsi="Times New Roman"/>
                 <w:b w:val="1"/>
@@ -1819,6 +1811,37 @@
             </w:pPr>
             <w:r>
               <w:rPr>
+                <w:rFonts w:ascii="Times New Roman" w:cs="Times New Roman" w:eastAsia="Times New Roman" w:hAnsi="Times New Roman"/>
+                <w:b w:val="1"/>
+                <w:bCs w:val="1"/>
+                <w:sz w:val="14"/>
+                <w:szCs w:val="14"/>
+                <w:rtl w:val="0"/>
+              </w:rPr>
+              <w:t xml:space="preserve">{{</w:t>
+            </w:r>
+            <w:r>
+              <w:rPr>
+                <w:rFonts w:ascii="Times New Roman" w:cs="Times New Roman" w:eastAsia="Times New Roman" w:hAnsi="Times New Roman"/>
+                <w:sz w:val="14"/>
+                <w:szCs w:val="14"/>
+                <w:rtl w:val="0"/>
+              </w:rPr>
+              <w:t xml:space="preserve">oilConsumptionValue</w:t>
+            </w:r>
+            <w:r>
+              <w:rPr>
+                <w:rFonts w:ascii="Times New Roman" w:cs="Times New Roman" w:eastAsia="Times New Roman" w:hAnsi="Times New Roman"/>
+                <w:b w:val="1"/>
+                <w:bCs w:val="1"/>
+                <w:sz w:val="14"/>
+                <w:szCs w:val="14"/>
+                <w:rtl w:val="0"/>
+              </w:rPr>
+              <w:t xml:space="preserve">}}</w:t>
+            </w:r>
+            <w:r>
+              <w:rPr>
                 <w:rtl w:val="0"/>
               </w:rPr>
             </w:r>
@@ -1914,7 +1937,5468 @@
     </w:tbl>
     <w:p>
       <w:pPr>
-        <w:ind w:left="1980" w:firstLine="0"/>
+        <w:ind w:left="0" w:firstLine="0"/>
+        <w:jc w:val="center"/>
+        <w:rPr>
+          <w:rFonts w:ascii="Times New Roman" w:cs="Times New Roman" w:eastAsia="Times New Roman" w:hAnsi="Times New Roman"/>
+          <w:b w:val="1"/>
+          <w:bCs w:val="1"/>
+          <w:sz w:val="28"/>
+          <w:szCs w:val="28"/>
+        </w:rPr>
+      </w:pPr>
+      <w:r>
+        <w:rPr>
+          <w:rFonts w:ascii="Times New Roman" w:cs="Times New Roman" w:eastAsia="Times New Roman" w:hAnsi="Times New Roman"/>
+          <w:b w:val="1"/>
+          <w:bCs w:val="1"/>
+          <w:sz w:val="28"/>
+          <w:szCs w:val="28"/>
+          <w:rtl w:val="0"/>
+        </w:rPr>
+        <w:t xml:space="preserve">Работа машины</w:t>
+      </w:r>
+    </w:p>
+    <w:p>
+      <w:pPr>
+        <w:ind w:left="-1080" w:firstLine="0"/>
+        <w:rPr>
+          <w:rFonts w:ascii="Times New Roman" w:cs="Times New Roman" w:eastAsia="Times New Roman" w:hAnsi="Times New Roman"/>
+          <w:b w:val="1"/>
+          <w:bCs w:val="1"/>
+          <w:sz w:val="28"/>
+          <w:szCs w:val="28"/>
+        </w:rPr>
+      </w:pPr>
+      <w:r>
+        <w:rPr>
+          <w:rtl w:val="0"/>
+        </w:rPr>
+      </w:r>
+    </w:p>
+    <w:tbl>
+      <w:tblPr>
+        <w:tblStyle w:val="Table3"/>
+        <w:tblW w:w="12960.0" w:type="dxa"/>
+        <w:jc w:val="left"/>
+        <w:tblInd w:w="-1080.0" w:type="dxa"/>
+        <w:tblBorders>
+          <w:top w:color="000000" w:space="0" w:sz="8" w:val="single"/>
+          <w:left w:color="000000" w:space="0" w:sz="8" w:val="single"/>
+          <w:bottom w:color="000000" w:space="0" w:sz="8" w:val="single"/>
+          <w:right w:color="000000" w:space="0" w:sz="8" w:val="single"/>
+          <w:insideH w:color="000000" w:space="0" w:sz="8" w:val="single"/>
+          <w:insideV w:color="000000" w:space="0" w:sz="8" w:val="single"/>
+        </w:tblBorders>
+        <w:tblLayout w:type="fixed"/>
+        <w:tblLook w:val="0600"/>
+      </w:tblPr>
+      <w:tblGrid>
+        <w:gridCol w:w="1905"/>
+        <w:gridCol w:w="900"/>
+        <w:gridCol w:w="1095"/>
+        <w:gridCol w:w="855"/>
+        <w:gridCol w:w="870"/>
+        <w:gridCol w:w="1110"/>
+        <w:gridCol w:w="975"/>
+        <w:gridCol w:w="810"/>
+        <w:gridCol w:w="1065"/>
+        <w:gridCol w:w="1050"/>
+        <w:gridCol w:w="2325"/>
+        <w:tblGridChange w:id="0">
+          <w:tblGrid>
+            <w:gridCol w:w="1905"/>
+            <w:gridCol w:w="900"/>
+            <w:gridCol w:w="1095"/>
+            <w:gridCol w:w="855"/>
+            <w:gridCol w:w="870"/>
+            <w:gridCol w:w="1110"/>
+            <w:gridCol w:w="975"/>
+            <w:gridCol w:w="810"/>
+            <w:gridCol w:w="1065"/>
+            <w:gridCol w:w="1050"/>
+            <w:gridCol w:w="2325"/>
+          </w:tblGrid>
+        </w:tblGridChange>
+      </w:tblGrid>
+      <w:tr>
+        <w:trPr>
+          <w:cantSplit w:val="0"/>
+          <w:trHeight w:val="480" w:hRule="atLeast"/>
+          <w:tblHeader w:val="0"/>
+        </w:trPr>
+        <w:tc>
+          <w:tcPr>
+            <w:vMerge w:val="restart"/>
+            <w:shd w:fill="auto" w:val="clear"/>
+            <w:tcMar>
+              <w:top w:w="100.0" w:type="dxa"/>
+              <w:left w:w="100.0" w:type="dxa"/>
+              <w:bottom w:w="100.0" w:type="dxa"/>
+              <w:right w:w="100.0" w:type="dxa"/>
+            </w:tcMar>
+            <w:vAlign w:val="top"/>
+          </w:tcPr>
+          <w:p>
+            <w:pPr>
+              <w:keepNext w:val="0"/>
+              <w:keepLines w:val="0"/>
+              <w:pageBreakBefore w:val="0"/>
+              <w:widowControl w:val="0"/>
+              <w:pBdr>
+                <w:top w:space="0" w:sz="0" w:val="nil"/>
+                <w:left w:space="0" w:sz="0" w:val="nil"/>
+                <w:bottom w:space="0" w:sz="0" w:val="nil"/>
+                <w:right w:space="0" w:sz="0" w:val="nil"/>
+                <w:between w:space="0" w:sz="0" w:val="nil"/>
+              </w:pBdr>
+              <w:shd w:fill="auto" w:val="clear"/>
+              <w:spacing w:after="0" w:before="0" w:line="240" w:lineRule="auto"/>
+              <w:ind w:left="0" w:right="0" w:firstLine="0"/>
+              <w:jc w:val="center"/>
+              <w:rPr>
+                <w:rFonts w:ascii="Times New Roman" w:cs="Times New Roman" w:eastAsia="Times New Roman" w:hAnsi="Times New Roman"/>
+                <w:sz w:val="20"/>
+                <w:szCs w:val="20"/>
+              </w:rPr>
+            </w:pPr>
+            <w:r>
+              <w:rPr>
+                <w:rFonts w:ascii="Times New Roman" w:cs="Times New Roman" w:eastAsia="Times New Roman" w:hAnsi="Times New Roman"/>
+                <w:sz w:val="20"/>
+                <w:szCs w:val="20"/>
+                <w:rtl w:val="0"/>
+              </w:rPr>
+              <w:t xml:space="preserve">Маршрут следования</w:t>
+            </w:r>
+          </w:p>
+        </w:tc>
+        <w:tc>
+          <w:tcPr>
+            <w:gridSpan w:val="2"/>
+            <w:shd w:fill="auto" w:val="clear"/>
+            <w:tcMar>
+              <w:top w:w="100.0" w:type="dxa"/>
+              <w:left w:w="100.0" w:type="dxa"/>
+              <w:bottom w:w="100.0" w:type="dxa"/>
+              <w:right w:w="100.0" w:type="dxa"/>
+            </w:tcMar>
+            <w:vAlign w:val="center"/>
+          </w:tcPr>
+          <w:p>
+            <w:pPr>
+              <w:keepNext w:val="0"/>
+              <w:keepLines w:val="0"/>
+              <w:pageBreakBefore w:val="0"/>
+              <w:widowControl w:val="0"/>
+              <w:pBdr>
+                <w:top w:space="0" w:sz="0" w:val="nil"/>
+                <w:left w:space="0" w:sz="0" w:val="nil"/>
+                <w:bottom w:space="0" w:sz="0" w:val="nil"/>
+                <w:right w:space="0" w:sz="0" w:val="nil"/>
+                <w:between w:space="0" w:sz="0" w:val="nil"/>
+              </w:pBdr>
+              <w:shd w:fill="auto" w:val="clear"/>
+              <w:spacing w:after="0" w:before="0" w:line="240" w:lineRule="auto"/>
+              <w:ind w:left="0" w:right="0" w:firstLine="0"/>
+              <w:jc w:val="center"/>
+              <w:rPr>
+                <w:rFonts w:ascii="Times New Roman" w:cs="Times New Roman" w:eastAsia="Times New Roman" w:hAnsi="Times New Roman"/>
+                <w:sz w:val="20"/>
+                <w:szCs w:val="20"/>
+              </w:rPr>
+            </w:pPr>
+            <w:r>
+              <w:rPr>
+                <w:rFonts w:ascii="Times New Roman" w:cs="Times New Roman" w:eastAsia="Times New Roman" w:hAnsi="Times New Roman"/>
+                <w:sz w:val="20"/>
+                <w:szCs w:val="20"/>
+                <w:rtl w:val="0"/>
+              </w:rPr>
+              <w:t xml:space="preserve">Дата и время</w:t>
+            </w:r>
+          </w:p>
+        </w:tc>
+        <w:tc>
+          <w:tcPr>
+            <w:gridSpan w:val="4"/>
+            <w:shd w:fill="auto" w:val="clear"/>
+            <w:tcMar>
+              <w:top w:w="100.0" w:type="dxa"/>
+              <w:left w:w="100.0" w:type="dxa"/>
+              <w:bottom w:w="100.0" w:type="dxa"/>
+              <w:right w:w="100.0" w:type="dxa"/>
+            </w:tcMar>
+            <w:vAlign w:val="center"/>
+          </w:tcPr>
+          <w:p>
+            <w:pPr>
+              <w:keepNext w:val="0"/>
+              <w:keepLines w:val="0"/>
+              <w:pageBreakBefore w:val="0"/>
+              <w:widowControl w:val="0"/>
+              <w:pBdr>
+                <w:top w:space="0" w:sz="0" w:val="nil"/>
+                <w:left w:space="0" w:sz="0" w:val="nil"/>
+                <w:bottom w:space="0" w:sz="0" w:val="nil"/>
+                <w:right w:space="0" w:sz="0" w:val="nil"/>
+                <w:between w:space="0" w:sz="0" w:val="nil"/>
+              </w:pBdr>
+              <w:shd w:fill="auto" w:val="clear"/>
+              <w:spacing w:after="0" w:before="0" w:line="240" w:lineRule="auto"/>
+              <w:ind w:left="0" w:right="0" w:firstLine="0"/>
+              <w:jc w:val="center"/>
+              <w:rPr>
+                <w:rFonts w:ascii="Times New Roman" w:cs="Times New Roman" w:eastAsia="Times New Roman" w:hAnsi="Times New Roman"/>
+                <w:sz w:val="20"/>
+                <w:szCs w:val="20"/>
+              </w:rPr>
+            </w:pPr>
+            <w:r>
+              <w:rPr>
+                <w:rFonts w:ascii="Times New Roman" w:cs="Times New Roman" w:eastAsia="Times New Roman" w:hAnsi="Times New Roman"/>
+                <w:sz w:val="20"/>
+                <w:szCs w:val="20"/>
+                <w:rtl w:val="0"/>
+              </w:rPr>
+              <w:t xml:space="preserve">Пройдено километров</w:t>
+            </w:r>
+          </w:p>
+        </w:tc>
+        <w:tc>
+          <w:tcPr>
+            <w:gridSpan w:val="3"/>
+            <w:shd w:fill="auto" w:val="clear"/>
+            <w:tcMar>
+              <w:top w:w="100.0" w:type="dxa"/>
+              <w:left w:w="100.0" w:type="dxa"/>
+              <w:bottom w:w="100.0" w:type="dxa"/>
+              <w:right w:w="100.0" w:type="dxa"/>
+            </w:tcMar>
+            <w:vAlign w:val="center"/>
+          </w:tcPr>
+          <w:p>
+            <w:pPr>
+              <w:keepNext w:val="0"/>
+              <w:keepLines w:val="0"/>
+              <w:pageBreakBefore w:val="0"/>
+              <w:widowControl w:val="0"/>
+              <w:pBdr>
+                <w:top w:space="0" w:sz="0" w:val="nil"/>
+                <w:left w:space="0" w:sz="0" w:val="nil"/>
+                <w:bottom w:space="0" w:sz="0" w:val="nil"/>
+                <w:right w:space="0" w:sz="0" w:val="nil"/>
+                <w:between w:space="0" w:sz="0" w:val="nil"/>
+              </w:pBdr>
+              <w:shd w:fill="auto" w:val="clear"/>
+              <w:spacing w:after="0" w:before="0" w:line="240" w:lineRule="auto"/>
+              <w:ind w:left="0" w:right="0" w:firstLine="0"/>
+              <w:jc w:val="center"/>
+              <w:rPr>
+                <w:rFonts w:ascii="Times New Roman" w:cs="Times New Roman" w:eastAsia="Times New Roman" w:hAnsi="Times New Roman"/>
+                <w:sz w:val="20"/>
+                <w:szCs w:val="20"/>
+              </w:rPr>
+            </w:pPr>
+            <w:r>
+              <w:rPr>
+                <w:rFonts w:ascii="Times New Roman" w:cs="Times New Roman" w:eastAsia="Times New Roman" w:hAnsi="Times New Roman"/>
+                <w:sz w:val="20"/>
+                <w:szCs w:val="20"/>
+                <w:rtl w:val="0"/>
+              </w:rPr>
+              <w:t xml:space="preserve">Отработано моточасов </w:t>
+            </w:r>
+          </w:p>
+        </w:tc>
+        <w:tc>
+          <w:tcPr>
+            <w:vMerge w:val="restart"/>
+            <w:shd w:fill="auto" w:val="clear"/>
+            <w:tcMar>
+              <w:top w:w="100.0" w:type="dxa"/>
+              <w:left w:w="100.0" w:type="dxa"/>
+              <w:bottom w:w="100.0" w:type="dxa"/>
+              <w:right w:w="100.0" w:type="dxa"/>
+            </w:tcMar>
+            <w:vAlign w:val="center"/>
+          </w:tcPr>
+          <w:p>
+            <w:pPr>
+              <w:keepNext w:val="0"/>
+              <w:keepLines w:val="0"/>
+              <w:pageBreakBefore w:val="0"/>
+              <w:widowControl w:val="0"/>
+              <w:pBdr>
+                <w:top w:space="0" w:sz="0" w:val="nil"/>
+                <w:left w:space="0" w:sz="0" w:val="nil"/>
+                <w:bottom w:space="0" w:sz="0" w:val="nil"/>
+                <w:right w:space="0" w:sz="0" w:val="nil"/>
+                <w:between w:space="0" w:sz="0" w:val="nil"/>
+              </w:pBdr>
+              <w:shd w:fill="auto" w:val="clear"/>
+              <w:spacing w:after="0" w:before="0" w:line="240" w:lineRule="auto"/>
+              <w:ind w:left="0" w:right="0" w:firstLine="0"/>
+              <w:jc w:val="center"/>
+              <w:rPr>
+                <w:rFonts w:ascii="Times New Roman" w:cs="Times New Roman" w:eastAsia="Times New Roman" w:hAnsi="Times New Roman"/>
+                <w:sz w:val="20"/>
+                <w:szCs w:val="20"/>
+              </w:rPr>
+            </w:pPr>
+            <w:r>
+              <w:rPr>
+                <w:rFonts w:ascii="Times New Roman" w:cs="Times New Roman" w:eastAsia="Times New Roman" w:hAnsi="Times New Roman"/>
+                <w:sz w:val="20"/>
+                <w:szCs w:val="20"/>
+                <w:rtl w:val="0"/>
+              </w:rPr>
+              <w:t xml:space="preserve">Показатели одометра</w:t>
+            </w:r>
+          </w:p>
+        </w:tc>
+      </w:tr>
+      <w:tr>
+        <w:trPr>
+          <w:cantSplit w:val="0"/>
+          <w:trHeight w:val="480" w:hRule="atLeast"/>
+          <w:tblHeader w:val="0"/>
+        </w:trPr>
+        <w:tc>
+          <w:tcPr>
+            <w:vMerge w:val="continue"/>
+            <w:shd w:fill="auto" w:val="clear"/>
+            <w:tcMar>
+              <w:top w:w="100.0" w:type="dxa"/>
+              <w:left w:w="100.0" w:type="dxa"/>
+              <w:bottom w:w="100.0" w:type="dxa"/>
+              <w:right w:w="100.0" w:type="dxa"/>
+            </w:tcMar>
+            <w:vAlign w:val="top"/>
+          </w:tcPr>
+          <w:p>
+            <w:pPr>
+              <w:keepNext w:val="0"/>
+              <w:keepLines w:val="0"/>
+              <w:pageBreakBefore w:val="0"/>
+              <w:widowControl w:val="0"/>
+              <w:pBdr>
+                <w:top w:space="0" w:sz="0" w:val="nil"/>
+                <w:left w:space="0" w:sz="0" w:val="nil"/>
+                <w:bottom w:space="0" w:sz="0" w:val="nil"/>
+                <w:right w:space="0" w:sz="0" w:val="nil"/>
+                <w:between w:space="0" w:sz="0" w:val="nil"/>
+              </w:pBdr>
+              <w:shd w:fill="auto" w:val="clear"/>
+              <w:spacing w:after="0" w:before="0" w:line="240" w:lineRule="auto"/>
+              <w:ind w:left="0" w:right="0" w:firstLine="0"/>
+              <w:jc w:val="left"/>
+              <w:rPr>
+                <w:rFonts w:ascii="Times New Roman" w:cs="Times New Roman" w:eastAsia="Times New Roman" w:hAnsi="Times New Roman"/>
+                <w:b w:val="1"/>
+                <w:bCs w:val="1"/>
+                <w:sz w:val="28"/>
+                <w:szCs w:val="28"/>
+              </w:rPr>
+            </w:pPr>
+            <w:r>
+              <w:rPr>
+                <w:rtl w:val="0"/>
+              </w:rPr>
+            </w:r>
+          </w:p>
+        </w:tc>
+        <w:tc>
+          <w:tcPr>
+            <w:shd w:fill="auto" w:val="clear"/>
+            <w:tcMar>
+              <w:top w:w="100.0" w:type="dxa"/>
+              <w:left w:w="100.0" w:type="dxa"/>
+              <w:bottom w:w="100.0" w:type="dxa"/>
+              <w:right w:w="100.0" w:type="dxa"/>
+            </w:tcMar>
+            <w:vAlign w:val="center"/>
+          </w:tcPr>
+          <w:p>
+            <w:pPr>
+              <w:keepNext w:val="0"/>
+              <w:keepLines w:val="0"/>
+              <w:pageBreakBefore w:val="0"/>
+              <w:widowControl w:val="0"/>
+              <w:pBdr>
+                <w:top w:space="0" w:sz="0" w:val="nil"/>
+                <w:left w:space="0" w:sz="0" w:val="nil"/>
+                <w:bottom w:space="0" w:sz="0" w:val="nil"/>
+                <w:right w:space="0" w:sz="0" w:val="nil"/>
+                <w:between w:space="0" w:sz="0" w:val="nil"/>
+              </w:pBdr>
+              <w:shd w:fill="auto" w:val="clear"/>
+              <w:spacing w:after="0" w:before="0" w:line="240" w:lineRule="auto"/>
+              <w:ind w:left="0" w:right="0" w:firstLine="0"/>
+              <w:jc w:val="left"/>
+              <w:rPr>
+                <w:rFonts w:ascii="Times New Roman" w:cs="Times New Roman" w:eastAsia="Times New Roman" w:hAnsi="Times New Roman"/>
+                <w:sz w:val="20"/>
+                <w:szCs w:val="20"/>
+              </w:rPr>
+            </w:pPr>
+            <w:r>
+              <w:rPr>
+                <w:rFonts w:ascii="Times New Roman" w:cs="Times New Roman" w:eastAsia="Times New Roman" w:hAnsi="Times New Roman"/>
+                <w:sz w:val="20"/>
+                <w:szCs w:val="20"/>
+                <w:rtl w:val="0"/>
+              </w:rPr>
+              <w:t xml:space="preserve">Убытие</w:t>
+            </w:r>
+          </w:p>
+        </w:tc>
+        <w:tc>
+          <w:tcPr>
+            <w:shd w:fill="auto" w:val="clear"/>
+            <w:tcMar>
+              <w:top w:w="100.0" w:type="dxa"/>
+              <w:left w:w="100.0" w:type="dxa"/>
+              <w:bottom w:w="100.0" w:type="dxa"/>
+              <w:right w:w="100.0" w:type="dxa"/>
+            </w:tcMar>
+            <w:vAlign w:val="center"/>
+          </w:tcPr>
+          <w:p>
+            <w:pPr>
+              <w:keepNext w:val="0"/>
+              <w:keepLines w:val="0"/>
+              <w:pageBreakBefore w:val="0"/>
+              <w:widowControl w:val="0"/>
+              <w:pBdr>
+                <w:top w:space="0" w:sz="0" w:val="nil"/>
+                <w:left w:space="0" w:sz="0" w:val="nil"/>
+                <w:bottom w:space="0" w:sz="0" w:val="nil"/>
+                <w:right w:space="0" w:sz="0" w:val="nil"/>
+                <w:between w:space="0" w:sz="0" w:val="nil"/>
+              </w:pBdr>
+              <w:shd w:fill="auto" w:val="clear"/>
+              <w:spacing w:after="0" w:before="0" w:line="240" w:lineRule="auto"/>
+              <w:ind w:left="0" w:right="0" w:firstLine="0"/>
+              <w:jc w:val="center"/>
+              <w:rPr>
+                <w:rFonts w:ascii="Times New Roman" w:cs="Times New Roman" w:eastAsia="Times New Roman" w:hAnsi="Times New Roman"/>
+                <w:sz w:val="20"/>
+                <w:szCs w:val="20"/>
+              </w:rPr>
+            </w:pPr>
+            <w:r>
+              <w:rPr>
+                <w:rFonts w:ascii="Times New Roman" w:cs="Times New Roman" w:eastAsia="Times New Roman" w:hAnsi="Times New Roman"/>
+                <w:sz w:val="20"/>
+                <w:szCs w:val="20"/>
+                <w:rtl w:val="0"/>
+              </w:rPr>
+              <w:t xml:space="preserve">Прибытие</w:t>
+            </w:r>
+          </w:p>
+        </w:tc>
+        <w:tc>
+          <w:tcPr>
+            <w:shd w:fill="auto" w:val="clear"/>
+            <w:tcMar>
+              <w:top w:w="100.0" w:type="dxa"/>
+              <w:left w:w="100.0" w:type="dxa"/>
+              <w:bottom w:w="100.0" w:type="dxa"/>
+              <w:right w:w="100.0" w:type="dxa"/>
+            </w:tcMar>
+            <w:vAlign w:val="center"/>
+          </w:tcPr>
+          <w:p>
+            <w:pPr>
+              <w:keepNext w:val="0"/>
+              <w:keepLines w:val="0"/>
+              <w:pageBreakBefore w:val="0"/>
+              <w:widowControl w:val="0"/>
+              <w:pBdr>
+                <w:top w:space="0" w:sz="0" w:val="nil"/>
+                <w:left w:space="0" w:sz="0" w:val="nil"/>
+                <w:bottom w:space="0" w:sz="0" w:val="nil"/>
+                <w:right w:space="0" w:sz="0" w:val="nil"/>
+                <w:between w:space="0" w:sz="0" w:val="nil"/>
+              </w:pBdr>
+              <w:shd w:fill="auto" w:val="clear"/>
+              <w:spacing w:after="0" w:before="0" w:line="240" w:lineRule="auto"/>
+              <w:ind w:left="0" w:right="0" w:firstLine="0"/>
+              <w:jc w:val="center"/>
+              <w:rPr>
+                <w:rFonts w:ascii="Times New Roman" w:cs="Times New Roman" w:eastAsia="Times New Roman" w:hAnsi="Times New Roman"/>
+                <w:sz w:val="20"/>
+                <w:szCs w:val="20"/>
+              </w:rPr>
+            </w:pPr>
+            <w:r>
+              <w:rPr>
+                <w:rFonts w:ascii="Times New Roman" w:cs="Times New Roman" w:eastAsia="Times New Roman" w:hAnsi="Times New Roman"/>
+                <w:sz w:val="20"/>
+                <w:szCs w:val="20"/>
+                <w:rtl w:val="0"/>
+              </w:rPr>
+              <w:t xml:space="preserve">С грузом</w:t>
+            </w:r>
+          </w:p>
+        </w:tc>
+        <w:tc>
+          <w:tcPr>
+            <w:shd w:fill="auto" w:val="clear"/>
+            <w:tcMar>
+              <w:top w:w="100.0" w:type="dxa"/>
+              <w:left w:w="100.0" w:type="dxa"/>
+              <w:bottom w:w="100.0" w:type="dxa"/>
+              <w:right w:w="100.0" w:type="dxa"/>
+            </w:tcMar>
+            <w:vAlign w:val="center"/>
+          </w:tcPr>
+          <w:p>
+            <w:pPr>
+              <w:keepNext w:val="0"/>
+              <w:keepLines w:val="0"/>
+              <w:pageBreakBefore w:val="0"/>
+              <w:widowControl w:val="0"/>
+              <w:pBdr>
+                <w:top w:space="0" w:sz="0" w:val="nil"/>
+                <w:left w:space="0" w:sz="0" w:val="nil"/>
+                <w:bottom w:space="0" w:sz="0" w:val="nil"/>
+                <w:right w:space="0" w:sz="0" w:val="nil"/>
+                <w:between w:space="0" w:sz="0" w:val="nil"/>
+              </w:pBdr>
+              <w:shd w:fill="auto" w:val="clear"/>
+              <w:spacing w:after="0" w:before="0" w:line="240" w:lineRule="auto"/>
+              <w:ind w:left="0" w:right="0" w:firstLine="0"/>
+              <w:jc w:val="center"/>
+              <w:rPr>
+                <w:rFonts w:ascii="Times New Roman" w:cs="Times New Roman" w:eastAsia="Times New Roman" w:hAnsi="Times New Roman"/>
+                <w:sz w:val="20"/>
+                <w:szCs w:val="20"/>
+              </w:rPr>
+            </w:pPr>
+            <w:r>
+              <w:rPr>
+                <w:rFonts w:ascii="Times New Roman" w:cs="Times New Roman" w:eastAsia="Times New Roman" w:hAnsi="Times New Roman"/>
+                <w:sz w:val="20"/>
+                <w:szCs w:val="20"/>
+                <w:rtl w:val="0"/>
+              </w:rPr>
+              <w:t xml:space="preserve">Без груза</w:t>
+            </w:r>
+          </w:p>
+        </w:tc>
+        <w:tc>
+          <w:tcPr>
+            <w:shd w:fill="auto" w:val="clear"/>
+            <w:tcMar>
+              <w:top w:w="100.0" w:type="dxa"/>
+              <w:left w:w="100.0" w:type="dxa"/>
+              <w:bottom w:w="100.0" w:type="dxa"/>
+              <w:right w:w="100.0" w:type="dxa"/>
+            </w:tcMar>
+            <w:vAlign w:val="center"/>
+          </w:tcPr>
+          <w:p>
+            <w:pPr>
+              <w:keepNext w:val="0"/>
+              <w:keepLines w:val="0"/>
+              <w:pageBreakBefore w:val="0"/>
+              <w:widowControl w:val="0"/>
+              <w:pBdr>
+                <w:top w:space="0" w:sz="0" w:val="nil"/>
+                <w:left w:space="0" w:sz="0" w:val="nil"/>
+                <w:bottom w:space="0" w:sz="0" w:val="nil"/>
+                <w:right w:space="0" w:sz="0" w:val="nil"/>
+                <w:between w:space="0" w:sz="0" w:val="nil"/>
+              </w:pBdr>
+              <w:shd w:fill="auto" w:val="clear"/>
+              <w:spacing w:after="0" w:before="0" w:line="240" w:lineRule="auto"/>
+              <w:ind w:left="0" w:right="0" w:firstLine="0"/>
+              <w:jc w:val="center"/>
+              <w:rPr>
+                <w:rFonts w:ascii="Times New Roman" w:cs="Times New Roman" w:eastAsia="Times New Roman" w:hAnsi="Times New Roman"/>
+                <w:sz w:val="20"/>
+                <w:szCs w:val="20"/>
+              </w:rPr>
+            </w:pPr>
+            <w:r>
+              <w:rPr>
+                <w:rFonts w:ascii="Times New Roman" w:cs="Times New Roman" w:eastAsia="Times New Roman" w:hAnsi="Times New Roman"/>
+                <w:sz w:val="20"/>
+                <w:szCs w:val="20"/>
+                <w:rtl w:val="0"/>
+              </w:rPr>
+              <w:t xml:space="preserve">С прицепом</w:t>
+            </w:r>
+          </w:p>
+        </w:tc>
+        <w:tc>
+          <w:tcPr>
+            <w:shd w:fill="auto" w:val="clear"/>
+            <w:tcMar>
+              <w:top w:w="100.0" w:type="dxa"/>
+              <w:left w:w="100.0" w:type="dxa"/>
+              <w:bottom w:w="100.0" w:type="dxa"/>
+              <w:right w:w="100.0" w:type="dxa"/>
+            </w:tcMar>
+            <w:vAlign w:val="center"/>
+          </w:tcPr>
+          <w:p>
+            <w:pPr>
+              <w:keepNext w:val="0"/>
+              <w:keepLines w:val="0"/>
+              <w:pageBreakBefore w:val="0"/>
+              <w:widowControl w:val="0"/>
+              <w:pBdr>
+                <w:top w:space="0" w:sz="0" w:val="nil"/>
+                <w:left w:space="0" w:sz="0" w:val="nil"/>
+                <w:bottom w:space="0" w:sz="0" w:val="nil"/>
+                <w:right w:space="0" w:sz="0" w:val="nil"/>
+                <w:between w:space="0" w:sz="0" w:val="nil"/>
+              </w:pBdr>
+              <w:shd w:fill="auto" w:val="clear"/>
+              <w:spacing w:after="0" w:before="0" w:line="240" w:lineRule="auto"/>
+              <w:ind w:left="0" w:right="0" w:firstLine="0"/>
+              <w:jc w:val="center"/>
+              <w:rPr>
+                <w:rFonts w:ascii="Times New Roman" w:cs="Times New Roman" w:eastAsia="Times New Roman" w:hAnsi="Times New Roman"/>
+                <w:sz w:val="20"/>
+                <w:szCs w:val="20"/>
+              </w:rPr>
+            </w:pPr>
+            <w:r>
+              <w:rPr>
+                <w:rFonts w:ascii="Times New Roman" w:cs="Times New Roman" w:eastAsia="Times New Roman" w:hAnsi="Times New Roman"/>
+                <w:sz w:val="20"/>
+                <w:szCs w:val="20"/>
+                <w:rtl w:val="0"/>
+              </w:rPr>
+              <w:t xml:space="preserve">Всего</w:t>
+            </w:r>
+          </w:p>
+        </w:tc>
+        <w:tc>
+          <w:tcPr>
+            <w:shd w:fill="auto" w:val="clear"/>
+            <w:tcMar>
+              <w:top w:w="100.0" w:type="dxa"/>
+              <w:left w:w="100.0" w:type="dxa"/>
+              <w:bottom w:w="100.0" w:type="dxa"/>
+              <w:right w:w="100.0" w:type="dxa"/>
+            </w:tcMar>
+            <w:vAlign w:val="center"/>
+          </w:tcPr>
+          <w:p>
+            <w:pPr>
+              <w:keepNext w:val="0"/>
+              <w:keepLines w:val="0"/>
+              <w:pageBreakBefore w:val="0"/>
+              <w:widowControl w:val="0"/>
+              <w:pBdr>
+                <w:top w:space="0" w:sz="0" w:val="nil"/>
+                <w:left w:space="0" w:sz="0" w:val="nil"/>
+                <w:bottom w:space="0" w:sz="0" w:val="nil"/>
+                <w:right w:space="0" w:sz="0" w:val="nil"/>
+                <w:between w:space="0" w:sz="0" w:val="nil"/>
+              </w:pBdr>
+              <w:shd w:fill="auto" w:val="clear"/>
+              <w:spacing w:after="0" w:before="0" w:line="240" w:lineRule="auto"/>
+              <w:ind w:left="0" w:right="0" w:firstLine="0"/>
+              <w:jc w:val="center"/>
+              <w:rPr>
+                <w:rFonts w:ascii="Times New Roman" w:cs="Times New Roman" w:eastAsia="Times New Roman" w:hAnsi="Times New Roman"/>
+                <w:sz w:val="20"/>
+                <w:szCs w:val="20"/>
+              </w:rPr>
+            </w:pPr>
+            <w:r>
+              <w:rPr>
+                <w:rFonts w:ascii="Times New Roman" w:cs="Times New Roman" w:eastAsia="Times New Roman" w:hAnsi="Times New Roman"/>
+                <w:sz w:val="20"/>
+                <w:szCs w:val="20"/>
+                <w:rtl w:val="0"/>
+              </w:rPr>
+              <w:t xml:space="preserve">На месте</w:t>
+            </w:r>
+          </w:p>
+        </w:tc>
+        <w:tc>
+          <w:tcPr>
+            <w:shd w:fill="auto" w:val="clear"/>
+            <w:tcMar>
+              <w:top w:w="100.0" w:type="dxa"/>
+              <w:left w:w="100.0" w:type="dxa"/>
+              <w:bottom w:w="100.0" w:type="dxa"/>
+              <w:right w:w="100.0" w:type="dxa"/>
+            </w:tcMar>
+            <w:vAlign w:val="center"/>
+          </w:tcPr>
+          <w:p>
+            <w:pPr>
+              <w:keepNext w:val="0"/>
+              <w:keepLines w:val="0"/>
+              <w:pageBreakBefore w:val="0"/>
+              <w:widowControl w:val="0"/>
+              <w:pBdr>
+                <w:top w:space="0" w:sz="0" w:val="nil"/>
+                <w:left w:space="0" w:sz="0" w:val="nil"/>
+                <w:bottom w:space="0" w:sz="0" w:val="nil"/>
+                <w:right w:space="0" w:sz="0" w:val="nil"/>
+                <w:between w:space="0" w:sz="0" w:val="nil"/>
+              </w:pBdr>
+              <w:shd w:fill="auto" w:val="clear"/>
+              <w:spacing w:after="0" w:before="0" w:line="240" w:lineRule="auto"/>
+              <w:ind w:left="0" w:right="0" w:firstLine="0"/>
+              <w:jc w:val="center"/>
+              <w:rPr>
+                <w:rFonts w:ascii="Times New Roman" w:cs="Times New Roman" w:eastAsia="Times New Roman" w:hAnsi="Times New Roman"/>
+                <w:sz w:val="20"/>
+                <w:szCs w:val="20"/>
+              </w:rPr>
+            </w:pPr>
+            <w:r>
+              <w:rPr>
+                <w:rFonts w:ascii="Times New Roman" w:cs="Times New Roman" w:eastAsia="Times New Roman" w:hAnsi="Times New Roman"/>
+                <w:sz w:val="20"/>
+                <w:szCs w:val="20"/>
+                <w:rtl w:val="0"/>
+              </w:rPr>
+              <w:t xml:space="preserve">В движении</w:t>
+            </w:r>
+          </w:p>
+        </w:tc>
+        <w:tc>
+          <w:tcPr>
+            <w:shd w:fill="auto" w:val="clear"/>
+            <w:tcMar>
+              <w:top w:w="100.0" w:type="dxa"/>
+              <w:left w:w="100.0" w:type="dxa"/>
+              <w:bottom w:w="100.0" w:type="dxa"/>
+              <w:right w:w="100.0" w:type="dxa"/>
+            </w:tcMar>
+            <w:vAlign w:val="center"/>
+          </w:tcPr>
+          <w:p>
+            <w:pPr>
+              <w:keepNext w:val="0"/>
+              <w:keepLines w:val="0"/>
+              <w:pageBreakBefore w:val="0"/>
+              <w:widowControl w:val="0"/>
+              <w:pBdr>
+                <w:top w:space="0" w:sz="0" w:val="nil"/>
+                <w:left w:space="0" w:sz="0" w:val="nil"/>
+                <w:bottom w:space="0" w:sz="0" w:val="nil"/>
+                <w:right w:space="0" w:sz="0" w:val="nil"/>
+                <w:between w:space="0" w:sz="0" w:val="nil"/>
+              </w:pBdr>
+              <w:shd w:fill="auto" w:val="clear"/>
+              <w:spacing w:after="0" w:before="0" w:line="240" w:lineRule="auto"/>
+              <w:ind w:left="0" w:right="0" w:firstLine="0"/>
+              <w:jc w:val="center"/>
+              <w:rPr>
+                <w:rFonts w:ascii="Times New Roman" w:cs="Times New Roman" w:eastAsia="Times New Roman" w:hAnsi="Times New Roman"/>
+                <w:sz w:val="20"/>
+                <w:szCs w:val="20"/>
+              </w:rPr>
+            </w:pPr>
+            <w:r>
+              <w:rPr>
+                <w:rFonts w:ascii="Times New Roman" w:cs="Times New Roman" w:eastAsia="Times New Roman" w:hAnsi="Times New Roman"/>
+                <w:sz w:val="20"/>
+                <w:szCs w:val="20"/>
+                <w:rtl w:val="0"/>
+              </w:rPr>
+              <w:t xml:space="preserve">Всего</w:t>
+            </w:r>
+          </w:p>
+        </w:tc>
+        <w:tc>
+          <w:tcPr>
+            <w:vMerge w:val="continue"/>
+            <w:shd w:fill="auto" w:val="clear"/>
+            <w:tcMar>
+              <w:top w:w="100.0" w:type="dxa"/>
+              <w:left w:w="100.0" w:type="dxa"/>
+              <w:bottom w:w="100.0" w:type="dxa"/>
+              <w:right w:w="100.0" w:type="dxa"/>
+            </w:tcMar>
+            <w:vAlign w:val="center"/>
+          </w:tcPr>
+          <w:p>
+            <w:pPr>
+              <w:keepNext w:val="0"/>
+              <w:keepLines w:val="0"/>
+              <w:pageBreakBefore w:val="0"/>
+              <w:widowControl w:val="0"/>
+              <w:pBdr>
+                <w:top w:space="0" w:sz="0" w:val="nil"/>
+                <w:left w:space="0" w:sz="0" w:val="nil"/>
+                <w:bottom w:space="0" w:sz="0" w:val="nil"/>
+                <w:right w:space="0" w:sz="0" w:val="nil"/>
+                <w:between w:space="0" w:sz="0" w:val="nil"/>
+              </w:pBdr>
+              <w:shd w:fill="auto" w:val="clear"/>
+              <w:spacing w:after="0" w:before="0" w:line="240" w:lineRule="auto"/>
+              <w:ind w:left="0" w:right="0" w:firstLine="0"/>
+              <w:jc w:val="left"/>
+              <w:rPr>
+                <w:rFonts w:ascii="Times New Roman" w:cs="Times New Roman" w:eastAsia="Times New Roman" w:hAnsi="Times New Roman"/>
+                <w:b w:val="1"/>
+                <w:bCs w:val="1"/>
+                <w:sz w:val="28"/>
+                <w:szCs w:val="28"/>
+              </w:rPr>
+            </w:pPr>
+            <w:r>
+              <w:rPr>
+                <w:rtl w:val="0"/>
+              </w:rPr>
+            </w:r>
+          </w:p>
+        </w:tc>
+      </w:tr>
+      <w:tr>
+        <w:trPr>
+          <w:cantSplit w:val="0"/>
+          <w:trHeight w:val="480" w:hRule="atLeast"/>
+          <w:tblHeader w:val="0"/>
+        </w:trPr>
+        <w:tc>
+          <w:tcPr>
+            <w:shd w:fill="auto" w:val="clear"/>
+            <w:tcMar>
+              <w:top w:w="100.0" w:type="dxa"/>
+              <w:left w:w="100.0" w:type="dxa"/>
+              <w:bottom w:w="100.0" w:type="dxa"/>
+              <w:right w:w="100.0" w:type="dxa"/>
+            </w:tcMar>
+            <w:vAlign w:val="top"/>
+          </w:tcPr>
+          <w:p>
+            <w:pPr>
+              <w:keepNext w:val="0"/>
+              <w:keepLines w:val="0"/>
+              <w:pageBreakBefore w:val="0"/>
+              <w:widowControl w:val="0"/>
+              <w:numPr>
+                <w:ilvl w:val="0"/>
+                <w:numId w:val="1"/>
+              </w:numPr>
+              <w:pBdr>
+                <w:top w:space="0" w:sz="0" w:val="nil"/>
+                <w:left w:space="0" w:sz="0" w:val="nil"/>
+                <w:bottom w:space="0" w:sz="0" w:val="nil"/>
+                <w:right w:space="0" w:sz="0" w:val="nil"/>
+                <w:between w:space="0" w:sz="0" w:val="nil"/>
+              </w:pBdr>
+              <w:shd w:fill="auto" w:val="clear"/>
+              <w:spacing w:after="0" w:before="0" w:line="240" w:lineRule="auto"/>
+              <w:ind w:left="720" w:right="0" w:hanging="360"/>
+              <w:jc w:val="center"/>
+              <w:rPr>
+                <w:rFonts w:ascii="Times New Roman" w:cs="Times New Roman" w:eastAsia="Times New Roman" w:hAnsi="Times New Roman"/>
+                <w:b w:val="1"/>
+                <w:bCs w:val="1"/>
+                <w:sz w:val="20"/>
+                <w:szCs w:val="20"/>
+              </w:rPr>
+            </w:pPr>
+            <w:r>
+              <w:rPr>
+                <w:rtl w:val="0"/>
+              </w:rPr>
+            </w:r>
+          </w:p>
+        </w:tc>
+        <w:tc>
+          <w:tcPr>
+            <w:shd w:fill="auto" w:val="clear"/>
+            <w:tcMar>
+              <w:top w:w="100.0" w:type="dxa"/>
+              <w:left w:w="100.0" w:type="dxa"/>
+              <w:bottom w:w="100.0" w:type="dxa"/>
+              <w:right w:w="100.0" w:type="dxa"/>
+            </w:tcMar>
+            <w:vAlign w:val="top"/>
+          </w:tcPr>
+          <w:p>
+            <w:pPr>
+              <w:keepNext w:val="0"/>
+              <w:keepLines w:val="0"/>
+              <w:pageBreakBefore w:val="0"/>
+              <w:widowControl w:val="0"/>
+              <w:numPr>
+                <w:ilvl w:val="0"/>
+                <w:numId w:val="1"/>
+              </w:numPr>
+              <w:pBdr>
+                <w:top w:space="0" w:sz="0" w:val="nil"/>
+                <w:left w:space="0" w:sz="0" w:val="nil"/>
+                <w:bottom w:space="0" w:sz="0" w:val="nil"/>
+                <w:right w:space="0" w:sz="0" w:val="nil"/>
+                <w:between w:space="0" w:sz="0" w:val="nil"/>
+              </w:pBdr>
+              <w:shd w:fill="auto" w:val="clear"/>
+              <w:spacing w:after="0" w:before="0" w:line="240" w:lineRule="auto"/>
+              <w:ind w:left="720" w:right="0" w:hanging="360"/>
+              <w:jc w:val="center"/>
+              <w:rPr>
+                <w:rFonts w:ascii="Times New Roman" w:cs="Times New Roman" w:eastAsia="Times New Roman" w:hAnsi="Times New Roman"/>
+                <w:b w:val="1"/>
+                <w:bCs w:val="1"/>
+                <w:sz w:val="20"/>
+                <w:szCs w:val="20"/>
+              </w:rPr>
+            </w:pPr>
+            <w:r>
+              <w:rPr>
+                <w:rtl w:val="0"/>
+              </w:rPr>
+            </w:r>
+          </w:p>
+        </w:tc>
+        <w:tc>
+          <w:tcPr>
+            <w:shd w:fill="auto" w:val="clear"/>
+            <w:tcMar>
+              <w:top w:w="100.0" w:type="dxa"/>
+              <w:left w:w="100.0" w:type="dxa"/>
+              <w:bottom w:w="100.0" w:type="dxa"/>
+              <w:right w:w="100.0" w:type="dxa"/>
+            </w:tcMar>
+            <w:vAlign w:val="top"/>
+          </w:tcPr>
+          <w:p>
+            <w:pPr>
+              <w:keepNext w:val="0"/>
+              <w:keepLines w:val="0"/>
+              <w:pageBreakBefore w:val="0"/>
+              <w:widowControl w:val="0"/>
+              <w:numPr>
+                <w:ilvl w:val="0"/>
+                <w:numId w:val="1"/>
+              </w:numPr>
+              <w:pBdr>
+                <w:top w:space="0" w:sz="0" w:val="nil"/>
+                <w:left w:space="0" w:sz="0" w:val="nil"/>
+                <w:bottom w:space="0" w:sz="0" w:val="nil"/>
+                <w:right w:space="0" w:sz="0" w:val="nil"/>
+                <w:between w:space="0" w:sz="0" w:val="nil"/>
+              </w:pBdr>
+              <w:shd w:fill="auto" w:val="clear"/>
+              <w:spacing w:after="0" w:before="0" w:line="240" w:lineRule="auto"/>
+              <w:ind w:left="720" w:right="0" w:hanging="360"/>
+              <w:jc w:val="center"/>
+              <w:rPr>
+                <w:rFonts w:ascii="Times New Roman" w:cs="Times New Roman" w:eastAsia="Times New Roman" w:hAnsi="Times New Roman"/>
+                <w:b w:val="1"/>
+                <w:bCs w:val="1"/>
+                <w:sz w:val="20"/>
+                <w:szCs w:val="20"/>
+              </w:rPr>
+            </w:pPr>
+            <w:r>
+              <w:rPr>
+                <w:rtl w:val="0"/>
+              </w:rPr>
+            </w:r>
+          </w:p>
+        </w:tc>
+        <w:tc>
+          <w:tcPr>
+            <w:shd w:fill="auto" w:val="clear"/>
+            <w:tcMar>
+              <w:top w:w="100.0" w:type="dxa"/>
+              <w:left w:w="100.0" w:type="dxa"/>
+              <w:bottom w:w="100.0" w:type="dxa"/>
+              <w:right w:w="100.0" w:type="dxa"/>
+            </w:tcMar>
+            <w:vAlign w:val="top"/>
+          </w:tcPr>
+          <w:p>
+            <w:pPr>
+              <w:keepNext w:val="0"/>
+              <w:keepLines w:val="0"/>
+              <w:pageBreakBefore w:val="0"/>
+              <w:widowControl w:val="0"/>
+              <w:numPr>
+                <w:ilvl w:val="0"/>
+                <w:numId w:val="1"/>
+              </w:numPr>
+              <w:pBdr>
+                <w:top w:space="0" w:sz="0" w:val="nil"/>
+                <w:left w:space="0" w:sz="0" w:val="nil"/>
+                <w:bottom w:space="0" w:sz="0" w:val="nil"/>
+                <w:right w:space="0" w:sz="0" w:val="nil"/>
+                <w:between w:space="0" w:sz="0" w:val="nil"/>
+              </w:pBdr>
+              <w:shd w:fill="auto" w:val="clear"/>
+              <w:spacing w:after="0" w:before="0" w:line="240" w:lineRule="auto"/>
+              <w:ind w:left="720" w:right="0" w:hanging="360"/>
+              <w:jc w:val="center"/>
+              <w:rPr>
+                <w:rFonts w:ascii="Times New Roman" w:cs="Times New Roman" w:eastAsia="Times New Roman" w:hAnsi="Times New Roman"/>
+                <w:b w:val="1"/>
+                <w:bCs w:val="1"/>
+                <w:sz w:val="20"/>
+                <w:szCs w:val="20"/>
+              </w:rPr>
+            </w:pPr>
+            <w:r>
+              <w:rPr>
+                <w:rtl w:val="0"/>
+              </w:rPr>
+            </w:r>
+          </w:p>
+        </w:tc>
+        <w:tc>
+          <w:tcPr>
+            <w:shd w:fill="auto" w:val="clear"/>
+            <w:tcMar>
+              <w:top w:w="100.0" w:type="dxa"/>
+              <w:left w:w="100.0" w:type="dxa"/>
+              <w:bottom w:w="100.0" w:type="dxa"/>
+              <w:right w:w="100.0" w:type="dxa"/>
+            </w:tcMar>
+            <w:vAlign w:val="top"/>
+          </w:tcPr>
+          <w:p>
+            <w:pPr>
+              <w:keepNext w:val="0"/>
+              <w:keepLines w:val="0"/>
+              <w:pageBreakBefore w:val="0"/>
+              <w:widowControl w:val="0"/>
+              <w:numPr>
+                <w:ilvl w:val="0"/>
+                <w:numId w:val="1"/>
+              </w:numPr>
+              <w:pBdr>
+                <w:top w:space="0" w:sz="0" w:val="nil"/>
+                <w:left w:space="0" w:sz="0" w:val="nil"/>
+                <w:bottom w:space="0" w:sz="0" w:val="nil"/>
+                <w:right w:space="0" w:sz="0" w:val="nil"/>
+                <w:between w:space="0" w:sz="0" w:val="nil"/>
+              </w:pBdr>
+              <w:shd w:fill="auto" w:val="clear"/>
+              <w:spacing w:after="0" w:before="0" w:line="240" w:lineRule="auto"/>
+              <w:ind w:left="720" w:right="0" w:hanging="360"/>
+              <w:jc w:val="center"/>
+              <w:rPr>
+                <w:rFonts w:ascii="Times New Roman" w:cs="Times New Roman" w:eastAsia="Times New Roman" w:hAnsi="Times New Roman"/>
+                <w:b w:val="1"/>
+                <w:bCs w:val="1"/>
+                <w:sz w:val="20"/>
+                <w:szCs w:val="20"/>
+              </w:rPr>
+            </w:pPr>
+            <w:r>
+              <w:rPr>
+                <w:rtl w:val="0"/>
+              </w:rPr>
+            </w:r>
+          </w:p>
+        </w:tc>
+        <w:tc>
+          <w:tcPr>
+            <w:shd w:fill="auto" w:val="clear"/>
+            <w:tcMar>
+              <w:top w:w="100.0" w:type="dxa"/>
+              <w:left w:w="100.0" w:type="dxa"/>
+              <w:bottom w:w="100.0" w:type="dxa"/>
+              <w:right w:w="100.0" w:type="dxa"/>
+            </w:tcMar>
+            <w:vAlign w:val="top"/>
+          </w:tcPr>
+          <w:p>
+            <w:pPr>
+              <w:keepNext w:val="0"/>
+              <w:keepLines w:val="0"/>
+              <w:pageBreakBefore w:val="0"/>
+              <w:widowControl w:val="0"/>
+              <w:numPr>
+                <w:ilvl w:val="0"/>
+                <w:numId w:val="1"/>
+              </w:numPr>
+              <w:pBdr>
+                <w:top w:space="0" w:sz="0" w:val="nil"/>
+                <w:left w:space="0" w:sz="0" w:val="nil"/>
+                <w:bottom w:space="0" w:sz="0" w:val="nil"/>
+                <w:right w:space="0" w:sz="0" w:val="nil"/>
+                <w:between w:space="0" w:sz="0" w:val="nil"/>
+              </w:pBdr>
+              <w:shd w:fill="auto" w:val="clear"/>
+              <w:spacing w:after="0" w:before="0" w:line="240" w:lineRule="auto"/>
+              <w:ind w:left="720" w:right="0" w:hanging="360"/>
+              <w:jc w:val="center"/>
+              <w:rPr>
+                <w:rFonts w:ascii="Times New Roman" w:cs="Times New Roman" w:eastAsia="Times New Roman" w:hAnsi="Times New Roman"/>
+                <w:b w:val="1"/>
+                <w:bCs w:val="1"/>
+                <w:sz w:val="20"/>
+                <w:szCs w:val="20"/>
+              </w:rPr>
+            </w:pPr>
+            <w:r>
+              <w:rPr>
+                <w:rtl w:val="0"/>
+              </w:rPr>
+            </w:r>
+          </w:p>
+        </w:tc>
+        <w:tc>
+          <w:tcPr>
+            <w:shd w:fill="auto" w:val="clear"/>
+            <w:tcMar>
+              <w:top w:w="100.0" w:type="dxa"/>
+              <w:left w:w="100.0" w:type="dxa"/>
+              <w:bottom w:w="100.0" w:type="dxa"/>
+              <w:right w:w="100.0" w:type="dxa"/>
+            </w:tcMar>
+            <w:vAlign w:val="top"/>
+          </w:tcPr>
+          <w:p>
+            <w:pPr>
+              <w:keepNext w:val="0"/>
+              <w:keepLines w:val="0"/>
+              <w:pageBreakBefore w:val="0"/>
+              <w:widowControl w:val="0"/>
+              <w:numPr>
+                <w:ilvl w:val="0"/>
+                <w:numId w:val="1"/>
+              </w:numPr>
+              <w:pBdr>
+                <w:top w:space="0" w:sz="0" w:val="nil"/>
+                <w:left w:space="0" w:sz="0" w:val="nil"/>
+                <w:bottom w:space="0" w:sz="0" w:val="nil"/>
+                <w:right w:space="0" w:sz="0" w:val="nil"/>
+                <w:between w:space="0" w:sz="0" w:val="nil"/>
+              </w:pBdr>
+              <w:shd w:fill="auto" w:val="clear"/>
+              <w:spacing w:after="0" w:before="0" w:line="240" w:lineRule="auto"/>
+              <w:ind w:left="720" w:right="0" w:hanging="360"/>
+              <w:jc w:val="center"/>
+              <w:rPr>
+                <w:rFonts w:ascii="Times New Roman" w:cs="Times New Roman" w:eastAsia="Times New Roman" w:hAnsi="Times New Roman"/>
+                <w:b w:val="1"/>
+                <w:bCs w:val="1"/>
+                <w:sz w:val="20"/>
+                <w:szCs w:val="20"/>
+              </w:rPr>
+            </w:pPr>
+            <w:r>
+              <w:rPr>
+                <w:rtl w:val="0"/>
+              </w:rPr>
+            </w:r>
+          </w:p>
+        </w:tc>
+        <w:tc>
+          <w:tcPr>
+            <w:shd w:fill="auto" w:val="clear"/>
+            <w:tcMar>
+              <w:top w:w="100.0" w:type="dxa"/>
+              <w:left w:w="100.0" w:type="dxa"/>
+              <w:bottom w:w="100.0" w:type="dxa"/>
+              <w:right w:w="100.0" w:type="dxa"/>
+            </w:tcMar>
+            <w:vAlign w:val="top"/>
+          </w:tcPr>
+          <w:p>
+            <w:pPr>
+              <w:keepNext w:val="0"/>
+              <w:keepLines w:val="0"/>
+              <w:pageBreakBefore w:val="0"/>
+              <w:widowControl w:val="0"/>
+              <w:numPr>
+                <w:ilvl w:val="0"/>
+                <w:numId w:val="1"/>
+              </w:numPr>
+              <w:pBdr>
+                <w:top w:space="0" w:sz="0" w:val="nil"/>
+                <w:left w:space="0" w:sz="0" w:val="nil"/>
+                <w:bottom w:space="0" w:sz="0" w:val="nil"/>
+                <w:right w:space="0" w:sz="0" w:val="nil"/>
+                <w:between w:space="0" w:sz="0" w:val="nil"/>
+              </w:pBdr>
+              <w:shd w:fill="auto" w:val="clear"/>
+              <w:spacing w:after="0" w:before="0" w:line="240" w:lineRule="auto"/>
+              <w:ind w:left="720" w:right="0" w:hanging="360"/>
+              <w:jc w:val="center"/>
+              <w:rPr>
+                <w:rFonts w:ascii="Times New Roman" w:cs="Times New Roman" w:eastAsia="Times New Roman" w:hAnsi="Times New Roman"/>
+                <w:b w:val="1"/>
+                <w:bCs w:val="1"/>
+                <w:sz w:val="20"/>
+                <w:szCs w:val="20"/>
+              </w:rPr>
+            </w:pPr>
+            <w:r>
+              <w:rPr>
+                <w:rtl w:val="0"/>
+              </w:rPr>
+            </w:r>
+          </w:p>
+        </w:tc>
+        <w:tc>
+          <w:tcPr>
+            <w:shd w:fill="auto" w:val="clear"/>
+            <w:tcMar>
+              <w:top w:w="100.0" w:type="dxa"/>
+              <w:left w:w="100.0" w:type="dxa"/>
+              <w:bottom w:w="100.0" w:type="dxa"/>
+              <w:right w:w="100.0" w:type="dxa"/>
+            </w:tcMar>
+            <w:vAlign w:val="top"/>
+          </w:tcPr>
+          <w:p>
+            <w:pPr>
+              <w:keepNext w:val="0"/>
+              <w:keepLines w:val="0"/>
+              <w:pageBreakBefore w:val="0"/>
+              <w:widowControl w:val="0"/>
+              <w:numPr>
+                <w:ilvl w:val="0"/>
+                <w:numId w:val="1"/>
+              </w:numPr>
+              <w:pBdr>
+                <w:top w:space="0" w:sz="0" w:val="nil"/>
+                <w:left w:space="0" w:sz="0" w:val="nil"/>
+                <w:bottom w:space="0" w:sz="0" w:val="nil"/>
+                <w:right w:space="0" w:sz="0" w:val="nil"/>
+                <w:between w:space="0" w:sz="0" w:val="nil"/>
+              </w:pBdr>
+              <w:shd w:fill="auto" w:val="clear"/>
+              <w:spacing w:after="0" w:before="0" w:line="240" w:lineRule="auto"/>
+              <w:ind w:left="720" w:right="0" w:hanging="360"/>
+              <w:jc w:val="center"/>
+              <w:rPr>
+                <w:rFonts w:ascii="Times New Roman" w:cs="Times New Roman" w:eastAsia="Times New Roman" w:hAnsi="Times New Roman"/>
+                <w:b w:val="1"/>
+                <w:bCs w:val="1"/>
+                <w:sz w:val="20"/>
+                <w:szCs w:val="20"/>
+              </w:rPr>
+            </w:pPr>
+            <w:r>
+              <w:rPr>
+                <w:rtl w:val="0"/>
+              </w:rPr>
+            </w:r>
+          </w:p>
+        </w:tc>
+        <w:tc>
+          <w:tcPr>
+            <w:shd w:fill="auto" w:val="clear"/>
+            <w:tcMar>
+              <w:top w:w="100.0" w:type="dxa"/>
+              <w:left w:w="100.0" w:type="dxa"/>
+              <w:bottom w:w="100.0" w:type="dxa"/>
+              <w:right w:w="100.0" w:type="dxa"/>
+            </w:tcMar>
+            <w:vAlign w:val="top"/>
+          </w:tcPr>
+          <w:p>
+            <w:pPr>
+              <w:keepNext w:val="0"/>
+              <w:keepLines w:val="0"/>
+              <w:pageBreakBefore w:val="0"/>
+              <w:widowControl w:val="0"/>
+              <w:numPr>
+                <w:ilvl w:val="0"/>
+                <w:numId w:val="1"/>
+              </w:numPr>
+              <w:pBdr>
+                <w:top w:space="0" w:sz="0" w:val="nil"/>
+                <w:left w:space="0" w:sz="0" w:val="nil"/>
+                <w:bottom w:space="0" w:sz="0" w:val="nil"/>
+                <w:right w:space="0" w:sz="0" w:val="nil"/>
+                <w:between w:space="0" w:sz="0" w:val="nil"/>
+              </w:pBdr>
+              <w:shd w:fill="auto" w:val="clear"/>
+              <w:spacing w:after="0" w:before="0" w:line="240" w:lineRule="auto"/>
+              <w:ind w:left="720" w:right="0" w:hanging="360"/>
+              <w:jc w:val="center"/>
+              <w:rPr>
+                <w:rFonts w:ascii="Times New Roman" w:cs="Times New Roman" w:eastAsia="Times New Roman" w:hAnsi="Times New Roman"/>
+                <w:b w:val="1"/>
+                <w:bCs w:val="1"/>
+                <w:sz w:val="20"/>
+                <w:szCs w:val="20"/>
+              </w:rPr>
+            </w:pPr>
+            <w:r>
+              <w:rPr>
+                <w:rtl w:val="0"/>
+              </w:rPr>
+            </w:r>
+          </w:p>
+        </w:tc>
+        <w:tc>
+          <w:tcPr>
+            <w:shd w:fill="auto" w:val="clear"/>
+            <w:tcMar>
+              <w:top w:w="100.0" w:type="dxa"/>
+              <w:left w:w="100.0" w:type="dxa"/>
+              <w:bottom w:w="100.0" w:type="dxa"/>
+              <w:right w:w="100.0" w:type="dxa"/>
+            </w:tcMar>
+            <w:vAlign w:val="top"/>
+          </w:tcPr>
+          <w:p>
+            <w:pPr>
+              <w:keepNext w:val="0"/>
+              <w:keepLines w:val="0"/>
+              <w:pageBreakBefore w:val="0"/>
+              <w:widowControl w:val="0"/>
+              <w:numPr>
+                <w:ilvl w:val="0"/>
+                <w:numId w:val="1"/>
+              </w:numPr>
+              <w:pBdr>
+                <w:top w:space="0" w:sz="0" w:val="nil"/>
+                <w:left w:space="0" w:sz="0" w:val="nil"/>
+                <w:bottom w:space="0" w:sz="0" w:val="nil"/>
+                <w:right w:space="0" w:sz="0" w:val="nil"/>
+                <w:between w:space="0" w:sz="0" w:val="nil"/>
+              </w:pBdr>
+              <w:shd w:fill="auto" w:val="clear"/>
+              <w:spacing w:after="0" w:before="0" w:line="240" w:lineRule="auto"/>
+              <w:ind w:left="720" w:right="0" w:hanging="360"/>
+              <w:jc w:val="center"/>
+              <w:rPr>
+                <w:rFonts w:ascii="Times New Roman" w:cs="Times New Roman" w:eastAsia="Times New Roman" w:hAnsi="Times New Roman"/>
+                <w:b w:val="1"/>
+                <w:bCs w:val="1"/>
+                <w:sz w:val="20"/>
+                <w:szCs w:val="20"/>
+              </w:rPr>
+            </w:pPr>
+            <w:r>
+              <w:rPr>
+                <w:rtl w:val="0"/>
+              </w:rPr>
+            </w:r>
+          </w:p>
+        </w:tc>
+      </w:tr>
+      <w:tr>
+        <w:trPr>
+          <w:cantSplit w:val="0"/>
+          <w:tblHeader w:val="0"/>
+        </w:trPr>
+        <w:tc>
+          <w:tcPr>
+            <w:shd w:fill="auto" w:val="clear"/>
+            <w:tcMar>
+              <w:top w:w="100.0" w:type="dxa"/>
+              <w:left w:w="100.0" w:type="dxa"/>
+              <w:bottom w:w="100.0" w:type="dxa"/>
+              <w:right w:w="100.0" w:type="dxa"/>
+            </w:tcMar>
+            <w:vAlign w:val="top"/>
+          </w:tcPr>
+          <w:p>
+            <w:pPr>
+              <w:keepNext w:val="0"/>
+              <w:keepLines w:val="0"/>
+              <w:pageBreakBefore w:val="0"/>
+              <w:widowControl w:val="0"/>
+              <w:pBdr>
+                <w:top w:space="0" w:sz="0" w:val="nil"/>
+                <w:left w:space="0" w:sz="0" w:val="nil"/>
+                <w:bottom w:space="0" w:sz="0" w:val="nil"/>
+                <w:right w:space="0" w:sz="0" w:val="nil"/>
+                <w:between w:space="0" w:sz="0" w:val="nil"/>
+              </w:pBdr>
+              <w:shd w:fill="auto" w:val="clear"/>
+              <w:spacing w:after="0" w:before="0" w:line="240" w:lineRule="auto"/>
+              <w:ind w:left="0" w:right="0" w:firstLine="0"/>
+              <w:jc w:val="left"/>
+              <w:rPr>
+                <w:rFonts w:ascii="Times New Roman" w:cs="Times New Roman" w:eastAsia="Times New Roman" w:hAnsi="Times New Roman"/>
+                <w:sz w:val="20"/>
+                <w:szCs w:val="20"/>
+              </w:rPr>
+            </w:pPr>
+            <w:r>
+              <w:rPr>
+                <w:rtl w:val="0"/>
+              </w:rPr>
+            </w:r>
+          </w:p>
+        </w:tc>
+        <w:tc>
+          <w:tcPr>
+            <w:shd w:fill="auto" w:val="clear"/>
+            <w:tcMar>
+              <w:top w:w="100.0" w:type="dxa"/>
+              <w:left w:w="100.0" w:type="dxa"/>
+              <w:bottom w:w="100.0" w:type="dxa"/>
+              <w:right w:w="100.0" w:type="dxa"/>
+            </w:tcMar>
+            <w:vAlign w:val="top"/>
+          </w:tcPr>
+          <w:p>
+            <w:pPr>
+              <w:keepNext w:val="0"/>
+              <w:keepLines w:val="0"/>
+              <w:pageBreakBefore w:val="0"/>
+              <w:widowControl w:val="0"/>
+              <w:pBdr>
+                <w:top w:space="0" w:sz="0" w:val="nil"/>
+                <w:left w:space="0" w:sz="0" w:val="nil"/>
+                <w:bottom w:space="0" w:sz="0" w:val="nil"/>
+                <w:right w:space="0" w:sz="0" w:val="nil"/>
+                <w:between w:space="0" w:sz="0" w:val="nil"/>
+              </w:pBdr>
+              <w:shd w:fill="auto" w:val="clear"/>
+              <w:spacing w:after="0" w:before="0" w:line="240" w:lineRule="auto"/>
+              <w:ind w:left="0" w:right="0" w:firstLine="0"/>
+              <w:jc w:val="left"/>
+              <w:rPr>
+                <w:rFonts w:ascii="Times New Roman" w:cs="Times New Roman" w:eastAsia="Times New Roman" w:hAnsi="Times New Roman"/>
+                <w:sz w:val="20"/>
+                <w:szCs w:val="20"/>
+              </w:rPr>
+            </w:pPr>
+            <w:r>
+              <w:rPr>
+                <w:rtl w:val="0"/>
+              </w:rPr>
+            </w:r>
+          </w:p>
+        </w:tc>
+        <w:tc>
+          <w:tcPr>
+            <w:shd w:fill="auto" w:val="clear"/>
+            <w:tcMar>
+              <w:top w:w="100.0" w:type="dxa"/>
+              <w:left w:w="100.0" w:type="dxa"/>
+              <w:bottom w:w="100.0" w:type="dxa"/>
+              <w:right w:w="100.0" w:type="dxa"/>
+            </w:tcMar>
+            <w:vAlign w:val="top"/>
+          </w:tcPr>
+          <w:p>
+            <w:pPr>
+              <w:keepNext w:val="0"/>
+              <w:keepLines w:val="0"/>
+              <w:pageBreakBefore w:val="0"/>
+              <w:widowControl w:val="0"/>
+              <w:pBdr>
+                <w:top w:space="0" w:sz="0" w:val="nil"/>
+                <w:left w:space="0" w:sz="0" w:val="nil"/>
+                <w:bottom w:space="0" w:sz="0" w:val="nil"/>
+                <w:right w:space="0" w:sz="0" w:val="nil"/>
+                <w:between w:space="0" w:sz="0" w:val="nil"/>
+              </w:pBdr>
+              <w:shd w:fill="auto" w:val="clear"/>
+              <w:spacing w:after="0" w:before="0" w:line="240" w:lineRule="auto"/>
+              <w:ind w:left="0" w:right="0" w:firstLine="0"/>
+              <w:jc w:val="left"/>
+              <w:rPr>
+                <w:rFonts w:ascii="Times New Roman" w:cs="Times New Roman" w:eastAsia="Times New Roman" w:hAnsi="Times New Roman"/>
+                <w:sz w:val="20"/>
+                <w:szCs w:val="20"/>
+              </w:rPr>
+            </w:pPr>
+            <w:r>
+              <w:rPr>
+                <w:rtl w:val="0"/>
+              </w:rPr>
+            </w:r>
+          </w:p>
+        </w:tc>
+        <w:tc>
+          <w:tcPr>
+            <w:shd w:fill="auto" w:val="clear"/>
+            <w:tcMar>
+              <w:top w:w="100.0" w:type="dxa"/>
+              <w:left w:w="100.0" w:type="dxa"/>
+              <w:bottom w:w="100.0" w:type="dxa"/>
+              <w:right w:w="100.0" w:type="dxa"/>
+            </w:tcMar>
+            <w:vAlign w:val="top"/>
+          </w:tcPr>
+          <w:p>
+            <w:pPr>
+              <w:keepNext w:val="0"/>
+              <w:keepLines w:val="0"/>
+              <w:pageBreakBefore w:val="0"/>
+              <w:widowControl w:val="0"/>
+              <w:pBdr>
+                <w:top w:space="0" w:sz="0" w:val="nil"/>
+                <w:left w:space="0" w:sz="0" w:val="nil"/>
+                <w:bottom w:space="0" w:sz="0" w:val="nil"/>
+                <w:right w:space="0" w:sz="0" w:val="nil"/>
+                <w:between w:space="0" w:sz="0" w:val="nil"/>
+              </w:pBdr>
+              <w:shd w:fill="auto" w:val="clear"/>
+              <w:spacing w:after="0" w:before="0" w:line="240" w:lineRule="auto"/>
+              <w:ind w:left="0" w:right="0" w:firstLine="0"/>
+              <w:jc w:val="left"/>
+              <w:rPr>
+                <w:rFonts w:ascii="Times New Roman" w:cs="Times New Roman" w:eastAsia="Times New Roman" w:hAnsi="Times New Roman"/>
+                <w:sz w:val="20"/>
+                <w:szCs w:val="20"/>
+              </w:rPr>
+            </w:pPr>
+            <w:r>
+              <w:rPr>
+                <w:rtl w:val="0"/>
+              </w:rPr>
+            </w:r>
+          </w:p>
+        </w:tc>
+        <w:tc>
+          <w:tcPr>
+            <w:shd w:fill="auto" w:val="clear"/>
+            <w:tcMar>
+              <w:top w:w="100.0" w:type="dxa"/>
+              <w:left w:w="100.0" w:type="dxa"/>
+              <w:bottom w:w="100.0" w:type="dxa"/>
+              <w:right w:w="100.0" w:type="dxa"/>
+            </w:tcMar>
+            <w:vAlign w:val="top"/>
+          </w:tcPr>
+          <w:p>
+            <w:pPr>
+              <w:keepNext w:val="0"/>
+              <w:keepLines w:val="0"/>
+              <w:pageBreakBefore w:val="0"/>
+              <w:widowControl w:val="0"/>
+              <w:pBdr>
+                <w:top w:space="0" w:sz="0" w:val="nil"/>
+                <w:left w:space="0" w:sz="0" w:val="nil"/>
+                <w:bottom w:space="0" w:sz="0" w:val="nil"/>
+                <w:right w:space="0" w:sz="0" w:val="nil"/>
+                <w:between w:space="0" w:sz="0" w:val="nil"/>
+              </w:pBdr>
+              <w:shd w:fill="auto" w:val="clear"/>
+              <w:spacing w:after="0" w:before="0" w:line="240" w:lineRule="auto"/>
+              <w:ind w:left="0" w:right="0" w:firstLine="0"/>
+              <w:jc w:val="left"/>
+              <w:rPr>
+                <w:rFonts w:ascii="Times New Roman" w:cs="Times New Roman" w:eastAsia="Times New Roman" w:hAnsi="Times New Roman"/>
+                <w:sz w:val="20"/>
+                <w:szCs w:val="20"/>
+              </w:rPr>
+            </w:pPr>
+            <w:r>
+              <w:rPr>
+                <w:rtl w:val="0"/>
+              </w:rPr>
+            </w:r>
+          </w:p>
+        </w:tc>
+        <w:tc>
+          <w:tcPr>
+            <w:shd w:fill="auto" w:val="clear"/>
+            <w:tcMar>
+              <w:top w:w="100.0" w:type="dxa"/>
+              <w:left w:w="100.0" w:type="dxa"/>
+              <w:bottom w:w="100.0" w:type="dxa"/>
+              <w:right w:w="100.0" w:type="dxa"/>
+            </w:tcMar>
+            <w:vAlign w:val="top"/>
+          </w:tcPr>
+          <w:p>
+            <w:pPr>
+              <w:keepNext w:val="0"/>
+              <w:keepLines w:val="0"/>
+              <w:pageBreakBefore w:val="0"/>
+              <w:widowControl w:val="0"/>
+              <w:pBdr>
+                <w:top w:space="0" w:sz="0" w:val="nil"/>
+                <w:left w:space="0" w:sz="0" w:val="nil"/>
+                <w:bottom w:space="0" w:sz="0" w:val="nil"/>
+                <w:right w:space="0" w:sz="0" w:val="nil"/>
+                <w:between w:space="0" w:sz="0" w:val="nil"/>
+              </w:pBdr>
+              <w:shd w:fill="auto" w:val="clear"/>
+              <w:spacing w:after="0" w:before="0" w:line="240" w:lineRule="auto"/>
+              <w:ind w:left="0" w:right="0" w:firstLine="0"/>
+              <w:jc w:val="left"/>
+              <w:rPr>
+                <w:rFonts w:ascii="Times New Roman" w:cs="Times New Roman" w:eastAsia="Times New Roman" w:hAnsi="Times New Roman"/>
+                <w:sz w:val="20"/>
+                <w:szCs w:val="20"/>
+              </w:rPr>
+            </w:pPr>
+            <w:r>
+              <w:rPr>
+                <w:rtl w:val="0"/>
+              </w:rPr>
+            </w:r>
+          </w:p>
+        </w:tc>
+        <w:tc>
+          <w:tcPr>
+            <w:shd w:fill="auto" w:val="clear"/>
+            <w:tcMar>
+              <w:top w:w="100.0" w:type="dxa"/>
+              <w:left w:w="100.0" w:type="dxa"/>
+              <w:bottom w:w="100.0" w:type="dxa"/>
+              <w:right w:w="100.0" w:type="dxa"/>
+            </w:tcMar>
+            <w:vAlign w:val="top"/>
+          </w:tcPr>
+          <w:p>
+            <w:pPr>
+              <w:keepNext w:val="0"/>
+              <w:keepLines w:val="0"/>
+              <w:pageBreakBefore w:val="0"/>
+              <w:widowControl w:val="0"/>
+              <w:pBdr>
+                <w:top w:space="0" w:sz="0" w:val="nil"/>
+                <w:left w:space="0" w:sz="0" w:val="nil"/>
+                <w:bottom w:space="0" w:sz="0" w:val="nil"/>
+                <w:right w:space="0" w:sz="0" w:val="nil"/>
+                <w:between w:space="0" w:sz="0" w:val="nil"/>
+              </w:pBdr>
+              <w:shd w:fill="auto" w:val="clear"/>
+              <w:spacing w:after="0" w:before="0" w:line="240" w:lineRule="auto"/>
+              <w:ind w:left="0" w:right="0" w:firstLine="0"/>
+              <w:jc w:val="left"/>
+              <w:rPr>
+                <w:rFonts w:ascii="Times New Roman" w:cs="Times New Roman" w:eastAsia="Times New Roman" w:hAnsi="Times New Roman"/>
+                <w:sz w:val="20"/>
+                <w:szCs w:val="20"/>
+              </w:rPr>
+            </w:pPr>
+            <w:r>
+              <w:rPr>
+                <w:rtl w:val="0"/>
+              </w:rPr>
+            </w:r>
+          </w:p>
+        </w:tc>
+        <w:tc>
+          <w:tcPr>
+            <w:shd w:fill="auto" w:val="clear"/>
+            <w:tcMar>
+              <w:top w:w="100.0" w:type="dxa"/>
+              <w:left w:w="100.0" w:type="dxa"/>
+              <w:bottom w:w="100.0" w:type="dxa"/>
+              <w:right w:w="100.0" w:type="dxa"/>
+            </w:tcMar>
+            <w:vAlign w:val="top"/>
+          </w:tcPr>
+          <w:p>
+            <w:pPr>
+              <w:keepNext w:val="0"/>
+              <w:keepLines w:val="0"/>
+              <w:pageBreakBefore w:val="0"/>
+              <w:widowControl w:val="0"/>
+              <w:pBdr>
+                <w:top w:space="0" w:sz="0" w:val="nil"/>
+                <w:left w:space="0" w:sz="0" w:val="nil"/>
+                <w:bottom w:space="0" w:sz="0" w:val="nil"/>
+                <w:right w:space="0" w:sz="0" w:val="nil"/>
+                <w:between w:space="0" w:sz="0" w:val="nil"/>
+              </w:pBdr>
+              <w:shd w:fill="auto" w:val="clear"/>
+              <w:spacing w:after="0" w:before="0" w:line="240" w:lineRule="auto"/>
+              <w:ind w:left="0" w:right="0" w:firstLine="0"/>
+              <w:jc w:val="left"/>
+              <w:rPr>
+                <w:rFonts w:ascii="Times New Roman" w:cs="Times New Roman" w:eastAsia="Times New Roman" w:hAnsi="Times New Roman"/>
+                <w:sz w:val="20"/>
+                <w:szCs w:val="20"/>
+              </w:rPr>
+            </w:pPr>
+            <w:r>
+              <w:rPr>
+                <w:rtl w:val="0"/>
+              </w:rPr>
+            </w:r>
+          </w:p>
+        </w:tc>
+        <w:tc>
+          <w:tcPr>
+            <w:shd w:fill="auto" w:val="clear"/>
+            <w:tcMar>
+              <w:top w:w="100.0" w:type="dxa"/>
+              <w:left w:w="100.0" w:type="dxa"/>
+              <w:bottom w:w="100.0" w:type="dxa"/>
+              <w:right w:w="100.0" w:type="dxa"/>
+            </w:tcMar>
+            <w:vAlign w:val="top"/>
+          </w:tcPr>
+          <w:p>
+            <w:pPr>
+              <w:keepNext w:val="0"/>
+              <w:keepLines w:val="0"/>
+              <w:pageBreakBefore w:val="0"/>
+              <w:widowControl w:val="0"/>
+              <w:pBdr>
+                <w:top w:space="0" w:sz="0" w:val="nil"/>
+                <w:left w:space="0" w:sz="0" w:val="nil"/>
+                <w:bottom w:space="0" w:sz="0" w:val="nil"/>
+                <w:right w:space="0" w:sz="0" w:val="nil"/>
+                <w:between w:space="0" w:sz="0" w:val="nil"/>
+              </w:pBdr>
+              <w:shd w:fill="auto" w:val="clear"/>
+              <w:spacing w:after="0" w:before="0" w:line="240" w:lineRule="auto"/>
+              <w:ind w:left="0" w:right="0" w:firstLine="0"/>
+              <w:jc w:val="left"/>
+              <w:rPr>
+                <w:rFonts w:ascii="Times New Roman" w:cs="Times New Roman" w:eastAsia="Times New Roman" w:hAnsi="Times New Roman"/>
+                <w:sz w:val="20"/>
+                <w:szCs w:val="20"/>
+              </w:rPr>
+            </w:pPr>
+            <w:r>
+              <w:rPr>
+                <w:rtl w:val="0"/>
+              </w:rPr>
+            </w:r>
+          </w:p>
+        </w:tc>
+        <w:tc>
+          <w:tcPr>
+            <w:shd w:fill="auto" w:val="clear"/>
+            <w:tcMar>
+              <w:top w:w="100.0" w:type="dxa"/>
+              <w:left w:w="100.0" w:type="dxa"/>
+              <w:bottom w:w="100.0" w:type="dxa"/>
+              <w:right w:w="100.0" w:type="dxa"/>
+            </w:tcMar>
+            <w:vAlign w:val="top"/>
+          </w:tcPr>
+          <w:p>
+            <w:pPr>
+              <w:keepNext w:val="0"/>
+              <w:keepLines w:val="0"/>
+              <w:pageBreakBefore w:val="0"/>
+              <w:widowControl w:val="0"/>
+              <w:pBdr>
+                <w:top w:space="0" w:sz="0" w:val="nil"/>
+                <w:left w:space="0" w:sz="0" w:val="nil"/>
+                <w:bottom w:space="0" w:sz="0" w:val="nil"/>
+                <w:right w:space="0" w:sz="0" w:val="nil"/>
+                <w:between w:space="0" w:sz="0" w:val="nil"/>
+              </w:pBdr>
+              <w:shd w:fill="auto" w:val="clear"/>
+              <w:spacing w:after="0" w:before="0" w:line="240" w:lineRule="auto"/>
+              <w:ind w:left="0" w:right="0" w:firstLine="0"/>
+              <w:jc w:val="left"/>
+              <w:rPr>
+                <w:rFonts w:ascii="Times New Roman" w:cs="Times New Roman" w:eastAsia="Times New Roman" w:hAnsi="Times New Roman"/>
+                <w:sz w:val="20"/>
+                <w:szCs w:val="20"/>
+              </w:rPr>
+            </w:pPr>
+            <w:r>
+              <w:rPr>
+                <w:rtl w:val="0"/>
+              </w:rPr>
+            </w:r>
+          </w:p>
+        </w:tc>
+        <w:tc>
+          <w:tcPr>
+            <w:shd w:fill="auto" w:val="clear"/>
+            <w:tcMar>
+              <w:top w:w="100.0" w:type="dxa"/>
+              <w:left w:w="100.0" w:type="dxa"/>
+              <w:bottom w:w="100.0" w:type="dxa"/>
+              <w:right w:w="100.0" w:type="dxa"/>
+            </w:tcMar>
+            <w:vAlign w:val="top"/>
+          </w:tcPr>
+          <w:p>
+            <w:pPr>
+              <w:keepNext w:val="0"/>
+              <w:keepLines w:val="0"/>
+              <w:pageBreakBefore w:val="0"/>
+              <w:widowControl w:val="0"/>
+              <w:pBdr>
+                <w:top w:space="0" w:sz="0" w:val="nil"/>
+                <w:left w:space="0" w:sz="0" w:val="nil"/>
+                <w:bottom w:space="0" w:sz="0" w:val="nil"/>
+                <w:right w:space="0" w:sz="0" w:val="nil"/>
+                <w:between w:space="0" w:sz="0" w:val="nil"/>
+              </w:pBdr>
+              <w:shd w:fill="auto" w:val="clear"/>
+              <w:spacing w:after="0" w:before="0" w:line="240" w:lineRule="auto"/>
+              <w:ind w:left="0" w:right="0" w:firstLine="0"/>
+              <w:jc w:val="left"/>
+              <w:rPr>
+                <w:rFonts w:ascii="Times New Roman" w:cs="Times New Roman" w:eastAsia="Times New Roman" w:hAnsi="Times New Roman"/>
+                <w:sz w:val="20"/>
+                <w:szCs w:val="20"/>
+              </w:rPr>
+            </w:pPr>
+            <w:r>
+              <w:rPr>
+                <w:rtl w:val="0"/>
+              </w:rPr>
+            </w:r>
+          </w:p>
+        </w:tc>
+      </w:tr>
+      <w:tr>
+        <w:trPr>
+          <w:cantSplit w:val="0"/>
+          <w:tblHeader w:val="0"/>
+        </w:trPr>
+        <w:tc>
+          <w:tcPr>
+            <w:shd w:fill="auto" w:val="clear"/>
+            <w:tcMar>
+              <w:top w:w="100.0" w:type="dxa"/>
+              <w:left w:w="100.0" w:type="dxa"/>
+              <w:bottom w:w="100.0" w:type="dxa"/>
+              <w:right w:w="100.0" w:type="dxa"/>
+            </w:tcMar>
+            <w:vAlign w:val="top"/>
+          </w:tcPr>
+          <w:p>
+            <w:pPr>
+              <w:keepNext w:val="0"/>
+              <w:keepLines w:val="0"/>
+              <w:pageBreakBefore w:val="0"/>
+              <w:widowControl w:val="0"/>
+              <w:pBdr>
+                <w:top w:space="0" w:sz="0" w:val="nil"/>
+                <w:left w:space="0" w:sz="0" w:val="nil"/>
+                <w:bottom w:space="0" w:sz="0" w:val="nil"/>
+                <w:right w:space="0" w:sz="0" w:val="nil"/>
+                <w:between w:space="0" w:sz="0" w:val="nil"/>
+              </w:pBdr>
+              <w:shd w:fill="auto" w:val="clear"/>
+              <w:spacing w:after="0" w:before="0" w:line="240" w:lineRule="auto"/>
+              <w:ind w:left="0" w:right="0" w:firstLine="0"/>
+              <w:jc w:val="left"/>
+              <w:rPr>
+                <w:rFonts w:ascii="Times New Roman" w:cs="Times New Roman" w:eastAsia="Times New Roman" w:hAnsi="Times New Roman"/>
+                <w:sz w:val="20"/>
+                <w:szCs w:val="20"/>
+              </w:rPr>
+            </w:pPr>
+            <w:r>
+              <w:rPr>
+                <w:rtl w:val="0"/>
+              </w:rPr>
+            </w:r>
+          </w:p>
+        </w:tc>
+        <w:tc>
+          <w:tcPr>
+            <w:shd w:fill="auto" w:val="clear"/>
+            <w:tcMar>
+              <w:top w:w="100.0" w:type="dxa"/>
+              <w:left w:w="100.0" w:type="dxa"/>
+              <w:bottom w:w="100.0" w:type="dxa"/>
+              <w:right w:w="100.0" w:type="dxa"/>
+            </w:tcMar>
+            <w:vAlign w:val="top"/>
+          </w:tcPr>
+          <w:p>
+            <w:pPr>
+              <w:keepNext w:val="0"/>
+              <w:keepLines w:val="0"/>
+              <w:pageBreakBefore w:val="0"/>
+              <w:widowControl w:val="0"/>
+              <w:pBdr>
+                <w:top w:space="0" w:sz="0" w:val="nil"/>
+                <w:left w:space="0" w:sz="0" w:val="nil"/>
+                <w:bottom w:space="0" w:sz="0" w:val="nil"/>
+                <w:right w:space="0" w:sz="0" w:val="nil"/>
+                <w:between w:space="0" w:sz="0" w:val="nil"/>
+              </w:pBdr>
+              <w:shd w:fill="auto" w:val="clear"/>
+              <w:spacing w:after="0" w:before="0" w:line="240" w:lineRule="auto"/>
+              <w:ind w:left="0" w:right="0" w:firstLine="0"/>
+              <w:jc w:val="left"/>
+              <w:rPr>
+                <w:rFonts w:ascii="Times New Roman" w:cs="Times New Roman" w:eastAsia="Times New Roman" w:hAnsi="Times New Roman"/>
+                <w:sz w:val="20"/>
+                <w:szCs w:val="20"/>
+              </w:rPr>
+            </w:pPr>
+            <w:r>
+              <w:rPr>
+                <w:rtl w:val="0"/>
+              </w:rPr>
+            </w:r>
+          </w:p>
+        </w:tc>
+        <w:tc>
+          <w:tcPr>
+            <w:shd w:fill="auto" w:val="clear"/>
+            <w:tcMar>
+              <w:top w:w="100.0" w:type="dxa"/>
+              <w:left w:w="100.0" w:type="dxa"/>
+              <w:bottom w:w="100.0" w:type="dxa"/>
+              <w:right w:w="100.0" w:type="dxa"/>
+            </w:tcMar>
+            <w:vAlign w:val="top"/>
+          </w:tcPr>
+          <w:p>
+            <w:pPr>
+              <w:keepNext w:val="0"/>
+              <w:keepLines w:val="0"/>
+              <w:pageBreakBefore w:val="0"/>
+              <w:widowControl w:val="0"/>
+              <w:pBdr>
+                <w:top w:space="0" w:sz="0" w:val="nil"/>
+                <w:left w:space="0" w:sz="0" w:val="nil"/>
+                <w:bottom w:space="0" w:sz="0" w:val="nil"/>
+                <w:right w:space="0" w:sz="0" w:val="nil"/>
+                <w:between w:space="0" w:sz="0" w:val="nil"/>
+              </w:pBdr>
+              <w:shd w:fill="auto" w:val="clear"/>
+              <w:spacing w:after="0" w:before="0" w:line="240" w:lineRule="auto"/>
+              <w:ind w:left="0" w:right="0" w:firstLine="0"/>
+              <w:jc w:val="left"/>
+              <w:rPr>
+                <w:rFonts w:ascii="Times New Roman" w:cs="Times New Roman" w:eastAsia="Times New Roman" w:hAnsi="Times New Roman"/>
+                <w:sz w:val="20"/>
+                <w:szCs w:val="20"/>
+              </w:rPr>
+            </w:pPr>
+            <w:r>
+              <w:rPr>
+                <w:rtl w:val="0"/>
+              </w:rPr>
+            </w:r>
+          </w:p>
+        </w:tc>
+        <w:tc>
+          <w:tcPr>
+            <w:shd w:fill="auto" w:val="clear"/>
+            <w:tcMar>
+              <w:top w:w="100.0" w:type="dxa"/>
+              <w:left w:w="100.0" w:type="dxa"/>
+              <w:bottom w:w="100.0" w:type="dxa"/>
+              <w:right w:w="100.0" w:type="dxa"/>
+            </w:tcMar>
+            <w:vAlign w:val="top"/>
+          </w:tcPr>
+          <w:p>
+            <w:pPr>
+              <w:keepNext w:val="0"/>
+              <w:keepLines w:val="0"/>
+              <w:pageBreakBefore w:val="0"/>
+              <w:widowControl w:val="0"/>
+              <w:pBdr>
+                <w:top w:space="0" w:sz="0" w:val="nil"/>
+                <w:left w:space="0" w:sz="0" w:val="nil"/>
+                <w:bottom w:space="0" w:sz="0" w:val="nil"/>
+                <w:right w:space="0" w:sz="0" w:val="nil"/>
+                <w:between w:space="0" w:sz="0" w:val="nil"/>
+              </w:pBdr>
+              <w:shd w:fill="auto" w:val="clear"/>
+              <w:spacing w:after="0" w:before="0" w:line="240" w:lineRule="auto"/>
+              <w:ind w:left="0" w:right="0" w:firstLine="0"/>
+              <w:jc w:val="left"/>
+              <w:rPr>
+                <w:rFonts w:ascii="Times New Roman" w:cs="Times New Roman" w:eastAsia="Times New Roman" w:hAnsi="Times New Roman"/>
+                <w:sz w:val="20"/>
+                <w:szCs w:val="20"/>
+              </w:rPr>
+            </w:pPr>
+            <w:r>
+              <w:rPr>
+                <w:rtl w:val="0"/>
+              </w:rPr>
+            </w:r>
+          </w:p>
+        </w:tc>
+        <w:tc>
+          <w:tcPr>
+            <w:shd w:fill="auto" w:val="clear"/>
+            <w:tcMar>
+              <w:top w:w="100.0" w:type="dxa"/>
+              <w:left w:w="100.0" w:type="dxa"/>
+              <w:bottom w:w="100.0" w:type="dxa"/>
+              <w:right w:w="100.0" w:type="dxa"/>
+            </w:tcMar>
+            <w:vAlign w:val="top"/>
+          </w:tcPr>
+          <w:p>
+            <w:pPr>
+              <w:keepNext w:val="0"/>
+              <w:keepLines w:val="0"/>
+              <w:pageBreakBefore w:val="0"/>
+              <w:widowControl w:val="0"/>
+              <w:pBdr>
+                <w:top w:space="0" w:sz="0" w:val="nil"/>
+                <w:left w:space="0" w:sz="0" w:val="nil"/>
+                <w:bottom w:space="0" w:sz="0" w:val="nil"/>
+                <w:right w:space="0" w:sz="0" w:val="nil"/>
+                <w:between w:space="0" w:sz="0" w:val="nil"/>
+              </w:pBdr>
+              <w:shd w:fill="auto" w:val="clear"/>
+              <w:spacing w:after="0" w:before="0" w:line="240" w:lineRule="auto"/>
+              <w:ind w:left="0" w:right="0" w:firstLine="0"/>
+              <w:jc w:val="left"/>
+              <w:rPr>
+                <w:rFonts w:ascii="Times New Roman" w:cs="Times New Roman" w:eastAsia="Times New Roman" w:hAnsi="Times New Roman"/>
+                <w:sz w:val="20"/>
+                <w:szCs w:val="20"/>
+              </w:rPr>
+            </w:pPr>
+            <w:r>
+              <w:rPr>
+                <w:rtl w:val="0"/>
+              </w:rPr>
+            </w:r>
+          </w:p>
+        </w:tc>
+        <w:tc>
+          <w:tcPr>
+            <w:shd w:fill="auto" w:val="clear"/>
+            <w:tcMar>
+              <w:top w:w="100.0" w:type="dxa"/>
+              <w:left w:w="100.0" w:type="dxa"/>
+              <w:bottom w:w="100.0" w:type="dxa"/>
+              <w:right w:w="100.0" w:type="dxa"/>
+            </w:tcMar>
+            <w:vAlign w:val="top"/>
+          </w:tcPr>
+          <w:p>
+            <w:pPr>
+              <w:keepNext w:val="0"/>
+              <w:keepLines w:val="0"/>
+              <w:pageBreakBefore w:val="0"/>
+              <w:widowControl w:val="0"/>
+              <w:pBdr>
+                <w:top w:space="0" w:sz="0" w:val="nil"/>
+                <w:left w:space="0" w:sz="0" w:val="nil"/>
+                <w:bottom w:space="0" w:sz="0" w:val="nil"/>
+                <w:right w:space="0" w:sz="0" w:val="nil"/>
+                <w:between w:space="0" w:sz="0" w:val="nil"/>
+              </w:pBdr>
+              <w:shd w:fill="auto" w:val="clear"/>
+              <w:spacing w:after="0" w:before="0" w:line="240" w:lineRule="auto"/>
+              <w:ind w:left="0" w:right="0" w:firstLine="0"/>
+              <w:jc w:val="left"/>
+              <w:rPr>
+                <w:rFonts w:ascii="Times New Roman" w:cs="Times New Roman" w:eastAsia="Times New Roman" w:hAnsi="Times New Roman"/>
+                <w:sz w:val="20"/>
+                <w:szCs w:val="20"/>
+              </w:rPr>
+            </w:pPr>
+            <w:r>
+              <w:rPr>
+                <w:rtl w:val="0"/>
+              </w:rPr>
+            </w:r>
+          </w:p>
+        </w:tc>
+        <w:tc>
+          <w:tcPr>
+            <w:shd w:fill="auto" w:val="clear"/>
+            <w:tcMar>
+              <w:top w:w="100.0" w:type="dxa"/>
+              <w:left w:w="100.0" w:type="dxa"/>
+              <w:bottom w:w="100.0" w:type="dxa"/>
+              <w:right w:w="100.0" w:type="dxa"/>
+            </w:tcMar>
+            <w:vAlign w:val="top"/>
+          </w:tcPr>
+          <w:p>
+            <w:pPr>
+              <w:keepNext w:val="0"/>
+              <w:keepLines w:val="0"/>
+              <w:pageBreakBefore w:val="0"/>
+              <w:widowControl w:val="0"/>
+              <w:pBdr>
+                <w:top w:space="0" w:sz="0" w:val="nil"/>
+                <w:left w:space="0" w:sz="0" w:val="nil"/>
+                <w:bottom w:space="0" w:sz="0" w:val="nil"/>
+                <w:right w:space="0" w:sz="0" w:val="nil"/>
+                <w:between w:space="0" w:sz="0" w:val="nil"/>
+              </w:pBdr>
+              <w:shd w:fill="auto" w:val="clear"/>
+              <w:spacing w:after="0" w:before="0" w:line="240" w:lineRule="auto"/>
+              <w:ind w:left="0" w:right="0" w:firstLine="0"/>
+              <w:jc w:val="left"/>
+              <w:rPr>
+                <w:rFonts w:ascii="Times New Roman" w:cs="Times New Roman" w:eastAsia="Times New Roman" w:hAnsi="Times New Roman"/>
+                <w:sz w:val="20"/>
+                <w:szCs w:val="20"/>
+              </w:rPr>
+            </w:pPr>
+            <w:r>
+              <w:rPr>
+                <w:rtl w:val="0"/>
+              </w:rPr>
+            </w:r>
+          </w:p>
+        </w:tc>
+        <w:tc>
+          <w:tcPr>
+            <w:shd w:fill="auto" w:val="clear"/>
+            <w:tcMar>
+              <w:top w:w="100.0" w:type="dxa"/>
+              <w:left w:w="100.0" w:type="dxa"/>
+              <w:bottom w:w="100.0" w:type="dxa"/>
+              <w:right w:w="100.0" w:type="dxa"/>
+            </w:tcMar>
+            <w:vAlign w:val="top"/>
+          </w:tcPr>
+          <w:p>
+            <w:pPr>
+              <w:keepNext w:val="0"/>
+              <w:keepLines w:val="0"/>
+              <w:pageBreakBefore w:val="0"/>
+              <w:widowControl w:val="0"/>
+              <w:pBdr>
+                <w:top w:space="0" w:sz="0" w:val="nil"/>
+                <w:left w:space="0" w:sz="0" w:val="nil"/>
+                <w:bottom w:space="0" w:sz="0" w:val="nil"/>
+                <w:right w:space="0" w:sz="0" w:val="nil"/>
+                <w:between w:space="0" w:sz="0" w:val="nil"/>
+              </w:pBdr>
+              <w:shd w:fill="auto" w:val="clear"/>
+              <w:spacing w:after="0" w:before="0" w:line="240" w:lineRule="auto"/>
+              <w:ind w:left="0" w:right="0" w:firstLine="0"/>
+              <w:jc w:val="left"/>
+              <w:rPr>
+                <w:rFonts w:ascii="Times New Roman" w:cs="Times New Roman" w:eastAsia="Times New Roman" w:hAnsi="Times New Roman"/>
+                <w:sz w:val="20"/>
+                <w:szCs w:val="20"/>
+              </w:rPr>
+            </w:pPr>
+            <w:r>
+              <w:rPr>
+                <w:rtl w:val="0"/>
+              </w:rPr>
+            </w:r>
+          </w:p>
+        </w:tc>
+        <w:tc>
+          <w:tcPr>
+            <w:shd w:fill="auto" w:val="clear"/>
+            <w:tcMar>
+              <w:top w:w="100.0" w:type="dxa"/>
+              <w:left w:w="100.0" w:type="dxa"/>
+              <w:bottom w:w="100.0" w:type="dxa"/>
+              <w:right w:w="100.0" w:type="dxa"/>
+            </w:tcMar>
+            <w:vAlign w:val="top"/>
+          </w:tcPr>
+          <w:p>
+            <w:pPr>
+              <w:keepNext w:val="0"/>
+              <w:keepLines w:val="0"/>
+              <w:pageBreakBefore w:val="0"/>
+              <w:widowControl w:val="0"/>
+              <w:pBdr>
+                <w:top w:space="0" w:sz="0" w:val="nil"/>
+                <w:left w:space="0" w:sz="0" w:val="nil"/>
+                <w:bottom w:space="0" w:sz="0" w:val="nil"/>
+                <w:right w:space="0" w:sz="0" w:val="nil"/>
+                <w:between w:space="0" w:sz="0" w:val="nil"/>
+              </w:pBdr>
+              <w:shd w:fill="auto" w:val="clear"/>
+              <w:spacing w:after="0" w:before="0" w:line="240" w:lineRule="auto"/>
+              <w:ind w:left="0" w:right="0" w:firstLine="0"/>
+              <w:jc w:val="left"/>
+              <w:rPr>
+                <w:rFonts w:ascii="Times New Roman" w:cs="Times New Roman" w:eastAsia="Times New Roman" w:hAnsi="Times New Roman"/>
+                <w:sz w:val="20"/>
+                <w:szCs w:val="20"/>
+              </w:rPr>
+            </w:pPr>
+            <w:r>
+              <w:rPr>
+                <w:rtl w:val="0"/>
+              </w:rPr>
+            </w:r>
+          </w:p>
+        </w:tc>
+        <w:tc>
+          <w:tcPr>
+            <w:shd w:fill="auto" w:val="clear"/>
+            <w:tcMar>
+              <w:top w:w="100.0" w:type="dxa"/>
+              <w:left w:w="100.0" w:type="dxa"/>
+              <w:bottom w:w="100.0" w:type="dxa"/>
+              <w:right w:w="100.0" w:type="dxa"/>
+            </w:tcMar>
+            <w:vAlign w:val="top"/>
+          </w:tcPr>
+          <w:p>
+            <w:pPr>
+              <w:keepNext w:val="0"/>
+              <w:keepLines w:val="0"/>
+              <w:pageBreakBefore w:val="0"/>
+              <w:widowControl w:val="0"/>
+              <w:pBdr>
+                <w:top w:space="0" w:sz="0" w:val="nil"/>
+                <w:left w:space="0" w:sz="0" w:val="nil"/>
+                <w:bottom w:space="0" w:sz="0" w:val="nil"/>
+                <w:right w:space="0" w:sz="0" w:val="nil"/>
+                <w:between w:space="0" w:sz="0" w:val="nil"/>
+              </w:pBdr>
+              <w:shd w:fill="auto" w:val="clear"/>
+              <w:spacing w:after="0" w:before="0" w:line="240" w:lineRule="auto"/>
+              <w:ind w:left="0" w:right="0" w:firstLine="0"/>
+              <w:jc w:val="left"/>
+              <w:rPr>
+                <w:rFonts w:ascii="Times New Roman" w:cs="Times New Roman" w:eastAsia="Times New Roman" w:hAnsi="Times New Roman"/>
+                <w:sz w:val="20"/>
+                <w:szCs w:val="20"/>
+              </w:rPr>
+            </w:pPr>
+            <w:r>
+              <w:rPr>
+                <w:rtl w:val="0"/>
+              </w:rPr>
+            </w:r>
+          </w:p>
+        </w:tc>
+        <w:tc>
+          <w:tcPr>
+            <w:shd w:fill="auto" w:val="clear"/>
+            <w:tcMar>
+              <w:top w:w="100.0" w:type="dxa"/>
+              <w:left w:w="100.0" w:type="dxa"/>
+              <w:bottom w:w="100.0" w:type="dxa"/>
+              <w:right w:w="100.0" w:type="dxa"/>
+            </w:tcMar>
+            <w:vAlign w:val="top"/>
+          </w:tcPr>
+          <w:p>
+            <w:pPr>
+              <w:keepNext w:val="0"/>
+              <w:keepLines w:val="0"/>
+              <w:pageBreakBefore w:val="0"/>
+              <w:widowControl w:val="0"/>
+              <w:pBdr>
+                <w:top w:space="0" w:sz="0" w:val="nil"/>
+                <w:left w:space="0" w:sz="0" w:val="nil"/>
+                <w:bottom w:space="0" w:sz="0" w:val="nil"/>
+                <w:right w:space="0" w:sz="0" w:val="nil"/>
+                <w:between w:space="0" w:sz="0" w:val="nil"/>
+              </w:pBdr>
+              <w:shd w:fill="auto" w:val="clear"/>
+              <w:spacing w:after="0" w:before="0" w:line="240" w:lineRule="auto"/>
+              <w:ind w:left="0" w:right="0" w:firstLine="0"/>
+              <w:jc w:val="left"/>
+              <w:rPr>
+                <w:rFonts w:ascii="Times New Roman" w:cs="Times New Roman" w:eastAsia="Times New Roman" w:hAnsi="Times New Roman"/>
+                <w:sz w:val="20"/>
+                <w:szCs w:val="20"/>
+              </w:rPr>
+            </w:pPr>
+            <w:r>
+              <w:rPr>
+                <w:rtl w:val="0"/>
+              </w:rPr>
+            </w:r>
+          </w:p>
+        </w:tc>
+      </w:tr>
+      <w:tr>
+        <w:trPr>
+          <w:cantSplit w:val="0"/>
+          <w:tblHeader w:val="0"/>
+        </w:trPr>
+        <w:tc>
+          <w:tcPr>
+            <w:shd w:fill="auto" w:val="clear"/>
+            <w:tcMar>
+              <w:top w:w="100.0" w:type="dxa"/>
+              <w:left w:w="100.0" w:type="dxa"/>
+              <w:bottom w:w="100.0" w:type="dxa"/>
+              <w:right w:w="100.0" w:type="dxa"/>
+            </w:tcMar>
+            <w:vAlign w:val="top"/>
+          </w:tcPr>
+          <w:p>
+            <w:pPr>
+              <w:keepNext w:val="0"/>
+              <w:keepLines w:val="0"/>
+              <w:pageBreakBefore w:val="0"/>
+              <w:widowControl w:val="0"/>
+              <w:pBdr>
+                <w:top w:space="0" w:sz="0" w:val="nil"/>
+                <w:left w:space="0" w:sz="0" w:val="nil"/>
+                <w:bottom w:space="0" w:sz="0" w:val="nil"/>
+                <w:right w:space="0" w:sz="0" w:val="nil"/>
+                <w:between w:space="0" w:sz="0" w:val="nil"/>
+              </w:pBdr>
+              <w:shd w:fill="auto" w:val="clear"/>
+              <w:spacing w:after="0" w:before="0" w:line="240" w:lineRule="auto"/>
+              <w:ind w:left="0" w:right="0" w:firstLine="0"/>
+              <w:jc w:val="left"/>
+              <w:rPr>
+                <w:rFonts w:ascii="Times New Roman" w:cs="Times New Roman" w:eastAsia="Times New Roman" w:hAnsi="Times New Roman"/>
+                <w:sz w:val="20"/>
+                <w:szCs w:val="20"/>
+              </w:rPr>
+            </w:pPr>
+            <w:r>
+              <w:rPr>
+                <w:rtl w:val="0"/>
+              </w:rPr>
+            </w:r>
+          </w:p>
+        </w:tc>
+        <w:tc>
+          <w:tcPr>
+            <w:shd w:fill="auto" w:val="clear"/>
+            <w:tcMar>
+              <w:top w:w="100.0" w:type="dxa"/>
+              <w:left w:w="100.0" w:type="dxa"/>
+              <w:bottom w:w="100.0" w:type="dxa"/>
+              <w:right w:w="100.0" w:type="dxa"/>
+            </w:tcMar>
+            <w:vAlign w:val="top"/>
+          </w:tcPr>
+          <w:p>
+            <w:pPr>
+              <w:keepNext w:val="0"/>
+              <w:keepLines w:val="0"/>
+              <w:pageBreakBefore w:val="0"/>
+              <w:widowControl w:val="0"/>
+              <w:pBdr>
+                <w:top w:space="0" w:sz="0" w:val="nil"/>
+                <w:left w:space="0" w:sz="0" w:val="nil"/>
+                <w:bottom w:space="0" w:sz="0" w:val="nil"/>
+                <w:right w:space="0" w:sz="0" w:val="nil"/>
+                <w:between w:space="0" w:sz="0" w:val="nil"/>
+              </w:pBdr>
+              <w:shd w:fill="auto" w:val="clear"/>
+              <w:spacing w:after="0" w:before="0" w:line="240" w:lineRule="auto"/>
+              <w:ind w:left="0" w:right="0" w:firstLine="0"/>
+              <w:jc w:val="left"/>
+              <w:rPr>
+                <w:rFonts w:ascii="Times New Roman" w:cs="Times New Roman" w:eastAsia="Times New Roman" w:hAnsi="Times New Roman"/>
+                <w:sz w:val="20"/>
+                <w:szCs w:val="20"/>
+              </w:rPr>
+            </w:pPr>
+            <w:r>
+              <w:rPr>
+                <w:rtl w:val="0"/>
+              </w:rPr>
+            </w:r>
+          </w:p>
+        </w:tc>
+        <w:tc>
+          <w:tcPr>
+            <w:shd w:fill="auto" w:val="clear"/>
+            <w:tcMar>
+              <w:top w:w="100.0" w:type="dxa"/>
+              <w:left w:w="100.0" w:type="dxa"/>
+              <w:bottom w:w="100.0" w:type="dxa"/>
+              <w:right w:w="100.0" w:type="dxa"/>
+            </w:tcMar>
+            <w:vAlign w:val="top"/>
+          </w:tcPr>
+          <w:p>
+            <w:pPr>
+              <w:keepNext w:val="0"/>
+              <w:keepLines w:val="0"/>
+              <w:pageBreakBefore w:val="0"/>
+              <w:widowControl w:val="0"/>
+              <w:pBdr>
+                <w:top w:space="0" w:sz="0" w:val="nil"/>
+                <w:left w:space="0" w:sz="0" w:val="nil"/>
+                <w:bottom w:space="0" w:sz="0" w:val="nil"/>
+                <w:right w:space="0" w:sz="0" w:val="nil"/>
+                <w:between w:space="0" w:sz="0" w:val="nil"/>
+              </w:pBdr>
+              <w:shd w:fill="auto" w:val="clear"/>
+              <w:spacing w:after="0" w:before="0" w:line="240" w:lineRule="auto"/>
+              <w:ind w:left="0" w:right="0" w:firstLine="0"/>
+              <w:jc w:val="left"/>
+              <w:rPr>
+                <w:rFonts w:ascii="Times New Roman" w:cs="Times New Roman" w:eastAsia="Times New Roman" w:hAnsi="Times New Roman"/>
+                <w:sz w:val="20"/>
+                <w:szCs w:val="20"/>
+              </w:rPr>
+            </w:pPr>
+            <w:r>
+              <w:rPr>
+                <w:rtl w:val="0"/>
+              </w:rPr>
+            </w:r>
+          </w:p>
+        </w:tc>
+        <w:tc>
+          <w:tcPr>
+            <w:shd w:fill="auto" w:val="clear"/>
+            <w:tcMar>
+              <w:top w:w="100.0" w:type="dxa"/>
+              <w:left w:w="100.0" w:type="dxa"/>
+              <w:bottom w:w="100.0" w:type="dxa"/>
+              <w:right w:w="100.0" w:type="dxa"/>
+            </w:tcMar>
+            <w:vAlign w:val="top"/>
+          </w:tcPr>
+          <w:p>
+            <w:pPr>
+              <w:keepNext w:val="0"/>
+              <w:keepLines w:val="0"/>
+              <w:pageBreakBefore w:val="0"/>
+              <w:widowControl w:val="0"/>
+              <w:pBdr>
+                <w:top w:space="0" w:sz="0" w:val="nil"/>
+                <w:left w:space="0" w:sz="0" w:val="nil"/>
+                <w:bottom w:space="0" w:sz="0" w:val="nil"/>
+                <w:right w:space="0" w:sz="0" w:val="nil"/>
+                <w:between w:space="0" w:sz="0" w:val="nil"/>
+              </w:pBdr>
+              <w:shd w:fill="auto" w:val="clear"/>
+              <w:spacing w:after="0" w:before="0" w:line="240" w:lineRule="auto"/>
+              <w:ind w:left="0" w:right="0" w:firstLine="0"/>
+              <w:jc w:val="left"/>
+              <w:rPr>
+                <w:rFonts w:ascii="Times New Roman" w:cs="Times New Roman" w:eastAsia="Times New Roman" w:hAnsi="Times New Roman"/>
+                <w:sz w:val="20"/>
+                <w:szCs w:val="20"/>
+              </w:rPr>
+            </w:pPr>
+            <w:r>
+              <w:rPr>
+                <w:rtl w:val="0"/>
+              </w:rPr>
+            </w:r>
+          </w:p>
+        </w:tc>
+        <w:tc>
+          <w:tcPr>
+            <w:shd w:fill="auto" w:val="clear"/>
+            <w:tcMar>
+              <w:top w:w="100.0" w:type="dxa"/>
+              <w:left w:w="100.0" w:type="dxa"/>
+              <w:bottom w:w="100.0" w:type="dxa"/>
+              <w:right w:w="100.0" w:type="dxa"/>
+            </w:tcMar>
+            <w:vAlign w:val="top"/>
+          </w:tcPr>
+          <w:p>
+            <w:pPr>
+              <w:keepNext w:val="0"/>
+              <w:keepLines w:val="0"/>
+              <w:pageBreakBefore w:val="0"/>
+              <w:widowControl w:val="0"/>
+              <w:pBdr>
+                <w:top w:space="0" w:sz="0" w:val="nil"/>
+                <w:left w:space="0" w:sz="0" w:val="nil"/>
+                <w:bottom w:space="0" w:sz="0" w:val="nil"/>
+                <w:right w:space="0" w:sz="0" w:val="nil"/>
+                <w:between w:space="0" w:sz="0" w:val="nil"/>
+              </w:pBdr>
+              <w:shd w:fill="auto" w:val="clear"/>
+              <w:spacing w:after="0" w:before="0" w:line="240" w:lineRule="auto"/>
+              <w:ind w:left="0" w:right="0" w:firstLine="0"/>
+              <w:jc w:val="left"/>
+              <w:rPr>
+                <w:rFonts w:ascii="Times New Roman" w:cs="Times New Roman" w:eastAsia="Times New Roman" w:hAnsi="Times New Roman"/>
+                <w:sz w:val="20"/>
+                <w:szCs w:val="20"/>
+              </w:rPr>
+            </w:pPr>
+            <w:r>
+              <w:rPr>
+                <w:rtl w:val="0"/>
+              </w:rPr>
+            </w:r>
+          </w:p>
+        </w:tc>
+        <w:tc>
+          <w:tcPr>
+            <w:shd w:fill="auto" w:val="clear"/>
+            <w:tcMar>
+              <w:top w:w="100.0" w:type="dxa"/>
+              <w:left w:w="100.0" w:type="dxa"/>
+              <w:bottom w:w="100.0" w:type="dxa"/>
+              <w:right w:w="100.0" w:type="dxa"/>
+            </w:tcMar>
+            <w:vAlign w:val="top"/>
+          </w:tcPr>
+          <w:p>
+            <w:pPr>
+              <w:keepNext w:val="0"/>
+              <w:keepLines w:val="0"/>
+              <w:pageBreakBefore w:val="0"/>
+              <w:widowControl w:val="0"/>
+              <w:pBdr>
+                <w:top w:space="0" w:sz="0" w:val="nil"/>
+                <w:left w:space="0" w:sz="0" w:val="nil"/>
+                <w:bottom w:space="0" w:sz="0" w:val="nil"/>
+                <w:right w:space="0" w:sz="0" w:val="nil"/>
+                <w:between w:space="0" w:sz="0" w:val="nil"/>
+              </w:pBdr>
+              <w:shd w:fill="auto" w:val="clear"/>
+              <w:spacing w:after="0" w:before="0" w:line="240" w:lineRule="auto"/>
+              <w:ind w:left="0" w:right="0" w:firstLine="0"/>
+              <w:jc w:val="left"/>
+              <w:rPr>
+                <w:rFonts w:ascii="Times New Roman" w:cs="Times New Roman" w:eastAsia="Times New Roman" w:hAnsi="Times New Roman"/>
+                <w:sz w:val="20"/>
+                <w:szCs w:val="20"/>
+              </w:rPr>
+            </w:pPr>
+            <w:r>
+              <w:rPr>
+                <w:rtl w:val="0"/>
+              </w:rPr>
+            </w:r>
+          </w:p>
+        </w:tc>
+        <w:tc>
+          <w:tcPr>
+            <w:shd w:fill="auto" w:val="clear"/>
+            <w:tcMar>
+              <w:top w:w="100.0" w:type="dxa"/>
+              <w:left w:w="100.0" w:type="dxa"/>
+              <w:bottom w:w="100.0" w:type="dxa"/>
+              <w:right w:w="100.0" w:type="dxa"/>
+            </w:tcMar>
+            <w:vAlign w:val="top"/>
+          </w:tcPr>
+          <w:p>
+            <w:pPr>
+              <w:keepNext w:val="0"/>
+              <w:keepLines w:val="0"/>
+              <w:pageBreakBefore w:val="0"/>
+              <w:widowControl w:val="0"/>
+              <w:pBdr>
+                <w:top w:space="0" w:sz="0" w:val="nil"/>
+                <w:left w:space="0" w:sz="0" w:val="nil"/>
+                <w:bottom w:space="0" w:sz="0" w:val="nil"/>
+                <w:right w:space="0" w:sz="0" w:val="nil"/>
+                <w:between w:space="0" w:sz="0" w:val="nil"/>
+              </w:pBdr>
+              <w:shd w:fill="auto" w:val="clear"/>
+              <w:spacing w:after="0" w:before="0" w:line="240" w:lineRule="auto"/>
+              <w:ind w:left="0" w:right="0" w:firstLine="0"/>
+              <w:jc w:val="left"/>
+              <w:rPr>
+                <w:rFonts w:ascii="Times New Roman" w:cs="Times New Roman" w:eastAsia="Times New Roman" w:hAnsi="Times New Roman"/>
+                <w:sz w:val="20"/>
+                <w:szCs w:val="20"/>
+              </w:rPr>
+            </w:pPr>
+            <w:r>
+              <w:rPr>
+                <w:rtl w:val="0"/>
+              </w:rPr>
+            </w:r>
+          </w:p>
+        </w:tc>
+        <w:tc>
+          <w:tcPr>
+            <w:shd w:fill="auto" w:val="clear"/>
+            <w:tcMar>
+              <w:top w:w="100.0" w:type="dxa"/>
+              <w:left w:w="100.0" w:type="dxa"/>
+              <w:bottom w:w="100.0" w:type="dxa"/>
+              <w:right w:w="100.0" w:type="dxa"/>
+            </w:tcMar>
+            <w:vAlign w:val="top"/>
+          </w:tcPr>
+          <w:p>
+            <w:pPr>
+              <w:keepNext w:val="0"/>
+              <w:keepLines w:val="0"/>
+              <w:pageBreakBefore w:val="0"/>
+              <w:widowControl w:val="0"/>
+              <w:pBdr>
+                <w:top w:space="0" w:sz="0" w:val="nil"/>
+                <w:left w:space="0" w:sz="0" w:val="nil"/>
+                <w:bottom w:space="0" w:sz="0" w:val="nil"/>
+                <w:right w:space="0" w:sz="0" w:val="nil"/>
+                <w:between w:space="0" w:sz="0" w:val="nil"/>
+              </w:pBdr>
+              <w:shd w:fill="auto" w:val="clear"/>
+              <w:spacing w:after="0" w:before="0" w:line="240" w:lineRule="auto"/>
+              <w:ind w:left="0" w:right="0" w:firstLine="0"/>
+              <w:jc w:val="left"/>
+              <w:rPr>
+                <w:rFonts w:ascii="Times New Roman" w:cs="Times New Roman" w:eastAsia="Times New Roman" w:hAnsi="Times New Roman"/>
+                <w:sz w:val="20"/>
+                <w:szCs w:val="20"/>
+              </w:rPr>
+            </w:pPr>
+            <w:r>
+              <w:rPr>
+                <w:rtl w:val="0"/>
+              </w:rPr>
+            </w:r>
+          </w:p>
+        </w:tc>
+        <w:tc>
+          <w:tcPr>
+            <w:shd w:fill="auto" w:val="clear"/>
+            <w:tcMar>
+              <w:top w:w="100.0" w:type="dxa"/>
+              <w:left w:w="100.0" w:type="dxa"/>
+              <w:bottom w:w="100.0" w:type="dxa"/>
+              <w:right w:w="100.0" w:type="dxa"/>
+            </w:tcMar>
+            <w:vAlign w:val="top"/>
+          </w:tcPr>
+          <w:p>
+            <w:pPr>
+              <w:keepNext w:val="0"/>
+              <w:keepLines w:val="0"/>
+              <w:pageBreakBefore w:val="0"/>
+              <w:widowControl w:val="0"/>
+              <w:pBdr>
+                <w:top w:space="0" w:sz="0" w:val="nil"/>
+                <w:left w:space="0" w:sz="0" w:val="nil"/>
+                <w:bottom w:space="0" w:sz="0" w:val="nil"/>
+                <w:right w:space="0" w:sz="0" w:val="nil"/>
+                <w:between w:space="0" w:sz="0" w:val="nil"/>
+              </w:pBdr>
+              <w:shd w:fill="auto" w:val="clear"/>
+              <w:spacing w:after="0" w:before="0" w:line="240" w:lineRule="auto"/>
+              <w:ind w:left="0" w:right="0" w:firstLine="0"/>
+              <w:jc w:val="left"/>
+              <w:rPr>
+                <w:rFonts w:ascii="Times New Roman" w:cs="Times New Roman" w:eastAsia="Times New Roman" w:hAnsi="Times New Roman"/>
+                <w:sz w:val="20"/>
+                <w:szCs w:val="20"/>
+              </w:rPr>
+            </w:pPr>
+            <w:r>
+              <w:rPr>
+                <w:rtl w:val="0"/>
+              </w:rPr>
+            </w:r>
+          </w:p>
+        </w:tc>
+        <w:tc>
+          <w:tcPr>
+            <w:shd w:fill="auto" w:val="clear"/>
+            <w:tcMar>
+              <w:top w:w="100.0" w:type="dxa"/>
+              <w:left w:w="100.0" w:type="dxa"/>
+              <w:bottom w:w="100.0" w:type="dxa"/>
+              <w:right w:w="100.0" w:type="dxa"/>
+            </w:tcMar>
+            <w:vAlign w:val="top"/>
+          </w:tcPr>
+          <w:p>
+            <w:pPr>
+              <w:keepNext w:val="0"/>
+              <w:keepLines w:val="0"/>
+              <w:pageBreakBefore w:val="0"/>
+              <w:widowControl w:val="0"/>
+              <w:pBdr>
+                <w:top w:space="0" w:sz="0" w:val="nil"/>
+                <w:left w:space="0" w:sz="0" w:val="nil"/>
+                <w:bottom w:space="0" w:sz="0" w:val="nil"/>
+                <w:right w:space="0" w:sz="0" w:val="nil"/>
+                <w:between w:space="0" w:sz="0" w:val="nil"/>
+              </w:pBdr>
+              <w:shd w:fill="auto" w:val="clear"/>
+              <w:spacing w:after="0" w:before="0" w:line="240" w:lineRule="auto"/>
+              <w:ind w:left="0" w:right="0" w:firstLine="0"/>
+              <w:jc w:val="left"/>
+              <w:rPr>
+                <w:rFonts w:ascii="Times New Roman" w:cs="Times New Roman" w:eastAsia="Times New Roman" w:hAnsi="Times New Roman"/>
+                <w:sz w:val="20"/>
+                <w:szCs w:val="20"/>
+              </w:rPr>
+            </w:pPr>
+            <w:r>
+              <w:rPr>
+                <w:rtl w:val="0"/>
+              </w:rPr>
+            </w:r>
+          </w:p>
+        </w:tc>
+        <w:tc>
+          <w:tcPr>
+            <w:shd w:fill="auto" w:val="clear"/>
+            <w:tcMar>
+              <w:top w:w="100.0" w:type="dxa"/>
+              <w:left w:w="100.0" w:type="dxa"/>
+              <w:bottom w:w="100.0" w:type="dxa"/>
+              <w:right w:w="100.0" w:type="dxa"/>
+            </w:tcMar>
+            <w:vAlign w:val="top"/>
+          </w:tcPr>
+          <w:p>
+            <w:pPr>
+              <w:keepNext w:val="0"/>
+              <w:keepLines w:val="0"/>
+              <w:pageBreakBefore w:val="0"/>
+              <w:widowControl w:val="0"/>
+              <w:pBdr>
+                <w:top w:space="0" w:sz="0" w:val="nil"/>
+                <w:left w:space="0" w:sz="0" w:val="nil"/>
+                <w:bottom w:space="0" w:sz="0" w:val="nil"/>
+                <w:right w:space="0" w:sz="0" w:val="nil"/>
+                <w:between w:space="0" w:sz="0" w:val="nil"/>
+              </w:pBdr>
+              <w:shd w:fill="auto" w:val="clear"/>
+              <w:spacing w:after="0" w:before="0" w:line="240" w:lineRule="auto"/>
+              <w:ind w:left="0" w:right="0" w:firstLine="0"/>
+              <w:jc w:val="left"/>
+              <w:rPr>
+                <w:rFonts w:ascii="Times New Roman" w:cs="Times New Roman" w:eastAsia="Times New Roman" w:hAnsi="Times New Roman"/>
+                <w:sz w:val="20"/>
+                <w:szCs w:val="20"/>
+              </w:rPr>
+            </w:pPr>
+            <w:r>
+              <w:rPr>
+                <w:rtl w:val="0"/>
+              </w:rPr>
+            </w:r>
+          </w:p>
+        </w:tc>
+      </w:tr>
+      <w:tr>
+        <w:trPr>
+          <w:cantSplit w:val="0"/>
+          <w:tblHeader w:val="0"/>
+        </w:trPr>
+        <w:tc>
+          <w:tcPr>
+            <w:shd w:fill="auto" w:val="clear"/>
+            <w:tcMar>
+              <w:top w:w="100.0" w:type="dxa"/>
+              <w:left w:w="100.0" w:type="dxa"/>
+              <w:bottom w:w="100.0" w:type="dxa"/>
+              <w:right w:w="100.0" w:type="dxa"/>
+            </w:tcMar>
+            <w:vAlign w:val="top"/>
+          </w:tcPr>
+          <w:p>
+            <w:pPr>
+              <w:keepNext w:val="0"/>
+              <w:keepLines w:val="0"/>
+              <w:pageBreakBefore w:val="0"/>
+              <w:widowControl w:val="0"/>
+              <w:pBdr>
+                <w:top w:space="0" w:sz="0" w:val="nil"/>
+                <w:left w:space="0" w:sz="0" w:val="nil"/>
+                <w:bottom w:space="0" w:sz="0" w:val="nil"/>
+                <w:right w:space="0" w:sz="0" w:val="nil"/>
+                <w:between w:space="0" w:sz="0" w:val="nil"/>
+              </w:pBdr>
+              <w:shd w:fill="auto" w:val="clear"/>
+              <w:spacing w:after="0" w:before="0" w:line="240" w:lineRule="auto"/>
+              <w:ind w:left="0" w:right="0" w:firstLine="0"/>
+              <w:jc w:val="left"/>
+              <w:rPr>
+                <w:rFonts w:ascii="Times New Roman" w:cs="Times New Roman" w:eastAsia="Times New Roman" w:hAnsi="Times New Roman"/>
+                <w:sz w:val="20"/>
+                <w:szCs w:val="20"/>
+              </w:rPr>
+            </w:pPr>
+            <w:r>
+              <w:rPr>
+                <w:rtl w:val="0"/>
+              </w:rPr>
+            </w:r>
+          </w:p>
+        </w:tc>
+        <w:tc>
+          <w:tcPr>
+            <w:shd w:fill="auto" w:val="clear"/>
+            <w:tcMar>
+              <w:top w:w="100.0" w:type="dxa"/>
+              <w:left w:w="100.0" w:type="dxa"/>
+              <w:bottom w:w="100.0" w:type="dxa"/>
+              <w:right w:w="100.0" w:type="dxa"/>
+            </w:tcMar>
+            <w:vAlign w:val="top"/>
+          </w:tcPr>
+          <w:p>
+            <w:pPr>
+              <w:keepNext w:val="0"/>
+              <w:keepLines w:val="0"/>
+              <w:pageBreakBefore w:val="0"/>
+              <w:widowControl w:val="0"/>
+              <w:pBdr>
+                <w:top w:space="0" w:sz="0" w:val="nil"/>
+                <w:left w:space="0" w:sz="0" w:val="nil"/>
+                <w:bottom w:space="0" w:sz="0" w:val="nil"/>
+                <w:right w:space="0" w:sz="0" w:val="nil"/>
+                <w:between w:space="0" w:sz="0" w:val="nil"/>
+              </w:pBdr>
+              <w:shd w:fill="auto" w:val="clear"/>
+              <w:spacing w:after="0" w:before="0" w:line="240" w:lineRule="auto"/>
+              <w:ind w:left="0" w:right="0" w:firstLine="0"/>
+              <w:jc w:val="left"/>
+              <w:rPr>
+                <w:rFonts w:ascii="Times New Roman" w:cs="Times New Roman" w:eastAsia="Times New Roman" w:hAnsi="Times New Roman"/>
+                <w:sz w:val="20"/>
+                <w:szCs w:val="20"/>
+              </w:rPr>
+            </w:pPr>
+            <w:r>
+              <w:rPr>
+                <w:rtl w:val="0"/>
+              </w:rPr>
+            </w:r>
+          </w:p>
+        </w:tc>
+        <w:tc>
+          <w:tcPr>
+            <w:shd w:fill="auto" w:val="clear"/>
+            <w:tcMar>
+              <w:top w:w="100.0" w:type="dxa"/>
+              <w:left w:w="100.0" w:type="dxa"/>
+              <w:bottom w:w="100.0" w:type="dxa"/>
+              <w:right w:w="100.0" w:type="dxa"/>
+            </w:tcMar>
+            <w:vAlign w:val="top"/>
+          </w:tcPr>
+          <w:p>
+            <w:pPr>
+              <w:keepNext w:val="0"/>
+              <w:keepLines w:val="0"/>
+              <w:pageBreakBefore w:val="0"/>
+              <w:widowControl w:val="0"/>
+              <w:pBdr>
+                <w:top w:space="0" w:sz="0" w:val="nil"/>
+                <w:left w:space="0" w:sz="0" w:val="nil"/>
+                <w:bottom w:space="0" w:sz="0" w:val="nil"/>
+                <w:right w:space="0" w:sz="0" w:val="nil"/>
+                <w:between w:space="0" w:sz="0" w:val="nil"/>
+              </w:pBdr>
+              <w:shd w:fill="auto" w:val="clear"/>
+              <w:spacing w:after="0" w:before="0" w:line="240" w:lineRule="auto"/>
+              <w:ind w:left="0" w:right="0" w:firstLine="0"/>
+              <w:jc w:val="left"/>
+              <w:rPr>
+                <w:rFonts w:ascii="Times New Roman" w:cs="Times New Roman" w:eastAsia="Times New Roman" w:hAnsi="Times New Roman"/>
+                <w:sz w:val="20"/>
+                <w:szCs w:val="20"/>
+              </w:rPr>
+            </w:pPr>
+            <w:r>
+              <w:rPr>
+                <w:rtl w:val="0"/>
+              </w:rPr>
+            </w:r>
+          </w:p>
+        </w:tc>
+        <w:tc>
+          <w:tcPr>
+            <w:shd w:fill="auto" w:val="clear"/>
+            <w:tcMar>
+              <w:top w:w="100.0" w:type="dxa"/>
+              <w:left w:w="100.0" w:type="dxa"/>
+              <w:bottom w:w="100.0" w:type="dxa"/>
+              <w:right w:w="100.0" w:type="dxa"/>
+            </w:tcMar>
+            <w:vAlign w:val="top"/>
+          </w:tcPr>
+          <w:p>
+            <w:pPr>
+              <w:keepNext w:val="0"/>
+              <w:keepLines w:val="0"/>
+              <w:pageBreakBefore w:val="0"/>
+              <w:widowControl w:val="0"/>
+              <w:pBdr>
+                <w:top w:space="0" w:sz="0" w:val="nil"/>
+                <w:left w:space="0" w:sz="0" w:val="nil"/>
+                <w:bottom w:space="0" w:sz="0" w:val="nil"/>
+                <w:right w:space="0" w:sz="0" w:val="nil"/>
+                <w:between w:space="0" w:sz="0" w:val="nil"/>
+              </w:pBdr>
+              <w:shd w:fill="auto" w:val="clear"/>
+              <w:spacing w:after="0" w:before="0" w:line="240" w:lineRule="auto"/>
+              <w:ind w:left="0" w:right="0" w:firstLine="0"/>
+              <w:jc w:val="left"/>
+              <w:rPr>
+                <w:rFonts w:ascii="Times New Roman" w:cs="Times New Roman" w:eastAsia="Times New Roman" w:hAnsi="Times New Roman"/>
+                <w:sz w:val="20"/>
+                <w:szCs w:val="20"/>
+              </w:rPr>
+            </w:pPr>
+            <w:r>
+              <w:rPr>
+                <w:rtl w:val="0"/>
+              </w:rPr>
+            </w:r>
+          </w:p>
+        </w:tc>
+        <w:tc>
+          <w:tcPr>
+            <w:shd w:fill="auto" w:val="clear"/>
+            <w:tcMar>
+              <w:top w:w="100.0" w:type="dxa"/>
+              <w:left w:w="100.0" w:type="dxa"/>
+              <w:bottom w:w="100.0" w:type="dxa"/>
+              <w:right w:w="100.0" w:type="dxa"/>
+            </w:tcMar>
+            <w:vAlign w:val="top"/>
+          </w:tcPr>
+          <w:p>
+            <w:pPr>
+              <w:keepNext w:val="0"/>
+              <w:keepLines w:val="0"/>
+              <w:pageBreakBefore w:val="0"/>
+              <w:widowControl w:val="0"/>
+              <w:pBdr>
+                <w:top w:space="0" w:sz="0" w:val="nil"/>
+                <w:left w:space="0" w:sz="0" w:val="nil"/>
+                <w:bottom w:space="0" w:sz="0" w:val="nil"/>
+                <w:right w:space="0" w:sz="0" w:val="nil"/>
+                <w:between w:space="0" w:sz="0" w:val="nil"/>
+              </w:pBdr>
+              <w:shd w:fill="auto" w:val="clear"/>
+              <w:spacing w:after="0" w:before="0" w:line="240" w:lineRule="auto"/>
+              <w:ind w:left="0" w:right="0" w:firstLine="0"/>
+              <w:jc w:val="left"/>
+              <w:rPr>
+                <w:rFonts w:ascii="Times New Roman" w:cs="Times New Roman" w:eastAsia="Times New Roman" w:hAnsi="Times New Roman"/>
+                <w:sz w:val="20"/>
+                <w:szCs w:val="20"/>
+              </w:rPr>
+            </w:pPr>
+            <w:r>
+              <w:rPr>
+                <w:rtl w:val="0"/>
+              </w:rPr>
+            </w:r>
+          </w:p>
+        </w:tc>
+        <w:tc>
+          <w:tcPr>
+            <w:shd w:fill="auto" w:val="clear"/>
+            <w:tcMar>
+              <w:top w:w="100.0" w:type="dxa"/>
+              <w:left w:w="100.0" w:type="dxa"/>
+              <w:bottom w:w="100.0" w:type="dxa"/>
+              <w:right w:w="100.0" w:type="dxa"/>
+            </w:tcMar>
+            <w:vAlign w:val="top"/>
+          </w:tcPr>
+          <w:p>
+            <w:pPr>
+              <w:keepNext w:val="0"/>
+              <w:keepLines w:val="0"/>
+              <w:pageBreakBefore w:val="0"/>
+              <w:widowControl w:val="0"/>
+              <w:pBdr>
+                <w:top w:space="0" w:sz="0" w:val="nil"/>
+                <w:left w:space="0" w:sz="0" w:val="nil"/>
+                <w:bottom w:space="0" w:sz="0" w:val="nil"/>
+                <w:right w:space="0" w:sz="0" w:val="nil"/>
+                <w:between w:space="0" w:sz="0" w:val="nil"/>
+              </w:pBdr>
+              <w:shd w:fill="auto" w:val="clear"/>
+              <w:spacing w:after="0" w:before="0" w:line="240" w:lineRule="auto"/>
+              <w:ind w:left="0" w:right="0" w:firstLine="0"/>
+              <w:jc w:val="left"/>
+              <w:rPr>
+                <w:rFonts w:ascii="Times New Roman" w:cs="Times New Roman" w:eastAsia="Times New Roman" w:hAnsi="Times New Roman"/>
+                <w:sz w:val="20"/>
+                <w:szCs w:val="20"/>
+              </w:rPr>
+            </w:pPr>
+            <w:r>
+              <w:rPr>
+                <w:rtl w:val="0"/>
+              </w:rPr>
+            </w:r>
+          </w:p>
+        </w:tc>
+        <w:tc>
+          <w:tcPr>
+            <w:shd w:fill="auto" w:val="clear"/>
+            <w:tcMar>
+              <w:top w:w="100.0" w:type="dxa"/>
+              <w:left w:w="100.0" w:type="dxa"/>
+              <w:bottom w:w="100.0" w:type="dxa"/>
+              <w:right w:w="100.0" w:type="dxa"/>
+            </w:tcMar>
+            <w:vAlign w:val="top"/>
+          </w:tcPr>
+          <w:p>
+            <w:pPr>
+              <w:keepNext w:val="0"/>
+              <w:keepLines w:val="0"/>
+              <w:pageBreakBefore w:val="0"/>
+              <w:widowControl w:val="0"/>
+              <w:pBdr>
+                <w:top w:space="0" w:sz="0" w:val="nil"/>
+                <w:left w:space="0" w:sz="0" w:val="nil"/>
+                <w:bottom w:space="0" w:sz="0" w:val="nil"/>
+                <w:right w:space="0" w:sz="0" w:val="nil"/>
+                <w:between w:space="0" w:sz="0" w:val="nil"/>
+              </w:pBdr>
+              <w:shd w:fill="auto" w:val="clear"/>
+              <w:spacing w:after="0" w:before="0" w:line="240" w:lineRule="auto"/>
+              <w:ind w:left="0" w:right="0" w:firstLine="0"/>
+              <w:jc w:val="left"/>
+              <w:rPr>
+                <w:rFonts w:ascii="Times New Roman" w:cs="Times New Roman" w:eastAsia="Times New Roman" w:hAnsi="Times New Roman"/>
+                <w:sz w:val="20"/>
+                <w:szCs w:val="20"/>
+              </w:rPr>
+            </w:pPr>
+            <w:r>
+              <w:rPr>
+                <w:rtl w:val="0"/>
+              </w:rPr>
+            </w:r>
+          </w:p>
+        </w:tc>
+        <w:tc>
+          <w:tcPr>
+            <w:shd w:fill="auto" w:val="clear"/>
+            <w:tcMar>
+              <w:top w:w="100.0" w:type="dxa"/>
+              <w:left w:w="100.0" w:type="dxa"/>
+              <w:bottom w:w="100.0" w:type="dxa"/>
+              <w:right w:w="100.0" w:type="dxa"/>
+            </w:tcMar>
+            <w:vAlign w:val="top"/>
+          </w:tcPr>
+          <w:p>
+            <w:pPr>
+              <w:keepNext w:val="0"/>
+              <w:keepLines w:val="0"/>
+              <w:pageBreakBefore w:val="0"/>
+              <w:widowControl w:val="0"/>
+              <w:pBdr>
+                <w:top w:space="0" w:sz="0" w:val="nil"/>
+                <w:left w:space="0" w:sz="0" w:val="nil"/>
+                <w:bottom w:space="0" w:sz="0" w:val="nil"/>
+                <w:right w:space="0" w:sz="0" w:val="nil"/>
+                <w:between w:space="0" w:sz="0" w:val="nil"/>
+              </w:pBdr>
+              <w:shd w:fill="auto" w:val="clear"/>
+              <w:spacing w:after="0" w:before="0" w:line="240" w:lineRule="auto"/>
+              <w:ind w:left="0" w:right="0" w:firstLine="0"/>
+              <w:jc w:val="left"/>
+              <w:rPr>
+                <w:rFonts w:ascii="Times New Roman" w:cs="Times New Roman" w:eastAsia="Times New Roman" w:hAnsi="Times New Roman"/>
+                <w:sz w:val="20"/>
+                <w:szCs w:val="20"/>
+              </w:rPr>
+            </w:pPr>
+            <w:r>
+              <w:rPr>
+                <w:rtl w:val="0"/>
+              </w:rPr>
+            </w:r>
+          </w:p>
+        </w:tc>
+        <w:tc>
+          <w:tcPr>
+            <w:shd w:fill="auto" w:val="clear"/>
+            <w:tcMar>
+              <w:top w:w="100.0" w:type="dxa"/>
+              <w:left w:w="100.0" w:type="dxa"/>
+              <w:bottom w:w="100.0" w:type="dxa"/>
+              <w:right w:w="100.0" w:type="dxa"/>
+            </w:tcMar>
+            <w:vAlign w:val="top"/>
+          </w:tcPr>
+          <w:p>
+            <w:pPr>
+              <w:keepNext w:val="0"/>
+              <w:keepLines w:val="0"/>
+              <w:pageBreakBefore w:val="0"/>
+              <w:widowControl w:val="0"/>
+              <w:pBdr>
+                <w:top w:space="0" w:sz="0" w:val="nil"/>
+                <w:left w:space="0" w:sz="0" w:val="nil"/>
+                <w:bottom w:space="0" w:sz="0" w:val="nil"/>
+                <w:right w:space="0" w:sz="0" w:val="nil"/>
+                <w:between w:space="0" w:sz="0" w:val="nil"/>
+              </w:pBdr>
+              <w:shd w:fill="auto" w:val="clear"/>
+              <w:spacing w:after="0" w:before="0" w:line="240" w:lineRule="auto"/>
+              <w:ind w:left="0" w:right="0" w:firstLine="0"/>
+              <w:jc w:val="left"/>
+              <w:rPr>
+                <w:rFonts w:ascii="Times New Roman" w:cs="Times New Roman" w:eastAsia="Times New Roman" w:hAnsi="Times New Roman"/>
+                <w:sz w:val="20"/>
+                <w:szCs w:val="20"/>
+              </w:rPr>
+            </w:pPr>
+            <w:r>
+              <w:rPr>
+                <w:rtl w:val="0"/>
+              </w:rPr>
+            </w:r>
+          </w:p>
+        </w:tc>
+        <w:tc>
+          <w:tcPr>
+            <w:shd w:fill="auto" w:val="clear"/>
+            <w:tcMar>
+              <w:top w:w="100.0" w:type="dxa"/>
+              <w:left w:w="100.0" w:type="dxa"/>
+              <w:bottom w:w="100.0" w:type="dxa"/>
+              <w:right w:w="100.0" w:type="dxa"/>
+            </w:tcMar>
+            <w:vAlign w:val="top"/>
+          </w:tcPr>
+          <w:p>
+            <w:pPr>
+              <w:keepNext w:val="0"/>
+              <w:keepLines w:val="0"/>
+              <w:pageBreakBefore w:val="0"/>
+              <w:widowControl w:val="0"/>
+              <w:pBdr>
+                <w:top w:space="0" w:sz="0" w:val="nil"/>
+                <w:left w:space="0" w:sz="0" w:val="nil"/>
+                <w:bottom w:space="0" w:sz="0" w:val="nil"/>
+                <w:right w:space="0" w:sz="0" w:val="nil"/>
+                <w:between w:space="0" w:sz="0" w:val="nil"/>
+              </w:pBdr>
+              <w:shd w:fill="auto" w:val="clear"/>
+              <w:spacing w:after="0" w:before="0" w:line="240" w:lineRule="auto"/>
+              <w:ind w:left="0" w:right="0" w:firstLine="0"/>
+              <w:jc w:val="left"/>
+              <w:rPr>
+                <w:rFonts w:ascii="Times New Roman" w:cs="Times New Roman" w:eastAsia="Times New Roman" w:hAnsi="Times New Roman"/>
+                <w:sz w:val="20"/>
+                <w:szCs w:val="20"/>
+              </w:rPr>
+            </w:pPr>
+            <w:r>
+              <w:rPr>
+                <w:rtl w:val="0"/>
+              </w:rPr>
+            </w:r>
+          </w:p>
+        </w:tc>
+        <w:tc>
+          <w:tcPr>
+            <w:shd w:fill="auto" w:val="clear"/>
+            <w:tcMar>
+              <w:top w:w="100.0" w:type="dxa"/>
+              <w:left w:w="100.0" w:type="dxa"/>
+              <w:bottom w:w="100.0" w:type="dxa"/>
+              <w:right w:w="100.0" w:type="dxa"/>
+            </w:tcMar>
+            <w:vAlign w:val="top"/>
+          </w:tcPr>
+          <w:p>
+            <w:pPr>
+              <w:keepNext w:val="0"/>
+              <w:keepLines w:val="0"/>
+              <w:pageBreakBefore w:val="0"/>
+              <w:widowControl w:val="0"/>
+              <w:pBdr>
+                <w:top w:space="0" w:sz="0" w:val="nil"/>
+                <w:left w:space="0" w:sz="0" w:val="nil"/>
+                <w:bottom w:space="0" w:sz="0" w:val="nil"/>
+                <w:right w:space="0" w:sz="0" w:val="nil"/>
+                <w:between w:space="0" w:sz="0" w:val="nil"/>
+              </w:pBdr>
+              <w:shd w:fill="auto" w:val="clear"/>
+              <w:spacing w:after="0" w:before="0" w:line="240" w:lineRule="auto"/>
+              <w:ind w:left="0" w:right="0" w:firstLine="0"/>
+              <w:jc w:val="left"/>
+              <w:rPr>
+                <w:rFonts w:ascii="Times New Roman" w:cs="Times New Roman" w:eastAsia="Times New Roman" w:hAnsi="Times New Roman"/>
+                <w:sz w:val="20"/>
+                <w:szCs w:val="20"/>
+              </w:rPr>
+            </w:pPr>
+            <w:r>
+              <w:rPr>
+                <w:rtl w:val="0"/>
+              </w:rPr>
+            </w:r>
+          </w:p>
+        </w:tc>
+      </w:tr>
+      <w:tr>
+        <w:trPr>
+          <w:cantSplit w:val="0"/>
+          <w:tblHeader w:val="0"/>
+        </w:trPr>
+        <w:tc>
+          <w:tcPr>
+            <w:shd w:fill="auto" w:val="clear"/>
+            <w:tcMar>
+              <w:top w:w="100.0" w:type="dxa"/>
+              <w:left w:w="100.0" w:type="dxa"/>
+              <w:bottom w:w="100.0" w:type="dxa"/>
+              <w:right w:w="100.0" w:type="dxa"/>
+            </w:tcMar>
+            <w:vAlign w:val="top"/>
+          </w:tcPr>
+          <w:p>
+            <w:pPr>
+              <w:keepNext w:val="0"/>
+              <w:keepLines w:val="0"/>
+              <w:pageBreakBefore w:val="0"/>
+              <w:widowControl w:val="0"/>
+              <w:pBdr>
+                <w:top w:space="0" w:sz="0" w:val="nil"/>
+                <w:left w:space="0" w:sz="0" w:val="nil"/>
+                <w:bottom w:space="0" w:sz="0" w:val="nil"/>
+                <w:right w:space="0" w:sz="0" w:val="nil"/>
+                <w:between w:space="0" w:sz="0" w:val="nil"/>
+              </w:pBdr>
+              <w:shd w:fill="auto" w:val="clear"/>
+              <w:spacing w:after="0" w:before="0" w:line="240" w:lineRule="auto"/>
+              <w:ind w:left="0" w:right="0" w:firstLine="0"/>
+              <w:jc w:val="left"/>
+              <w:rPr>
+                <w:rFonts w:ascii="Times New Roman" w:cs="Times New Roman" w:eastAsia="Times New Roman" w:hAnsi="Times New Roman"/>
+                <w:sz w:val="20"/>
+                <w:szCs w:val="20"/>
+              </w:rPr>
+            </w:pPr>
+            <w:r>
+              <w:rPr>
+                <w:rtl w:val="0"/>
+              </w:rPr>
+            </w:r>
+          </w:p>
+        </w:tc>
+        <w:tc>
+          <w:tcPr>
+            <w:shd w:fill="auto" w:val="clear"/>
+            <w:tcMar>
+              <w:top w:w="100.0" w:type="dxa"/>
+              <w:left w:w="100.0" w:type="dxa"/>
+              <w:bottom w:w="100.0" w:type="dxa"/>
+              <w:right w:w="100.0" w:type="dxa"/>
+            </w:tcMar>
+            <w:vAlign w:val="top"/>
+          </w:tcPr>
+          <w:p>
+            <w:pPr>
+              <w:keepNext w:val="0"/>
+              <w:keepLines w:val="0"/>
+              <w:pageBreakBefore w:val="0"/>
+              <w:widowControl w:val="0"/>
+              <w:pBdr>
+                <w:top w:space="0" w:sz="0" w:val="nil"/>
+                <w:left w:space="0" w:sz="0" w:val="nil"/>
+                <w:bottom w:space="0" w:sz="0" w:val="nil"/>
+                <w:right w:space="0" w:sz="0" w:val="nil"/>
+                <w:between w:space="0" w:sz="0" w:val="nil"/>
+              </w:pBdr>
+              <w:shd w:fill="auto" w:val="clear"/>
+              <w:spacing w:after="0" w:before="0" w:line="240" w:lineRule="auto"/>
+              <w:ind w:left="0" w:right="0" w:firstLine="0"/>
+              <w:jc w:val="left"/>
+              <w:rPr>
+                <w:rFonts w:ascii="Times New Roman" w:cs="Times New Roman" w:eastAsia="Times New Roman" w:hAnsi="Times New Roman"/>
+                <w:sz w:val="20"/>
+                <w:szCs w:val="20"/>
+              </w:rPr>
+            </w:pPr>
+            <w:r>
+              <w:rPr>
+                <w:rtl w:val="0"/>
+              </w:rPr>
+            </w:r>
+          </w:p>
+        </w:tc>
+        <w:tc>
+          <w:tcPr>
+            <w:shd w:fill="auto" w:val="clear"/>
+            <w:tcMar>
+              <w:top w:w="100.0" w:type="dxa"/>
+              <w:left w:w="100.0" w:type="dxa"/>
+              <w:bottom w:w="100.0" w:type="dxa"/>
+              <w:right w:w="100.0" w:type="dxa"/>
+            </w:tcMar>
+            <w:vAlign w:val="top"/>
+          </w:tcPr>
+          <w:p>
+            <w:pPr>
+              <w:keepNext w:val="0"/>
+              <w:keepLines w:val="0"/>
+              <w:pageBreakBefore w:val="0"/>
+              <w:widowControl w:val="0"/>
+              <w:pBdr>
+                <w:top w:space="0" w:sz="0" w:val="nil"/>
+                <w:left w:space="0" w:sz="0" w:val="nil"/>
+                <w:bottom w:space="0" w:sz="0" w:val="nil"/>
+                <w:right w:space="0" w:sz="0" w:val="nil"/>
+                <w:between w:space="0" w:sz="0" w:val="nil"/>
+              </w:pBdr>
+              <w:shd w:fill="auto" w:val="clear"/>
+              <w:spacing w:after="0" w:before="0" w:line="240" w:lineRule="auto"/>
+              <w:ind w:left="0" w:right="0" w:firstLine="0"/>
+              <w:jc w:val="left"/>
+              <w:rPr>
+                <w:rFonts w:ascii="Times New Roman" w:cs="Times New Roman" w:eastAsia="Times New Roman" w:hAnsi="Times New Roman"/>
+                <w:sz w:val="20"/>
+                <w:szCs w:val="20"/>
+              </w:rPr>
+            </w:pPr>
+            <w:r>
+              <w:rPr>
+                <w:rtl w:val="0"/>
+              </w:rPr>
+            </w:r>
+          </w:p>
+        </w:tc>
+        <w:tc>
+          <w:tcPr>
+            <w:shd w:fill="auto" w:val="clear"/>
+            <w:tcMar>
+              <w:top w:w="100.0" w:type="dxa"/>
+              <w:left w:w="100.0" w:type="dxa"/>
+              <w:bottom w:w="100.0" w:type="dxa"/>
+              <w:right w:w="100.0" w:type="dxa"/>
+            </w:tcMar>
+            <w:vAlign w:val="top"/>
+          </w:tcPr>
+          <w:p>
+            <w:pPr>
+              <w:keepNext w:val="0"/>
+              <w:keepLines w:val="0"/>
+              <w:pageBreakBefore w:val="0"/>
+              <w:widowControl w:val="0"/>
+              <w:pBdr>
+                <w:top w:space="0" w:sz="0" w:val="nil"/>
+                <w:left w:space="0" w:sz="0" w:val="nil"/>
+                <w:bottom w:space="0" w:sz="0" w:val="nil"/>
+                <w:right w:space="0" w:sz="0" w:val="nil"/>
+                <w:between w:space="0" w:sz="0" w:val="nil"/>
+              </w:pBdr>
+              <w:shd w:fill="auto" w:val="clear"/>
+              <w:spacing w:after="0" w:before="0" w:line="240" w:lineRule="auto"/>
+              <w:ind w:left="0" w:right="0" w:firstLine="0"/>
+              <w:jc w:val="left"/>
+              <w:rPr>
+                <w:rFonts w:ascii="Times New Roman" w:cs="Times New Roman" w:eastAsia="Times New Roman" w:hAnsi="Times New Roman"/>
+                <w:sz w:val="20"/>
+                <w:szCs w:val="20"/>
+              </w:rPr>
+            </w:pPr>
+            <w:r>
+              <w:rPr>
+                <w:rtl w:val="0"/>
+              </w:rPr>
+            </w:r>
+          </w:p>
+        </w:tc>
+        <w:tc>
+          <w:tcPr>
+            <w:shd w:fill="auto" w:val="clear"/>
+            <w:tcMar>
+              <w:top w:w="100.0" w:type="dxa"/>
+              <w:left w:w="100.0" w:type="dxa"/>
+              <w:bottom w:w="100.0" w:type="dxa"/>
+              <w:right w:w="100.0" w:type="dxa"/>
+            </w:tcMar>
+            <w:vAlign w:val="top"/>
+          </w:tcPr>
+          <w:p>
+            <w:pPr>
+              <w:keepNext w:val="0"/>
+              <w:keepLines w:val="0"/>
+              <w:pageBreakBefore w:val="0"/>
+              <w:widowControl w:val="0"/>
+              <w:pBdr>
+                <w:top w:space="0" w:sz="0" w:val="nil"/>
+                <w:left w:space="0" w:sz="0" w:val="nil"/>
+                <w:bottom w:space="0" w:sz="0" w:val="nil"/>
+                <w:right w:space="0" w:sz="0" w:val="nil"/>
+                <w:between w:space="0" w:sz="0" w:val="nil"/>
+              </w:pBdr>
+              <w:shd w:fill="auto" w:val="clear"/>
+              <w:spacing w:after="0" w:before="0" w:line="240" w:lineRule="auto"/>
+              <w:ind w:left="0" w:right="0" w:firstLine="0"/>
+              <w:jc w:val="left"/>
+              <w:rPr>
+                <w:rFonts w:ascii="Times New Roman" w:cs="Times New Roman" w:eastAsia="Times New Roman" w:hAnsi="Times New Roman"/>
+                <w:sz w:val="20"/>
+                <w:szCs w:val="20"/>
+              </w:rPr>
+            </w:pPr>
+            <w:r>
+              <w:rPr>
+                <w:rtl w:val="0"/>
+              </w:rPr>
+            </w:r>
+          </w:p>
+        </w:tc>
+        <w:tc>
+          <w:tcPr>
+            <w:shd w:fill="auto" w:val="clear"/>
+            <w:tcMar>
+              <w:top w:w="100.0" w:type="dxa"/>
+              <w:left w:w="100.0" w:type="dxa"/>
+              <w:bottom w:w="100.0" w:type="dxa"/>
+              <w:right w:w="100.0" w:type="dxa"/>
+            </w:tcMar>
+            <w:vAlign w:val="top"/>
+          </w:tcPr>
+          <w:p>
+            <w:pPr>
+              <w:keepNext w:val="0"/>
+              <w:keepLines w:val="0"/>
+              <w:pageBreakBefore w:val="0"/>
+              <w:widowControl w:val="0"/>
+              <w:pBdr>
+                <w:top w:space="0" w:sz="0" w:val="nil"/>
+                <w:left w:space="0" w:sz="0" w:val="nil"/>
+                <w:bottom w:space="0" w:sz="0" w:val="nil"/>
+                <w:right w:space="0" w:sz="0" w:val="nil"/>
+                <w:between w:space="0" w:sz="0" w:val="nil"/>
+              </w:pBdr>
+              <w:shd w:fill="auto" w:val="clear"/>
+              <w:spacing w:after="0" w:before="0" w:line="240" w:lineRule="auto"/>
+              <w:ind w:left="0" w:right="0" w:firstLine="0"/>
+              <w:jc w:val="left"/>
+              <w:rPr>
+                <w:rFonts w:ascii="Times New Roman" w:cs="Times New Roman" w:eastAsia="Times New Roman" w:hAnsi="Times New Roman"/>
+                <w:sz w:val="20"/>
+                <w:szCs w:val="20"/>
+              </w:rPr>
+            </w:pPr>
+            <w:r>
+              <w:rPr>
+                <w:rtl w:val="0"/>
+              </w:rPr>
+            </w:r>
+          </w:p>
+        </w:tc>
+        <w:tc>
+          <w:tcPr>
+            <w:shd w:fill="auto" w:val="clear"/>
+            <w:tcMar>
+              <w:top w:w="100.0" w:type="dxa"/>
+              <w:left w:w="100.0" w:type="dxa"/>
+              <w:bottom w:w="100.0" w:type="dxa"/>
+              <w:right w:w="100.0" w:type="dxa"/>
+            </w:tcMar>
+            <w:vAlign w:val="top"/>
+          </w:tcPr>
+          <w:p>
+            <w:pPr>
+              <w:keepNext w:val="0"/>
+              <w:keepLines w:val="0"/>
+              <w:pageBreakBefore w:val="0"/>
+              <w:widowControl w:val="0"/>
+              <w:pBdr>
+                <w:top w:space="0" w:sz="0" w:val="nil"/>
+                <w:left w:space="0" w:sz="0" w:val="nil"/>
+                <w:bottom w:space="0" w:sz="0" w:val="nil"/>
+                <w:right w:space="0" w:sz="0" w:val="nil"/>
+                <w:between w:space="0" w:sz="0" w:val="nil"/>
+              </w:pBdr>
+              <w:shd w:fill="auto" w:val="clear"/>
+              <w:spacing w:after="0" w:before="0" w:line="240" w:lineRule="auto"/>
+              <w:ind w:left="0" w:right="0" w:firstLine="0"/>
+              <w:jc w:val="left"/>
+              <w:rPr>
+                <w:rFonts w:ascii="Times New Roman" w:cs="Times New Roman" w:eastAsia="Times New Roman" w:hAnsi="Times New Roman"/>
+                <w:sz w:val="20"/>
+                <w:szCs w:val="20"/>
+              </w:rPr>
+            </w:pPr>
+            <w:r>
+              <w:rPr>
+                <w:rtl w:val="0"/>
+              </w:rPr>
+            </w:r>
+          </w:p>
+        </w:tc>
+        <w:tc>
+          <w:tcPr>
+            <w:shd w:fill="auto" w:val="clear"/>
+            <w:tcMar>
+              <w:top w:w="100.0" w:type="dxa"/>
+              <w:left w:w="100.0" w:type="dxa"/>
+              <w:bottom w:w="100.0" w:type="dxa"/>
+              <w:right w:w="100.0" w:type="dxa"/>
+            </w:tcMar>
+            <w:vAlign w:val="top"/>
+          </w:tcPr>
+          <w:p>
+            <w:pPr>
+              <w:keepNext w:val="0"/>
+              <w:keepLines w:val="0"/>
+              <w:pageBreakBefore w:val="0"/>
+              <w:widowControl w:val="0"/>
+              <w:pBdr>
+                <w:top w:space="0" w:sz="0" w:val="nil"/>
+                <w:left w:space="0" w:sz="0" w:val="nil"/>
+                <w:bottom w:space="0" w:sz="0" w:val="nil"/>
+                <w:right w:space="0" w:sz="0" w:val="nil"/>
+                <w:between w:space="0" w:sz="0" w:val="nil"/>
+              </w:pBdr>
+              <w:shd w:fill="auto" w:val="clear"/>
+              <w:spacing w:after="0" w:before="0" w:line="240" w:lineRule="auto"/>
+              <w:ind w:left="0" w:right="0" w:firstLine="0"/>
+              <w:jc w:val="left"/>
+              <w:rPr>
+                <w:rFonts w:ascii="Times New Roman" w:cs="Times New Roman" w:eastAsia="Times New Roman" w:hAnsi="Times New Roman"/>
+                <w:sz w:val="20"/>
+                <w:szCs w:val="20"/>
+              </w:rPr>
+            </w:pPr>
+            <w:r>
+              <w:rPr>
+                <w:rtl w:val="0"/>
+              </w:rPr>
+            </w:r>
+          </w:p>
+        </w:tc>
+        <w:tc>
+          <w:tcPr>
+            <w:shd w:fill="auto" w:val="clear"/>
+            <w:tcMar>
+              <w:top w:w="100.0" w:type="dxa"/>
+              <w:left w:w="100.0" w:type="dxa"/>
+              <w:bottom w:w="100.0" w:type="dxa"/>
+              <w:right w:w="100.0" w:type="dxa"/>
+            </w:tcMar>
+            <w:vAlign w:val="top"/>
+          </w:tcPr>
+          <w:p>
+            <w:pPr>
+              <w:keepNext w:val="0"/>
+              <w:keepLines w:val="0"/>
+              <w:pageBreakBefore w:val="0"/>
+              <w:widowControl w:val="0"/>
+              <w:pBdr>
+                <w:top w:space="0" w:sz="0" w:val="nil"/>
+                <w:left w:space="0" w:sz="0" w:val="nil"/>
+                <w:bottom w:space="0" w:sz="0" w:val="nil"/>
+                <w:right w:space="0" w:sz="0" w:val="nil"/>
+                <w:between w:space="0" w:sz="0" w:val="nil"/>
+              </w:pBdr>
+              <w:shd w:fill="auto" w:val="clear"/>
+              <w:spacing w:after="0" w:before="0" w:line="240" w:lineRule="auto"/>
+              <w:ind w:left="0" w:right="0" w:firstLine="0"/>
+              <w:jc w:val="left"/>
+              <w:rPr>
+                <w:rFonts w:ascii="Times New Roman" w:cs="Times New Roman" w:eastAsia="Times New Roman" w:hAnsi="Times New Roman"/>
+                <w:sz w:val="20"/>
+                <w:szCs w:val="20"/>
+              </w:rPr>
+            </w:pPr>
+            <w:r>
+              <w:rPr>
+                <w:rtl w:val="0"/>
+              </w:rPr>
+            </w:r>
+          </w:p>
+        </w:tc>
+        <w:tc>
+          <w:tcPr>
+            <w:shd w:fill="auto" w:val="clear"/>
+            <w:tcMar>
+              <w:top w:w="100.0" w:type="dxa"/>
+              <w:left w:w="100.0" w:type="dxa"/>
+              <w:bottom w:w="100.0" w:type="dxa"/>
+              <w:right w:w="100.0" w:type="dxa"/>
+            </w:tcMar>
+            <w:vAlign w:val="top"/>
+          </w:tcPr>
+          <w:p>
+            <w:pPr>
+              <w:keepNext w:val="0"/>
+              <w:keepLines w:val="0"/>
+              <w:pageBreakBefore w:val="0"/>
+              <w:widowControl w:val="0"/>
+              <w:pBdr>
+                <w:top w:space="0" w:sz="0" w:val="nil"/>
+                <w:left w:space="0" w:sz="0" w:val="nil"/>
+                <w:bottom w:space="0" w:sz="0" w:val="nil"/>
+                <w:right w:space="0" w:sz="0" w:val="nil"/>
+                <w:between w:space="0" w:sz="0" w:val="nil"/>
+              </w:pBdr>
+              <w:shd w:fill="auto" w:val="clear"/>
+              <w:spacing w:after="0" w:before="0" w:line="240" w:lineRule="auto"/>
+              <w:ind w:left="0" w:right="0" w:firstLine="0"/>
+              <w:jc w:val="left"/>
+              <w:rPr>
+                <w:rFonts w:ascii="Times New Roman" w:cs="Times New Roman" w:eastAsia="Times New Roman" w:hAnsi="Times New Roman"/>
+                <w:sz w:val="20"/>
+                <w:szCs w:val="20"/>
+              </w:rPr>
+            </w:pPr>
+            <w:r>
+              <w:rPr>
+                <w:rtl w:val="0"/>
+              </w:rPr>
+            </w:r>
+          </w:p>
+        </w:tc>
+        <w:tc>
+          <w:tcPr>
+            <w:shd w:fill="auto" w:val="clear"/>
+            <w:tcMar>
+              <w:top w:w="100.0" w:type="dxa"/>
+              <w:left w:w="100.0" w:type="dxa"/>
+              <w:bottom w:w="100.0" w:type="dxa"/>
+              <w:right w:w="100.0" w:type="dxa"/>
+            </w:tcMar>
+            <w:vAlign w:val="top"/>
+          </w:tcPr>
+          <w:p>
+            <w:pPr>
+              <w:keepNext w:val="0"/>
+              <w:keepLines w:val="0"/>
+              <w:pageBreakBefore w:val="0"/>
+              <w:widowControl w:val="0"/>
+              <w:pBdr>
+                <w:top w:space="0" w:sz="0" w:val="nil"/>
+                <w:left w:space="0" w:sz="0" w:val="nil"/>
+                <w:bottom w:space="0" w:sz="0" w:val="nil"/>
+                <w:right w:space="0" w:sz="0" w:val="nil"/>
+                <w:between w:space="0" w:sz="0" w:val="nil"/>
+              </w:pBdr>
+              <w:shd w:fill="auto" w:val="clear"/>
+              <w:spacing w:after="0" w:before="0" w:line="240" w:lineRule="auto"/>
+              <w:ind w:left="0" w:right="0" w:firstLine="0"/>
+              <w:jc w:val="left"/>
+              <w:rPr>
+                <w:rFonts w:ascii="Times New Roman" w:cs="Times New Roman" w:eastAsia="Times New Roman" w:hAnsi="Times New Roman"/>
+                <w:sz w:val="20"/>
+                <w:szCs w:val="20"/>
+              </w:rPr>
+            </w:pPr>
+            <w:r>
+              <w:rPr>
+                <w:rtl w:val="0"/>
+              </w:rPr>
+            </w:r>
+          </w:p>
+        </w:tc>
+      </w:tr>
+      <w:tr>
+        <w:trPr>
+          <w:cantSplit w:val="0"/>
+          <w:tblHeader w:val="0"/>
+        </w:trPr>
+        <w:tc>
+          <w:tcPr>
+            <w:shd w:fill="auto" w:val="clear"/>
+            <w:tcMar>
+              <w:top w:w="100.0" w:type="dxa"/>
+              <w:left w:w="100.0" w:type="dxa"/>
+              <w:bottom w:w="100.0" w:type="dxa"/>
+              <w:right w:w="100.0" w:type="dxa"/>
+            </w:tcMar>
+            <w:vAlign w:val="top"/>
+          </w:tcPr>
+          <w:p>
+            <w:pPr>
+              <w:keepNext w:val="0"/>
+              <w:keepLines w:val="0"/>
+              <w:pageBreakBefore w:val="0"/>
+              <w:widowControl w:val="0"/>
+              <w:pBdr>
+                <w:top w:space="0" w:sz="0" w:val="nil"/>
+                <w:left w:space="0" w:sz="0" w:val="nil"/>
+                <w:bottom w:space="0" w:sz="0" w:val="nil"/>
+                <w:right w:space="0" w:sz="0" w:val="nil"/>
+                <w:between w:space="0" w:sz="0" w:val="nil"/>
+              </w:pBdr>
+              <w:shd w:fill="auto" w:val="clear"/>
+              <w:spacing w:after="0" w:before="0" w:line="240" w:lineRule="auto"/>
+              <w:ind w:left="0" w:right="0" w:firstLine="0"/>
+              <w:jc w:val="left"/>
+              <w:rPr>
+                <w:rFonts w:ascii="Times New Roman" w:cs="Times New Roman" w:eastAsia="Times New Roman" w:hAnsi="Times New Roman"/>
+                <w:sz w:val="20"/>
+                <w:szCs w:val="20"/>
+              </w:rPr>
+            </w:pPr>
+            <w:r>
+              <w:rPr>
+                <w:rtl w:val="0"/>
+              </w:rPr>
+            </w:r>
+          </w:p>
+        </w:tc>
+        <w:tc>
+          <w:tcPr>
+            <w:shd w:fill="auto" w:val="clear"/>
+            <w:tcMar>
+              <w:top w:w="100.0" w:type="dxa"/>
+              <w:left w:w="100.0" w:type="dxa"/>
+              <w:bottom w:w="100.0" w:type="dxa"/>
+              <w:right w:w="100.0" w:type="dxa"/>
+            </w:tcMar>
+            <w:vAlign w:val="top"/>
+          </w:tcPr>
+          <w:p>
+            <w:pPr>
+              <w:keepNext w:val="0"/>
+              <w:keepLines w:val="0"/>
+              <w:pageBreakBefore w:val="0"/>
+              <w:widowControl w:val="0"/>
+              <w:pBdr>
+                <w:top w:space="0" w:sz="0" w:val="nil"/>
+                <w:left w:space="0" w:sz="0" w:val="nil"/>
+                <w:bottom w:space="0" w:sz="0" w:val="nil"/>
+                <w:right w:space="0" w:sz="0" w:val="nil"/>
+                <w:between w:space="0" w:sz="0" w:val="nil"/>
+              </w:pBdr>
+              <w:shd w:fill="auto" w:val="clear"/>
+              <w:spacing w:after="0" w:before="0" w:line="240" w:lineRule="auto"/>
+              <w:ind w:left="0" w:right="0" w:firstLine="0"/>
+              <w:jc w:val="left"/>
+              <w:rPr>
+                <w:rFonts w:ascii="Times New Roman" w:cs="Times New Roman" w:eastAsia="Times New Roman" w:hAnsi="Times New Roman"/>
+                <w:sz w:val="20"/>
+                <w:szCs w:val="20"/>
+              </w:rPr>
+            </w:pPr>
+            <w:r>
+              <w:rPr>
+                <w:rtl w:val="0"/>
+              </w:rPr>
+            </w:r>
+          </w:p>
+        </w:tc>
+        <w:tc>
+          <w:tcPr>
+            <w:shd w:fill="auto" w:val="clear"/>
+            <w:tcMar>
+              <w:top w:w="100.0" w:type="dxa"/>
+              <w:left w:w="100.0" w:type="dxa"/>
+              <w:bottom w:w="100.0" w:type="dxa"/>
+              <w:right w:w="100.0" w:type="dxa"/>
+            </w:tcMar>
+            <w:vAlign w:val="top"/>
+          </w:tcPr>
+          <w:p>
+            <w:pPr>
+              <w:keepNext w:val="0"/>
+              <w:keepLines w:val="0"/>
+              <w:pageBreakBefore w:val="0"/>
+              <w:widowControl w:val="0"/>
+              <w:pBdr>
+                <w:top w:space="0" w:sz="0" w:val="nil"/>
+                <w:left w:space="0" w:sz="0" w:val="nil"/>
+                <w:bottom w:space="0" w:sz="0" w:val="nil"/>
+                <w:right w:space="0" w:sz="0" w:val="nil"/>
+                <w:between w:space="0" w:sz="0" w:val="nil"/>
+              </w:pBdr>
+              <w:shd w:fill="auto" w:val="clear"/>
+              <w:spacing w:after="0" w:before="0" w:line="240" w:lineRule="auto"/>
+              <w:ind w:left="0" w:right="0" w:firstLine="0"/>
+              <w:jc w:val="left"/>
+              <w:rPr>
+                <w:rFonts w:ascii="Times New Roman" w:cs="Times New Roman" w:eastAsia="Times New Roman" w:hAnsi="Times New Roman"/>
+                <w:sz w:val="20"/>
+                <w:szCs w:val="20"/>
+              </w:rPr>
+            </w:pPr>
+            <w:r>
+              <w:rPr>
+                <w:rtl w:val="0"/>
+              </w:rPr>
+            </w:r>
+          </w:p>
+        </w:tc>
+        <w:tc>
+          <w:tcPr>
+            <w:shd w:fill="auto" w:val="clear"/>
+            <w:tcMar>
+              <w:top w:w="100.0" w:type="dxa"/>
+              <w:left w:w="100.0" w:type="dxa"/>
+              <w:bottom w:w="100.0" w:type="dxa"/>
+              <w:right w:w="100.0" w:type="dxa"/>
+            </w:tcMar>
+            <w:vAlign w:val="top"/>
+          </w:tcPr>
+          <w:p>
+            <w:pPr>
+              <w:keepNext w:val="0"/>
+              <w:keepLines w:val="0"/>
+              <w:pageBreakBefore w:val="0"/>
+              <w:widowControl w:val="0"/>
+              <w:pBdr>
+                <w:top w:space="0" w:sz="0" w:val="nil"/>
+                <w:left w:space="0" w:sz="0" w:val="nil"/>
+                <w:bottom w:space="0" w:sz="0" w:val="nil"/>
+                <w:right w:space="0" w:sz="0" w:val="nil"/>
+                <w:between w:space="0" w:sz="0" w:val="nil"/>
+              </w:pBdr>
+              <w:shd w:fill="auto" w:val="clear"/>
+              <w:spacing w:after="0" w:before="0" w:line="240" w:lineRule="auto"/>
+              <w:ind w:left="0" w:right="0" w:firstLine="0"/>
+              <w:jc w:val="left"/>
+              <w:rPr>
+                <w:rFonts w:ascii="Times New Roman" w:cs="Times New Roman" w:eastAsia="Times New Roman" w:hAnsi="Times New Roman"/>
+                <w:sz w:val="20"/>
+                <w:szCs w:val="20"/>
+              </w:rPr>
+            </w:pPr>
+            <w:r>
+              <w:rPr>
+                <w:rtl w:val="0"/>
+              </w:rPr>
+            </w:r>
+          </w:p>
+        </w:tc>
+        <w:tc>
+          <w:tcPr>
+            <w:shd w:fill="auto" w:val="clear"/>
+            <w:tcMar>
+              <w:top w:w="100.0" w:type="dxa"/>
+              <w:left w:w="100.0" w:type="dxa"/>
+              <w:bottom w:w="100.0" w:type="dxa"/>
+              <w:right w:w="100.0" w:type="dxa"/>
+            </w:tcMar>
+            <w:vAlign w:val="top"/>
+          </w:tcPr>
+          <w:p>
+            <w:pPr>
+              <w:keepNext w:val="0"/>
+              <w:keepLines w:val="0"/>
+              <w:pageBreakBefore w:val="0"/>
+              <w:widowControl w:val="0"/>
+              <w:pBdr>
+                <w:top w:space="0" w:sz="0" w:val="nil"/>
+                <w:left w:space="0" w:sz="0" w:val="nil"/>
+                <w:bottom w:space="0" w:sz="0" w:val="nil"/>
+                <w:right w:space="0" w:sz="0" w:val="nil"/>
+                <w:between w:space="0" w:sz="0" w:val="nil"/>
+              </w:pBdr>
+              <w:shd w:fill="auto" w:val="clear"/>
+              <w:spacing w:after="0" w:before="0" w:line="240" w:lineRule="auto"/>
+              <w:ind w:left="0" w:right="0" w:firstLine="0"/>
+              <w:jc w:val="left"/>
+              <w:rPr>
+                <w:rFonts w:ascii="Times New Roman" w:cs="Times New Roman" w:eastAsia="Times New Roman" w:hAnsi="Times New Roman"/>
+                <w:sz w:val="20"/>
+                <w:szCs w:val="20"/>
+              </w:rPr>
+            </w:pPr>
+            <w:r>
+              <w:rPr>
+                <w:rtl w:val="0"/>
+              </w:rPr>
+            </w:r>
+          </w:p>
+        </w:tc>
+        <w:tc>
+          <w:tcPr>
+            <w:shd w:fill="auto" w:val="clear"/>
+            <w:tcMar>
+              <w:top w:w="100.0" w:type="dxa"/>
+              <w:left w:w="100.0" w:type="dxa"/>
+              <w:bottom w:w="100.0" w:type="dxa"/>
+              <w:right w:w="100.0" w:type="dxa"/>
+            </w:tcMar>
+            <w:vAlign w:val="top"/>
+          </w:tcPr>
+          <w:p>
+            <w:pPr>
+              <w:keepNext w:val="0"/>
+              <w:keepLines w:val="0"/>
+              <w:pageBreakBefore w:val="0"/>
+              <w:widowControl w:val="0"/>
+              <w:pBdr>
+                <w:top w:space="0" w:sz="0" w:val="nil"/>
+                <w:left w:space="0" w:sz="0" w:val="nil"/>
+                <w:bottom w:space="0" w:sz="0" w:val="nil"/>
+                <w:right w:space="0" w:sz="0" w:val="nil"/>
+                <w:between w:space="0" w:sz="0" w:val="nil"/>
+              </w:pBdr>
+              <w:shd w:fill="auto" w:val="clear"/>
+              <w:spacing w:after="0" w:before="0" w:line="240" w:lineRule="auto"/>
+              <w:ind w:left="0" w:right="0" w:firstLine="0"/>
+              <w:jc w:val="left"/>
+              <w:rPr>
+                <w:rFonts w:ascii="Times New Roman" w:cs="Times New Roman" w:eastAsia="Times New Roman" w:hAnsi="Times New Roman"/>
+                <w:sz w:val="20"/>
+                <w:szCs w:val="20"/>
+              </w:rPr>
+            </w:pPr>
+            <w:r>
+              <w:rPr>
+                <w:rtl w:val="0"/>
+              </w:rPr>
+            </w:r>
+          </w:p>
+        </w:tc>
+        <w:tc>
+          <w:tcPr>
+            <w:shd w:fill="auto" w:val="clear"/>
+            <w:tcMar>
+              <w:top w:w="100.0" w:type="dxa"/>
+              <w:left w:w="100.0" w:type="dxa"/>
+              <w:bottom w:w="100.0" w:type="dxa"/>
+              <w:right w:w="100.0" w:type="dxa"/>
+            </w:tcMar>
+            <w:vAlign w:val="top"/>
+          </w:tcPr>
+          <w:p>
+            <w:pPr>
+              <w:keepNext w:val="0"/>
+              <w:keepLines w:val="0"/>
+              <w:pageBreakBefore w:val="0"/>
+              <w:widowControl w:val="0"/>
+              <w:pBdr>
+                <w:top w:space="0" w:sz="0" w:val="nil"/>
+                <w:left w:space="0" w:sz="0" w:val="nil"/>
+                <w:bottom w:space="0" w:sz="0" w:val="nil"/>
+                <w:right w:space="0" w:sz="0" w:val="nil"/>
+                <w:between w:space="0" w:sz="0" w:val="nil"/>
+              </w:pBdr>
+              <w:shd w:fill="auto" w:val="clear"/>
+              <w:spacing w:after="0" w:before="0" w:line="240" w:lineRule="auto"/>
+              <w:ind w:left="0" w:right="0" w:firstLine="0"/>
+              <w:jc w:val="left"/>
+              <w:rPr>
+                <w:rFonts w:ascii="Times New Roman" w:cs="Times New Roman" w:eastAsia="Times New Roman" w:hAnsi="Times New Roman"/>
+                <w:sz w:val="20"/>
+                <w:szCs w:val="20"/>
+              </w:rPr>
+            </w:pPr>
+            <w:r>
+              <w:rPr>
+                <w:rtl w:val="0"/>
+              </w:rPr>
+            </w:r>
+          </w:p>
+        </w:tc>
+        <w:tc>
+          <w:tcPr>
+            <w:shd w:fill="auto" w:val="clear"/>
+            <w:tcMar>
+              <w:top w:w="100.0" w:type="dxa"/>
+              <w:left w:w="100.0" w:type="dxa"/>
+              <w:bottom w:w="100.0" w:type="dxa"/>
+              <w:right w:w="100.0" w:type="dxa"/>
+            </w:tcMar>
+            <w:vAlign w:val="top"/>
+          </w:tcPr>
+          <w:p>
+            <w:pPr>
+              <w:keepNext w:val="0"/>
+              <w:keepLines w:val="0"/>
+              <w:pageBreakBefore w:val="0"/>
+              <w:widowControl w:val="0"/>
+              <w:pBdr>
+                <w:top w:space="0" w:sz="0" w:val="nil"/>
+                <w:left w:space="0" w:sz="0" w:val="nil"/>
+                <w:bottom w:space="0" w:sz="0" w:val="nil"/>
+                <w:right w:space="0" w:sz="0" w:val="nil"/>
+                <w:between w:space="0" w:sz="0" w:val="nil"/>
+              </w:pBdr>
+              <w:shd w:fill="auto" w:val="clear"/>
+              <w:spacing w:after="0" w:before="0" w:line="240" w:lineRule="auto"/>
+              <w:ind w:left="0" w:right="0" w:firstLine="0"/>
+              <w:jc w:val="left"/>
+              <w:rPr>
+                <w:rFonts w:ascii="Times New Roman" w:cs="Times New Roman" w:eastAsia="Times New Roman" w:hAnsi="Times New Roman"/>
+                <w:sz w:val="20"/>
+                <w:szCs w:val="20"/>
+              </w:rPr>
+            </w:pPr>
+            <w:r>
+              <w:rPr>
+                <w:rtl w:val="0"/>
+              </w:rPr>
+            </w:r>
+          </w:p>
+        </w:tc>
+        <w:tc>
+          <w:tcPr>
+            <w:shd w:fill="auto" w:val="clear"/>
+            <w:tcMar>
+              <w:top w:w="100.0" w:type="dxa"/>
+              <w:left w:w="100.0" w:type="dxa"/>
+              <w:bottom w:w="100.0" w:type="dxa"/>
+              <w:right w:w="100.0" w:type="dxa"/>
+            </w:tcMar>
+            <w:vAlign w:val="top"/>
+          </w:tcPr>
+          <w:p>
+            <w:pPr>
+              <w:keepNext w:val="0"/>
+              <w:keepLines w:val="0"/>
+              <w:pageBreakBefore w:val="0"/>
+              <w:widowControl w:val="0"/>
+              <w:pBdr>
+                <w:top w:space="0" w:sz="0" w:val="nil"/>
+                <w:left w:space="0" w:sz="0" w:val="nil"/>
+                <w:bottom w:space="0" w:sz="0" w:val="nil"/>
+                <w:right w:space="0" w:sz="0" w:val="nil"/>
+                <w:between w:space="0" w:sz="0" w:val="nil"/>
+              </w:pBdr>
+              <w:shd w:fill="auto" w:val="clear"/>
+              <w:spacing w:after="0" w:before="0" w:line="240" w:lineRule="auto"/>
+              <w:ind w:left="0" w:right="0" w:firstLine="0"/>
+              <w:jc w:val="left"/>
+              <w:rPr>
+                <w:rFonts w:ascii="Times New Roman" w:cs="Times New Roman" w:eastAsia="Times New Roman" w:hAnsi="Times New Roman"/>
+                <w:sz w:val="20"/>
+                <w:szCs w:val="20"/>
+              </w:rPr>
+            </w:pPr>
+            <w:r>
+              <w:rPr>
+                <w:rtl w:val="0"/>
+              </w:rPr>
+            </w:r>
+          </w:p>
+        </w:tc>
+        <w:tc>
+          <w:tcPr>
+            <w:shd w:fill="auto" w:val="clear"/>
+            <w:tcMar>
+              <w:top w:w="100.0" w:type="dxa"/>
+              <w:left w:w="100.0" w:type="dxa"/>
+              <w:bottom w:w="100.0" w:type="dxa"/>
+              <w:right w:w="100.0" w:type="dxa"/>
+            </w:tcMar>
+            <w:vAlign w:val="top"/>
+          </w:tcPr>
+          <w:p>
+            <w:pPr>
+              <w:keepNext w:val="0"/>
+              <w:keepLines w:val="0"/>
+              <w:pageBreakBefore w:val="0"/>
+              <w:widowControl w:val="0"/>
+              <w:pBdr>
+                <w:top w:space="0" w:sz="0" w:val="nil"/>
+                <w:left w:space="0" w:sz="0" w:val="nil"/>
+                <w:bottom w:space="0" w:sz="0" w:val="nil"/>
+                <w:right w:space="0" w:sz="0" w:val="nil"/>
+                <w:between w:space="0" w:sz="0" w:val="nil"/>
+              </w:pBdr>
+              <w:shd w:fill="auto" w:val="clear"/>
+              <w:spacing w:after="0" w:before="0" w:line="240" w:lineRule="auto"/>
+              <w:ind w:left="0" w:right="0" w:firstLine="0"/>
+              <w:jc w:val="left"/>
+              <w:rPr>
+                <w:rFonts w:ascii="Times New Roman" w:cs="Times New Roman" w:eastAsia="Times New Roman" w:hAnsi="Times New Roman"/>
+                <w:sz w:val="20"/>
+                <w:szCs w:val="20"/>
+              </w:rPr>
+            </w:pPr>
+            <w:r>
+              <w:rPr>
+                <w:rtl w:val="0"/>
+              </w:rPr>
+            </w:r>
+          </w:p>
+        </w:tc>
+        <w:tc>
+          <w:tcPr>
+            <w:shd w:fill="auto" w:val="clear"/>
+            <w:tcMar>
+              <w:top w:w="100.0" w:type="dxa"/>
+              <w:left w:w="100.0" w:type="dxa"/>
+              <w:bottom w:w="100.0" w:type="dxa"/>
+              <w:right w:w="100.0" w:type="dxa"/>
+            </w:tcMar>
+            <w:vAlign w:val="top"/>
+          </w:tcPr>
+          <w:p>
+            <w:pPr>
+              <w:keepNext w:val="0"/>
+              <w:keepLines w:val="0"/>
+              <w:pageBreakBefore w:val="0"/>
+              <w:widowControl w:val="0"/>
+              <w:pBdr>
+                <w:top w:space="0" w:sz="0" w:val="nil"/>
+                <w:left w:space="0" w:sz="0" w:val="nil"/>
+                <w:bottom w:space="0" w:sz="0" w:val="nil"/>
+                <w:right w:space="0" w:sz="0" w:val="nil"/>
+                <w:between w:space="0" w:sz="0" w:val="nil"/>
+              </w:pBdr>
+              <w:shd w:fill="auto" w:val="clear"/>
+              <w:spacing w:after="0" w:before="0" w:line="240" w:lineRule="auto"/>
+              <w:ind w:left="0" w:right="0" w:firstLine="0"/>
+              <w:jc w:val="left"/>
+              <w:rPr>
+                <w:rFonts w:ascii="Times New Roman" w:cs="Times New Roman" w:eastAsia="Times New Roman" w:hAnsi="Times New Roman"/>
+                <w:sz w:val="20"/>
+                <w:szCs w:val="20"/>
+              </w:rPr>
+            </w:pPr>
+            <w:r>
+              <w:rPr>
+                <w:rtl w:val="0"/>
+              </w:rPr>
+            </w:r>
+          </w:p>
+        </w:tc>
+      </w:tr>
+      <w:tr>
+        <w:trPr>
+          <w:cantSplit w:val="0"/>
+          <w:tblHeader w:val="0"/>
+        </w:trPr>
+        <w:tc>
+          <w:tcPr>
+            <w:shd w:fill="auto" w:val="clear"/>
+            <w:tcMar>
+              <w:top w:w="100.0" w:type="dxa"/>
+              <w:left w:w="100.0" w:type="dxa"/>
+              <w:bottom w:w="100.0" w:type="dxa"/>
+              <w:right w:w="100.0" w:type="dxa"/>
+            </w:tcMar>
+            <w:vAlign w:val="top"/>
+          </w:tcPr>
+          <w:p>
+            <w:pPr>
+              <w:keepNext w:val="0"/>
+              <w:keepLines w:val="0"/>
+              <w:pageBreakBefore w:val="0"/>
+              <w:widowControl w:val="0"/>
+              <w:pBdr>
+                <w:top w:space="0" w:sz="0" w:val="nil"/>
+                <w:left w:space="0" w:sz="0" w:val="nil"/>
+                <w:bottom w:space="0" w:sz="0" w:val="nil"/>
+                <w:right w:space="0" w:sz="0" w:val="nil"/>
+                <w:between w:space="0" w:sz="0" w:val="nil"/>
+              </w:pBdr>
+              <w:shd w:fill="auto" w:val="clear"/>
+              <w:spacing w:after="0" w:before="0" w:line="240" w:lineRule="auto"/>
+              <w:ind w:left="0" w:right="0" w:firstLine="0"/>
+              <w:jc w:val="left"/>
+              <w:rPr>
+                <w:rFonts w:ascii="Times New Roman" w:cs="Times New Roman" w:eastAsia="Times New Roman" w:hAnsi="Times New Roman"/>
+                <w:sz w:val="20"/>
+                <w:szCs w:val="20"/>
+              </w:rPr>
+            </w:pPr>
+            <w:r>
+              <w:rPr>
+                <w:rtl w:val="0"/>
+              </w:rPr>
+            </w:r>
+          </w:p>
+        </w:tc>
+        <w:tc>
+          <w:tcPr>
+            <w:shd w:fill="auto" w:val="clear"/>
+            <w:tcMar>
+              <w:top w:w="100.0" w:type="dxa"/>
+              <w:left w:w="100.0" w:type="dxa"/>
+              <w:bottom w:w="100.0" w:type="dxa"/>
+              <w:right w:w="100.0" w:type="dxa"/>
+            </w:tcMar>
+            <w:vAlign w:val="top"/>
+          </w:tcPr>
+          <w:p>
+            <w:pPr>
+              <w:keepNext w:val="0"/>
+              <w:keepLines w:val="0"/>
+              <w:pageBreakBefore w:val="0"/>
+              <w:widowControl w:val="0"/>
+              <w:pBdr>
+                <w:top w:space="0" w:sz="0" w:val="nil"/>
+                <w:left w:space="0" w:sz="0" w:val="nil"/>
+                <w:bottom w:space="0" w:sz="0" w:val="nil"/>
+                <w:right w:space="0" w:sz="0" w:val="nil"/>
+                <w:between w:space="0" w:sz="0" w:val="nil"/>
+              </w:pBdr>
+              <w:shd w:fill="auto" w:val="clear"/>
+              <w:spacing w:after="0" w:before="0" w:line="240" w:lineRule="auto"/>
+              <w:ind w:left="0" w:right="0" w:firstLine="0"/>
+              <w:jc w:val="left"/>
+              <w:rPr>
+                <w:rFonts w:ascii="Times New Roman" w:cs="Times New Roman" w:eastAsia="Times New Roman" w:hAnsi="Times New Roman"/>
+                <w:sz w:val="20"/>
+                <w:szCs w:val="20"/>
+              </w:rPr>
+            </w:pPr>
+            <w:r>
+              <w:rPr>
+                <w:rtl w:val="0"/>
+              </w:rPr>
+            </w:r>
+          </w:p>
+        </w:tc>
+        <w:tc>
+          <w:tcPr>
+            <w:shd w:fill="auto" w:val="clear"/>
+            <w:tcMar>
+              <w:top w:w="100.0" w:type="dxa"/>
+              <w:left w:w="100.0" w:type="dxa"/>
+              <w:bottom w:w="100.0" w:type="dxa"/>
+              <w:right w:w="100.0" w:type="dxa"/>
+            </w:tcMar>
+            <w:vAlign w:val="top"/>
+          </w:tcPr>
+          <w:p>
+            <w:pPr>
+              <w:keepNext w:val="0"/>
+              <w:keepLines w:val="0"/>
+              <w:pageBreakBefore w:val="0"/>
+              <w:widowControl w:val="0"/>
+              <w:pBdr>
+                <w:top w:space="0" w:sz="0" w:val="nil"/>
+                <w:left w:space="0" w:sz="0" w:val="nil"/>
+                <w:bottom w:space="0" w:sz="0" w:val="nil"/>
+                <w:right w:space="0" w:sz="0" w:val="nil"/>
+                <w:between w:space="0" w:sz="0" w:val="nil"/>
+              </w:pBdr>
+              <w:shd w:fill="auto" w:val="clear"/>
+              <w:spacing w:after="0" w:before="0" w:line="240" w:lineRule="auto"/>
+              <w:ind w:left="0" w:right="0" w:firstLine="0"/>
+              <w:jc w:val="left"/>
+              <w:rPr>
+                <w:rFonts w:ascii="Times New Roman" w:cs="Times New Roman" w:eastAsia="Times New Roman" w:hAnsi="Times New Roman"/>
+                <w:sz w:val="20"/>
+                <w:szCs w:val="20"/>
+              </w:rPr>
+            </w:pPr>
+            <w:r>
+              <w:rPr>
+                <w:rtl w:val="0"/>
+              </w:rPr>
+            </w:r>
+          </w:p>
+        </w:tc>
+        <w:tc>
+          <w:tcPr>
+            <w:shd w:fill="auto" w:val="clear"/>
+            <w:tcMar>
+              <w:top w:w="100.0" w:type="dxa"/>
+              <w:left w:w="100.0" w:type="dxa"/>
+              <w:bottom w:w="100.0" w:type="dxa"/>
+              <w:right w:w="100.0" w:type="dxa"/>
+            </w:tcMar>
+            <w:vAlign w:val="top"/>
+          </w:tcPr>
+          <w:p>
+            <w:pPr>
+              <w:keepNext w:val="0"/>
+              <w:keepLines w:val="0"/>
+              <w:pageBreakBefore w:val="0"/>
+              <w:widowControl w:val="0"/>
+              <w:pBdr>
+                <w:top w:space="0" w:sz="0" w:val="nil"/>
+                <w:left w:space="0" w:sz="0" w:val="nil"/>
+                <w:bottom w:space="0" w:sz="0" w:val="nil"/>
+                <w:right w:space="0" w:sz="0" w:val="nil"/>
+                <w:between w:space="0" w:sz="0" w:val="nil"/>
+              </w:pBdr>
+              <w:shd w:fill="auto" w:val="clear"/>
+              <w:spacing w:after="0" w:before="0" w:line="240" w:lineRule="auto"/>
+              <w:ind w:left="0" w:right="0" w:firstLine="0"/>
+              <w:jc w:val="left"/>
+              <w:rPr>
+                <w:rFonts w:ascii="Times New Roman" w:cs="Times New Roman" w:eastAsia="Times New Roman" w:hAnsi="Times New Roman"/>
+                <w:sz w:val="20"/>
+                <w:szCs w:val="20"/>
+              </w:rPr>
+            </w:pPr>
+            <w:r>
+              <w:rPr>
+                <w:rtl w:val="0"/>
+              </w:rPr>
+            </w:r>
+          </w:p>
+        </w:tc>
+        <w:tc>
+          <w:tcPr>
+            <w:shd w:fill="auto" w:val="clear"/>
+            <w:tcMar>
+              <w:top w:w="100.0" w:type="dxa"/>
+              <w:left w:w="100.0" w:type="dxa"/>
+              <w:bottom w:w="100.0" w:type="dxa"/>
+              <w:right w:w="100.0" w:type="dxa"/>
+            </w:tcMar>
+            <w:vAlign w:val="top"/>
+          </w:tcPr>
+          <w:p>
+            <w:pPr>
+              <w:keepNext w:val="0"/>
+              <w:keepLines w:val="0"/>
+              <w:pageBreakBefore w:val="0"/>
+              <w:widowControl w:val="0"/>
+              <w:pBdr>
+                <w:top w:space="0" w:sz="0" w:val="nil"/>
+                <w:left w:space="0" w:sz="0" w:val="nil"/>
+                <w:bottom w:space="0" w:sz="0" w:val="nil"/>
+                <w:right w:space="0" w:sz="0" w:val="nil"/>
+                <w:between w:space="0" w:sz="0" w:val="nil"/>
+              </w:pBdr>
+              <w:shd w:fill="auto" w:val="clear"/>
+              <w:spacing w:after="0" w:before="0" w:line="240" w:lineRule="auto"/>
+              <w:ind w:left="0" w:right="0" w:firstLine="0"/>
+              <w:jc w:val="left"/>
+              <w:rPr>
+                <w:rFonts w:ascii="Times New Roman" w:cs="Times New Roman" w:eastAsia="Times New Roman" w:hAnsi="Times New Roman"/>
+                <w:sz w:val="20"/>
+                <w:szCs w:val="20"/>
+              </w:rPr>
+            </w:pPr>
+            <w:r>
+              <w:rPr>
+                <w:rtl w:val="0"/>
+              </w:rPr>
+            </w:r>
+          </w:p>
+        </w:tc>
+        <w:tc>
+          <w:tcPr>
+            <w:shd w:fill="auto" w:val="clear"/>
+            <w:tcMar>
+              <w:top w:w="100.0" w:type="dxa"/>
+              <w:left w:w="100.0" w:type="dxa"/>
+              <w:bottom w:w="100.0" w:type="dxa"/>
+              <w:right w:w="100.0" w:type="dxa"/>
+            </w:tcMar>
+            <w:vAlign w:val="top"/>
+          </w:tcPr>
+          <w:p>
+            <w:pPr>
+              <w:keepNext w:val="0"/>
+              <w:keepLines w:val="0"/>
+              <w:pageBreakBefore w:val="0"/>
+              <w:widowControl w:val="0"/>
+              <w:pBdr>
+                <w:top w:space="0" w:sz="0" w:val="nil"/>
+                <w:left w:space="0" w:sz="0" w:val="nil"/>
+                <w:bottom w:space="0" w:sz="0" w:val="nil"/>
+                <w:right w:space="0" w:sz="0" w:val="nil"/>
+                <w:between w:space="0" w:sz="0" w:val="nil"/>
+              </w:pBdr>
+              <w:shd w:fill="auto" w:val="clear"/>
+              <w:spacing w:after="0" w:before="0" w:line="240" w:lineRule="auto"/>
+              <w:ind w:left="0" w:right="0" w:firstLine="0"/>
+              <w:jc w:val="left"/>
+              <w:rPr>
+                <w:rFonts w:ascii="Times New Roman" w:cs="Times New Roman" w:eastAsia="Times New Roman" w:hAnsi="Times New Roman"/>
+                <w:sz w:val="20"/>
+                <w:szCs w:val="20"/>
+              </w:rPr>
+            </w:pPr>
+            <w:r>
+              <w:rPr>
+                <w:rtl w:val="0"/>
+              </w:rPr>
+            </w:r>
+          </w:p>
+        </w:tc>
+        <w:tc>
+          <w:tcPr>
+            <w:shd w:fill="auto" w:val="clear"/>
+            <w:tcMar>
+              <w:top w:w="100.0" w:type="dxa"/>
+              <w:left w:w="100.0" w:type="dxa"/>
+              <w:bottom w:w="100.0" w:type="dxa"/>
+              <w:right w:w="100.0" w:type="dxa"/>
+            </w:tcMar>
+            <w:vAlign w:val="top"/>
+          </w:tcPr>
+          <w:p>
+            <w:pPr>
+              <w:keepNext w:val="0"/>
+              <w:keepLines w:val="0"/>
+              <w:pageBreakBefore w:val="0"/>
+              <w:widowControl w:val="0"/>
+              <w:pBdr>
+                <w:top w:space="0" w:sz="0" w:val="nil"/>
+                <w:left w:space="0" w:sz="0" w:val="nil"/>
+                <w:bottom w:space="0" w:sz="0" w:val="nil"/>
+                <w:right w:space="0" w:sz="0" w:val="nil"/>
+                <w:between w:space="0" w:sz="0" w:val="nil"/>
+              </w:pBdr>
+              <w:shd w:fill="auto" w:val="clear"/>
+              <w:spacing w:after="0" w:before="0" w:line="240" w:lineRule="auto"/>
+              <w:ind w:left="0" w:right="0" w:firstLine="0"/>
+              <w:jc w:val="left"/>
+              <w:rPr>
+                <w:rFonts w:ascii="Times New Roman" w:cs="Times New Roman" w:eastAsia="Times New Roman" w:hAnsi="Times New Roman"/>
+                <w:sz w:val="20"/>
+                <w:szCs w:val="20"/>
+              </w:rPr>
+            </w:pPr>
+            <w:r>
+              <w:rPr>
+                <w:rtl w:val="0"/>
+              </w:rPr>
+            </w:r>
+          </w:p>
+        </w:tc>
+        <w:tc>
+          <w:tcPr>
+            <w:shd w:fill="auto" w:val="clear"/>
+            <w:tcMar>
+              <w:top w:w="100.0" w:type="dxa"/>
+              <w:left w:w="100.0" w:type="dxa"/>
+              <w:bottom w:w="100.0" w:type="dxa"/>
+              <w:right w:w="100.0" w:type="dxa"/>
+            </w:tcMar>
+            <w:vAlign w:val="top"/>
+          </w:tcPr>
+          <w:p>
+            <w:pPr>
+              <w:keepNext w:val="0"/>
+              <w:keepLines w:val="0"/>
+              <w:pageBreakBefore w:val="0"/>
+              <w:widowControl w:val="0"/>
+              <w:pBdr>
+                <w:top w:space="0" w:sz="0" w:val="nil"/>
+                <w:left w:space="0" w:sz="0" w:val="nil"/>
+                <w:bottom w:space="0" w:sz="0" w:val="nil"/>
+                <w:right w:space="0" w:sz="0" w:val="nil"/>
+                <w:between w:space="0" w:sz="0" w:val="nil"/>
+              </w:pBdr>
+              <w:shd w:fill="auto" w:val="clear"/>
+              <w:spacing w:after="0" w:before="0" w:line="240" w:lineRule="auto"/>
+              <w:ind w:left="0" w:right="0" w:firstLine="0"/>
+              <w:jc w:val="left"/>
+              <w:rPr>
+                <w:rFonts w:ascii="Times New Roman" w:cs="Times New Roman" w:eastAsia="Times New Roman" w:hAnsi="Times New Roman"/>
+                <w:sz w:val="20"/>
+                <w:szCs w:val="20"/>
+              </w:rPr>
+            </w:pPr>
+            <w:r>
+              <w:rPr>
+                <w:rtl w:val="0"/>
+              </w:rPr>
+            </w:r>
+          </w:p>
+        </w:tc>
+        <w:tc>
+          <w:tcPr>
+            <w:shd w:fill="auto" w:val="clear"/>
+            <w:tcMar>
+              <w:top w:w="100.0" w:type="dxa"/>
+              <w:left w:w="100.0" w:type="dxa"/>
+              <w:bottom w:w="100.0" w:type="dxa"/>
+              <w:right w:w="100.0" w:type="dxa"/>
+            </w:tcMar>
+            <w:vAlign w:val="top"/>
+          </w:tcPr>
+          <w:p>
+            <w:pPr>
+              <w:keepNext w:val="0"/>
+              <w:keepLines w:val="0"/>
+              <w:pageBreakBefore w:val="0"/>
+              <w:widowControl w:val="0"/>
+              <w:pBdr>
+                <w:top w:space="0" w:sz="0" w:val="nil"/>
+                <w:left w:space="0" w:sz="0" w:val="nil"/>
+                <w:bottom w:space="0" w:sz="0" w:val="nil"/>
+                <w:right w:space="0" w:sz="0" w:val="nil"/>
+                <w:between w:space="0" w:sz="0" w:val="nil"/>
+              </w:pBdr>
+              <w:shd w:fill="auto" w:val="clear"/>
+              <w:spacing w:after="0" w:before="0" w:line="240" w:lineRule="auto"/>
+              <w:ind w:left="0" w:right="0" w:firstLine="0"/>
+              <w:jc w:val="left"/>
+              <w:rPr>
+                <w:rFonts w:ascii="Times New Roman" w:cs="Times New Roman" w:eastAsia="Times New Roman" w:hAnsi="Times New Roman"/>
+                <w:sz w:val="20"/>
+                <w:szCs w:val="20"/>
+              </w:rPr>
+            </w:pPr>
+            <w:r>
+              <w:rPr>
+                <w:rtl w:val="0"/>
+              </w:rPr>
+            </w:r>
+          </w:p>
+        </w:tc>
+        <w:tc>
+          <w:tcPr>
+            <w:shd w:fill="auto" w:val="clear"/>
+            <w:tcMar>
+              <w:top w:w="100.0" w:type="dxa"/>
+              <w:left w:w="100.0" w:type="dxa"/>
+              <w:bottom w:w="100.0" w:type="dxa"/>
+              <w:right w:w="100.0" w:type="dxa"/>
+            </w:tcMar>
+            <w:vAlign w:val="top"/>
+          </w:tcPr>
+          <w:p>
+            <w:pPr>
+              <w:keepNext w:val="0"/>
+              <w:keepLines w:val="0"/>
+              <w:pageBreakBefore w:val="0"/>
+              <w:widowControl w:val="0"/>
+              <w:pBdr>
+                <w:top w:space="0" w:sz="0" w:val="nil"/>
+                <w:left w:space="0" w:sz="0" w:val="nil"/>
+                <w:bottom w:space="0" w:sz="0" w:val="nil"/>
+                <w:right w:space="0" w:sz="0" w:val="nil"/>
+                <w:between w:space="0" w:sz="0" w:val="nil"/>
+              </w:pBdr>
+              <w:shd w:fill="auto" w:val="clear"/>
+              <w:spacing w:after="0" w:before="0" w:line="240" w:lineRule="auto"/>
+              <w:ind w:left="0" w:right="0" w:firstLine="0"/>
+              <w:jc w:val="left"/>
+              <w:rPr>
+                <w:rFonts w:ascii="Times New Roman" w:cs="Times New Roman" w:eastAsia="Times New Roman" w:hAnsi="Times New Roman"/>
+                <w:sz w:val="20"/>
+                <w:szCs w:val="20"/>
+              </w:rPr>
+            </w:pPr>
+            <w:r>
+              <w:rPr>
+                <w:rtl w:val="0"/>
+              </w:rPr>
+            </w:r>
+          </w:p>
+        </w:tc>
+        <w:tc>
+          <w:tcPr>
+            <w:shd w:fill="auto" w:val="clear"/>
+            <w:tcMar>
+              <w:top w:w="100.0" w:type="dxa"/>
+              <w:left w:w="100.0" w:type="dxa"/>
+              <w:bottom w:w="100.0" w:type="dxa"/>
+              <w:right w:w="100.0" w:type="dxa"/>
+            </w:tcMar>
+            <w:vAlign w:val="top"/>
+          </w:tcPr>
+          <w:p>
+            <w:pPr>
+              <w:keepNext w:val="0"/>
+              <w:keepLines w:val="0"/>
+              <w:pageBreakBefore w:val="0"/>
+              <w:widowControl w:val="0"/>
+              <w:pBdr>
+                <w:top w:space="0" w:sz="0" w:val="nil"/>
+                <w:left w:space="0" w:sz="0" w:val="nil"/>
+                <w:bottom w:space="0" w:sz="0" w:val="nil"/>
+                <w:right w:space="0" w:sz="0" w:val="nil"/>
+                <w:between w:space="0" w:sz="0" w:val="nil"/>
+              </w:pBdr>
+              <w:shd w:fill="auto" w:val="clear"/>
+              <w:spacing w:after="0" w:before="0" w:line="240" w:lineRule="auto"/>
+              <w:ind w:left="0" w:right="0" w:firstLine="0"/>
+              <w:jc w:val="left"/>
+              <w:rPr>
+                <w:rFonts w:ascii="Times New Roman" w:cs="Times New Roman" w:eastAsia="Times New Roman" w:hAnsi="Times New Roman"/>
+                <w:sz w:val="20"/>
+                <w:szCs w:val="20"/>
+              </w:rPr>
+            </w:pPr>
+            <w:r>
+              <w:rPr>
+                <w:rtl w:val="0"/>
+              </w:rPr>
+            </w:r>
+          </w:p>
+        </w:tc>
+      </w:tr>
+      <w:tr>
+        <w:trPr>
+          <w:cantSplit w:val="0"/>
+          <w:tblHeader w:val="0"/>
+        </w:trPr>
+        <w:tc>
+          <w:tcPr>
+            <w:shd w:fill="auto" w:val="clear"/>
+            <w:tcMar>
+              <w:top w:w="100.0" w:type="dxa"/>
+              <w:left w:w="100.0" w:type="dxa"/>
+              <w:bottom w:w="100.0" w:type="dxa"/>
+              <w:right w:w="100.0" w:type="dxa"/>
+            </w:tcMar>
+            <w:vAlign w:val="top"/>
+          </w:tcPr>
+          <w:p>
+            <w:pPr>
+              <w:keepNext w:val="0"/>
+              <w:keepLines w:val="0"/>
+              <w:pageBreakBefore w:val="0"/>
+              <w:widowControl w:val="0"/>
+              <w:pBdr>
+                <w:top w:space="0" w:sz="0" w:val="nil"/>
+                <w:left w:space="0" w:sz="0" w:val="nil"/>
+                <w:bottom w:space="0" w:sz="0" w:val="nil"/>
+                <w:right w:space="0" w:sz="0" w:val="nil"/>
+                <w:between w:space="0" w:sz="0" w:val="nil"/>
+              </w:pBdr>
+              <w:shd w:fill="auto" w:val="clear"/>
+              <w:spacing w:after="0" w:before="0" w:line="240" w:lineRule="auto"/>
+              <w:ind w:left="0" w:right="0" w:firstLine="0"/>
+              <w:jc w:val="left"/>
+              <w:rPr>
+                <w:rFonts w:ascii="Times New Roman" w:cs="Times New Roman" w:eastAsia="Times New Roman" w:hAnsi="Times New Roman"/>
+                <w:sz w:val="20"/>
+                <w:szCs w:val="20"/>
+              </w:rPr>
+            </w:pPr>
+            <w:r>
+              <w:rPr>
+                <w:rtl w:val="0"/>
+              </w:rPr>
+            </w:r>
+          </w:p>
+        </w:tc>
+        <w:tc>
+          <w:tcPr>
+            <w:shd w:fill="auto" w:val="clear"/>
+            <w:tcMar>
+              <w:top w:w="100.0" w:type="dxa"/>
+              <w:left w:w="100.0" w:type="dxa"/>
+              <w:bottom w:w="100.0" w:type="dxa"/>
+              <w:right w:w="100.0" w:type="dxa"/>
+            </w:tcMar>
+            <w:vAlign w:val="top"/>
+          </w:tcPr>
+          <w:p>
+            <w:pPr>
+              <w:keepNext w:val="0"/>
+              <w:keepLines w:val="0"/>
+              <w:pageBreakBefore w:val="0"/>
+              <w:widowControl w:val="0"/>
+              <w:pBdr>
+                <w:top w:space="0" w:sz="0" w:val="nil"/>
+                <w:left w:space="0" w:sz="0" w:val="nil"/>
+                <w:bottom w:space="0" w:sz="0" w:val="nil"/>
+                <w:right w:space="0" w:sz="0" w:val="nil"/>
+                <w:between w:space="0" w:sz="0" w:val="nil"/>
+              </w:pBdr>
+              <w:shd w:fill="auto" w:val="clear"/>
+              <w:spacing w:after="0" w:before="0" w:line="240" w:lineRule="auto"/>
+              <w:ind w:left="0" w:right="0" w:firstLine="0"/>
+              <w:jc w:val="left"/>
+              <w:rPr>
+                <w:rFonts w:ascii="Times New Roman" w:cs="Times New Roman" w:eastAsia="Times New Roman" w:hAnsi="Times New Roman"/>
+                <w:sz w:val="20"/>
+                <w:szCs w:val="20"/>
+              </w:rPr>
+            </w:pPr>
+            <w:r>
+              <w:rPr>
+                <w:rtl w:val="0"/>
+              </w:rPr>
+            </w:r>
+          </w:p>
+        </w:tc>
+        <w:tc>
+          <w:tcPr>
+            <w:shd w:fill="auto" w:val="clear"/>
+            <w:tcMar>
+              <w:top w:w="100.0" w:type="dxa"/>
+              <w:left w:w="100.0" w:type="dxa"/>
+              <w:bottom w:w="100.0" w:type="dxa"/>
+              <w:right w:w="100.0" w:type="dxa"/>
+            </w:tcMar>
+            <w:vAlign w:val="top"/>
+          </w:tcPr>
+          <w:p>
+            <w:pPr>
+              <w:keepNext w:val="0"/>
+              <w:keepLines w:val="0"/>
+              <w:pageBreakBefore w:val="0"/>
+              <w:widowControl w:val="0"/>
+              <w:pBdr>
+                <w:top w:space="0" w:sz="0" w:val="nil"/>
+                <w:left w:space="0" w:sz="0" w:val="nil"/>
+                <w:bottom w:space="0" w:sz="0" w:val="nil"/>
+                <w:right w:space="0" w:sz="0" w:val="nil"/>
+                <w:between w:space="0" w:sz="0" w:val="nil"/>
+              </w:pBdr>
+              <w:shd w:fill="auto" w:val="clear"/>
+              <w:spacing w:after="0" w:before="0" w:line="240" w:lineRule="auto"/>
+              <w:ind w:left="0" w:right="0" w:firstLine="0"/>
+              <w:jc w:val="left"/>
+              <w:rPr>
+                <w:rFonts w:ascii="Times New Roman" w:cs="Times New Roman" w:eastAsia="Times New Roman" w:hAnsi="Times New Roman"/>
+                <w:sz w:val="20"/>
+                <w:szCs w:val="20"/>
+              </w:rPr>
+            </w:pPr>
+            <w:r>
+              <w:rPr>
+                <w:rtl w:val="0"/>
+              </w:rPr>
+            </w:r>
+          </w:p>
+        </w:tc>
+        <w:tc>
+          <w:tcPr>
+            <w:shd w:fill="auto" w:val="clear"/>
+            <w:tcMar>
+              <w:top w:w="100.0" w:type="dxa"/>
+              <w:left w:w="100.0" w:type="dxa"/>
+              <w:bottom w:w="100.0" w:type="dxa"/>
+              <w:right w:w="100.0" w:type="dxa"/>
+            </w:tcMar>
+            <w:vAlign w:val="top"/>
+          </w:tcPr>
+          <w:p>
+            <w:pPr>
+              <w:keepNext w:val="0"/>
+              <w:keepLines w:val="0"/>
+              <w:pageBreakBefore w:val="0"/>
+              <w:widowControl w:val="0"/>
+              <w:pBdr>
+                <w:top w:space="0" w:sz="0" w:val="nil"/>
+                <w:left w:space="0" w:sz="0" w:val="nil"/>
+                <w:bottom w:space="0" w:sz="0" w:val="nil"/>
+                <w:right w:space="0" w:sz="0" w:val="nil"/>
+                <w:between w:space="0" w:sz="0" w:val="nil"/>
+              </w:pBdr>
+              <w:shd w:fill="auto" w:val="clear"/>
+              <w:spacing w:after="0" w:before="0" w:line="240" w:lineRule="auto"/>
+              <w:ind w:left="0" w:right="0" w:firstLine="0"/>
+              <w:jc w:val="left"/>
+              <w:rPr>
+                <w:rFonts w:ascii="Times New Roman" w:cs="Times New Roman" w:eastAsia="Times New Roman" w:hAnsi="Times New Roman"/>
+                <w:sz w:val="20"/>
+                <w:szCs w:val="20"/>
+              </w:rPr>
+            </w:pPr>
+            <w:r>
+              <w:rPr>
+                <w:rtl w:val="0"/>
+              </w:rPr>
+            </w:r>
+          </w:p>
+        </w:tc>
+        <w:tc>
+          <w:tcPr>
+            <w:shd w:fill="auto" w:val="clear"/>
+            <w:tcMar>
+              <w:top w:w="100.0" w:type="dxa"/>
+              <w:left w:w="100.0" w:type="dxa"/>
+              <w:bottom w:w="100.0" w:type="dxa"/>
+              <w:right w:w="100.0" w:type="dxa"/>
+            </w:tcMar>
+            <w:vAlign w:val="top"/>
+          </w:tcPr>
+          <w:p>
+            <w:pPr>
+              <w:keepNext w:val="0"/>
+              <w:keepLines w:val="0"/>
+              <w:pageBreakBefore w:val="0"/>
+              <w:widowControl w:val="0"/>
+              <w:pBdr>
+                <w:top w:space="0" w:sz="0" w:val="nil"/>
+                <w:left w:space="0" w:sz="0" w:val="nil"/>
+                <w:bottom w:space="0" w:sz="0" w:val="nil"/>
+                <w:right w:space="0" w:sz="0" w:val="nil"/>
+                <w:between w:space="0" w:sz="0" w:val="nil"/>
+              </w:pBdr>
+              <w:shd w:fill="auto" w:val="clear"/>
+              <w:spacing w:after="0" w:before="0" w:line="240" w:lineRule="auto"/>
+              <w:ind w:left="0" w:right="0" w:firstLine="0"/>
+              <w:jc w:val="left"/>
+              <w:rPr>
+                <w:rFonts w:ascii="Times New Roman" w:cs="Times New Roman" w:eastAsia="Times New Roman" w:hAnsi="Times New Roman"/>
+                <w:sz w:val="20"/>
+                <w:szCs w:val="20"/>
+              </w:rPr>
+            </w:pPr>
+            <w:r>
+              <w:rPr>
+                <w:rtl w:val="0"/>
+              </w:rPr>
+            </w:r>
+          </w:p>
+        </w:tc>
+        <w:tc>
+          <w:tcPr>
+            <w:shd w:fill="auto" w:val="clear"/>
+            <w:tcMar>
+              <w:top w:w="100.0" w:type="dxa"/>
+              <w:left w:w="100.0" w:type="dxa"/>
+              <w:bottom w:w="100.0" w:type="dxa"/>
+              <w:right w:w="100.0" w:type="dxa"/>
+            </w:tcMar>
+            <w:vAlign w:val="top"/>
+          </w:tcPr>
+          <w:p>
+            <w:pPr>
+              <w:keepNext w:val="0"/>
+              <w:keepLines w:val="0"/>
+              <w:pageBreakBefore w:val="0"/>
+              <w:widowControl w:val="0"/>
+              <w:pBdr>
+                <w:top w:space="0" w:sz="0" w:val="nil"/>
+                <w:left w:space="0" w:sz="0" w:val="nil"/>
+                <w:bottom w:space="0" w:sz="0" w:val="nil"/>
+                <w:right w:space="0" w:sz="0" w:val="nil"/>
+                <w:between w:space="0" w:sz="0" w:val="nil"/>
+              </w:pBdr>
+              <w:shd w:fill="auto" w:val="clear"/>
+              <w:spacing w:after="0" w:before="0" w:line="240" w:lineRule="auto"/>
+              <w:ind w:left="0" w:right="0" w:firstLine="0"/>
+              <w:jc w:val="left"/>
+              <w:rPr>
+                <w:rFonts w:ascii="Times New Roman" w:cs="Times New Roman" w:eastAsia="Times New Roman" w:hAnsi="Times New Roman"/>
+                <w:sz w:val="20"/>
+                <w:szCs w:val="20"/>
+              </w:rPr>
+            </w:pPr>
+            <w:r>
+              <w:rPr>
+                <w:rtl w:val="0"/>
+              </w:rPr>
+            </w:r>
+          </w:p>
+        </w:tc>
+        <w:tc>
+          <w:tcPr>
+            <w:shd w:fill="auto" w:val="clear"/>
+            <w:tcMar>
+              <w:top w:w="100.0" w:type="dxa"/>
+              <w:left w:w="100.0" w:type="dxa"/>
+              <w:bottom w:w="100.0" w:type="dxa"/>
+              <w:right w:w="100.0" w:type="dxa"/>
+            </w:tcMar>
+            <w:vAlign w:val="top"/>
+          </w:tcPr>
+          <w:p>
+            <w:pPr>
+              <w:keepNext w:val="0"/>
+              <w:keepLines w:val="0"/>
+              <w:pageBreakBefore w:val="0"/>
+              <w:widowControl w:val="0"/>
+              <w:pBdr>
+                <w:top w:space="0" w:sz="0" w:val="nil"/>
+                <w:left w:space="0" w:sz="0" w:val="nil"/>
+                <w:bottom w:space="0" w:sz="0" w:val="nil"/>
+                <w:right w:space="0" w:sz="0" w:val="nil"/>
+                <w:between w:space="0" w:sz="0" w:val="nil"/>
+              </w:pBdr>
+              <w:shd w:fill="auto" w:val="clear"/>
+              <w:spacing w:after="0" w:before="0" w:line="240" w:lineRule="auto"/>
+              <w:ind w:left="0" w:right="0" w:firstLine="0"/>
+              <w:jc w:val="left"/>
+              <w:rPr>
+                <w:rFonts w:ascii="Times New Roman" w:cs="Times New Roman" w:eastAsia="Times New Roman" w:hAnsi="Times New Roman"/>
+                <w:sz w:val="20"/>
+                <w:szCs w:val="20"/>
+              </w:rPr>
+            </w:pPr>
+            <w:r>
+              <w:rPr>
+                <w:rtl w:val="0"/>
+              </w:rPr>
+            </w:r>
+          </w:p>
+        </w:tc>
+        <w:tc>
+          <w:tcPr>
+            <w:shd w:fill="auto" w:val="clear"/>
+            <w:tcMar>
+              <w:top w:w="100.0" w:type="dxa"/>
+              <w:left w:w="100.0" w:type="dxa"/>
+              <w:bottom w:w="100.0" w:type="dxa"/>
+              <w:right w:w="100.0" w:type="dxa"/>
+            </w:tcMar>
+            <w:vAlign w:val="top"/>
+          </w:tcPr>
+          <w:p>
+            <w:pPr>
+              <w:keepNext w:val="0"/>
+              <w:keepLines w:val="0"/>
+              <w:pageBreakBefore w:val="0"/>
+              <w:widowControl w:val="0"/>
+              <w:pBdr>
+                <w:top w:space="0" w:sz="0" w:val="nil"/>
+                <w:left w:space="0" w:sz="0" w:val="nil"/>
+                <w:bottom w:space="0" w:sz="0" w:val="nil"/>
+                <w:right w:space="0" w:sz="0" w:val="nil"/>
+                <w:between w:space="0" w:sz="0" w:val="nil"/>
+              </w:pBdr>
+              <w:shd w:fill="auto" w:val="clear"/>
+              <w:spacing w:after="0" w:before="0" w:line="240" w:lineRule="auto"/>
+              <w:ind w:left="0" w:right="0" w:firstLine="0"/>
+              <w:jc w:val="left"/>
+              <w:rPr>
+                <w:rFonts w:ascii="Times New Roman" w:cs="Times New Roman" w:eastAsia="Times New Roman" w:hAnsi="Times New Roman"/>
+                <w:sz w:val="20"/>
+                <w:szCs w:val="20"/>
+              </w:rPr>
+            </w:pPr>
+            <w:r>
+              <w:rPr>
+                <w:rtl w:val="0"/>
+              </w:rPr>
+            </w:r>
+          </w:p>
+        </w:tc>
+        <w:tc>
+          <w:tcPr>
+            <w:shd w:fill="auto" w:val="clear"/>
+            <w:tcMar>
+              <w:top w:w="100.0" w:type="dxa"/>
+              <w:left w:w="100.0" w:type="dxa"/>
+              <w:bottom w:w="100.0" w:type="dxa"/>
+              <w:right w:w="100.0" w:type="dxa"/>
+            </w:tcMar>
+            <w:vAlign w:val="top"/>
+          </w:tcPr>
+          <w:p>
+            <w:pPr>
+              <w:keepNext w:val="0"/>
+              <w:keepLines w:val="0"/>
+              <w:pageBreakBefore w:val="0"/>
+              <w:widowControl w:val="0"/>
+              <w:pBdr>
+                <w:top w:space="0" w:sz="0" w:val="nil"/>
+                <w:left w:space="0" w:sz="0" w:val="nil"/>
+                <w:bottom w:space="0" w:sz="0" w:val="nil"/>
+                <w:right w:space="0" w:sz="0" w:val="nil"/>
+                <w:between w:space="0" w:sz="0" w:val="nil"/>
+              </w:pBdr>
+              <w:shd w:fill="auto" w:val="clear"/>
+              <w:spacing w:after="0" w:before="0" w:line="240" w:lineRule="auto"/>
+              <w:ind w:left="0" w:right="0" w:firstLine="0"/>
+              <w:jc w:val="left"/>
+              <w:rPr>
+                <w:rFonts w:ascii="Times New Roman" w:cs="Times New Roman" w:eastAsia="Times New Roman" w:hAnsi="Times New Roman"/>
+                <w:sz w:val="20"/>
+                <w:szCs w:val="20"/>
+              </w:rPr>
+            </w:pPr>
+            <w:r>
+              <w:rPr>
+                <w:rtl w:val="0"/>
+              </w:rPr>
+            </w:r>
+          </w:p>
+        </w:tc>
+        <w:tc>
+          <w:tcPr>
+            <w:shd w:fill="auto" w:val="clear"/>
+            <w:tcMar>
+              <w:top w:w="100.0" w:type="dxa"/>
+              <w:left w:w="100.0" w:type="dxa"/>
+              <w:bottom w:w="100.0" w:type="dxa"/>
+              <w:right w:w="100.0" w:type="dxa"/>
+            </w:tcMar>
+            <w:vAlign w:val="top"/>
+          </w:tcPr>
+          <w:p>
+            <w:pPr>
+              <w:keepNext w:val="0"/>
+              <w:keepLines w:val="0"/>
+              <w:pageBreakBefore w:val="0"/>
+              <w:widowControl w:val="0"/>
+              <w:pBdr>
+                <w:top w:space="0" w:sz="0" w:val="nil"/>
+                <w:left w:space="0" w:sz="0" w:val="nil"/>
+                <w:bottom w:space="0" w:sz="0" w:val="nil"/>
+                <w:right w:space="0" w:sz="0" w:val="nil"/>
+                <w:between w:space="0" w:sz="0" w:val="nil"/>
+              </w:pBdr>
+              <w:shd w:fill="auto" w:val="clear"/>
+              <w:spacing w:after="0" w:before="0" w:line="240" w:lineRule="auto"/>
+              <w:ind w:left="0" w:right="0" w:firstLine="0"/>
+              <w:jc w:val="left"/>
+              <w:rPr>
+                <w:rFonts w:ascii="Times New Roman" w:cs="Times New Roman" w:eastAsia="Times New Roman" w:hAnsi="Times New Roman"/>
+                <w:sz w:val="20"/>
+                <w:szCs w:val="20"/>
+              </w:rPr>
+            </w:pPr>
+            <w:r>
+              <w:rPr>
+                <w:rtl w:val="0"/>
+              </w:rPr>
+            </w:r>
+          </w:p>
+        </w:tc>
+        <w:tc>
+          <w:tcPr>
+            <w:shd w:fill="auto" w:val="clear"/>
+            <w:tcMar>
+              <w:top w:w="100.0" w:type="dxa"/>
+              <w:left w:w="100.0" w:type="dxa"/>
+              <w:bottom w:w="100.0" w:type="dxa"/>
+              <w:right w:w="100.0" w:type="dxa"/>
+            </w:tcMar>
+            <w:vAlign w:val="top"/>
+          </w:tcPr>
+          <w:p>
+            <w:pPr>
+              <w:keepNext w:val="0"/>
+              <w:keepLines w:val="0"/>
+              <w:pageBreakBefore w:val="0"/>
+              <w:widowControl w:val="0"/>
+              <w:pBdr>
+                <w:top w:space="0" w:sz="0" w:val="nil"/>
+                <w:left w:space="0" w:sz="0" w:val="nil"/>
+                <w:bottom w:space="0" w:sz="0" w:val="nil"/>
+                <w:right w:space="0" w:sz="0" w:val="nil"/>
+                <w:between w:space="0" w:sz="0" w:val="nil"/>
+              </w:pBdr>
+              <w:shd w:fill="auto" w:val="clear"/>
+              <w:spacing w:after="0" w:before="0" w:line="240" w:lineRule="auto"/>
+              <w:ind w:left="0" w:right="0" w:firstLine="0"/>
+              <w:jc w:val="left"/>
+              <w:rPr>
+                <w:rFonts w:ascii="Times New Roman" w:cs="Times New Roman" w:eastAsia="Times New Roman" w:hAnsi="Times New Roman"/>
+                <w:sz w:val="20"/>
+                <w:szCs w:val="20"/>
+              </w:rPr>
+            </w:pPr>
+            <w:r>
+              <w:rPr>
+                <w:rtl w:val="0"/>
+              </w:rPr>
+            </w:r>
+          </w:p>
+        </w:tc>
+      </w:tr>
+      <w:tr>
+        <w:trPr>
+          <w:cantSplit w:val="0"/>
+          <w:tblHeader w:val="0"/>
+        </w:trPr>
+        <w:tc>
+          <w:tcPr>
+            <w:shd w:fill="auto" w:val="clear"/>
+            <w:tcMar>
+              <w:top w:w="100.0" w:type="dxa"/>
+              <w:left w:w="100.0" w:type="dxa"/>
+              <w:bottom w:w="100.0" w:type="dxa"/>
+              <w:right w:w="100.0" w:type="dxa"/>
+            </w:tcMar>
+            <w:vAlign w:val="top"/>
+          </w:tcPr>
+          <w:p>
+            <w:pPr>
+              <w:keepNext w:val="0"/>
+              <w:keepLines w:val="0"/>
+              <w:pageBreakBefore w:val="0"/>
+              <w:widowControl w:val="0"/>
+              <w:pBdr>
+                <w:top w:space="0" w:sz="0" w:val="nil"/>
+                <w:left w:space="0" w:sz="0" w:val="nil"/>
+                <w:bottom w:space="0" w:sz="0" w:val="nil"/>
+                <w:right w:space="0" w:sz="0" w:val="nil"/>
+                <w:between w:space="0" w:sz="0" w:val="nil"/>
+              </w:pBdr>
+              <w:shd w:fill="auto" w:val="clear"/>
+              <w:spacing w:after="0" w:before="0" w:line="240" w:lineRule="auto"/>
+              <w:ind w:left="0" w:right="0" w:firstLine="0"/>
+              <w:jc w:val="left"/>
+              <w:rPr>
+                <w:rFonts w:ascii="Times New Roman" w:cs="Times New Roman" w:eastAsia="Times New Roman" w:hAnsi="Times New Roman"/>
+                <w:sz w:val="20"/>
+                <w:szCs w:val="20"/>
+              </w:rPr>
+            </w:pPr>
+            <w:r>
+              <w:rPr>
+                <w:rtl w:val="0"/>
+              </w:rPr>
+            </w:r>
+          </w:p>
+        </w:tc>
+        <w:tc>
+          <w:tcPr>
+            <w:shd w:fill="auto" w:val="clear"/>
+            <w:tcMar>
+              <w:top w:w="100.0" w:type="dxa"/>
+              <w:left w:w="100.0" w:type="dxa"/>
+              <w:bottom w:w="100.0" w:type="dxa"/>
+              <w:right w:w="100.0" w:type="dxa"/>
+            </w:tcMar>
+            <w:vAlign w:val="top"/>
+          </w:tcPr>
+          <w:p>
+            <w:pPr>
+              <w:keepNext w:val="0"/>
+              <w:keepLines w:val="0"/>
+              <w:pageBreakBefore w:val="0"/>
+              <w:widowControl w:val="0"/>
+              <w:pBdr>
+                <w:top w:space="0" w:sz="0" w:val="nil"/>
+                <w:left w:space="0" w:sz="0" w:val="nil"/>
+                <w:bottom w:space="0" w:sz="0" w:val="nil"/>
+                <w:right w:space="0" w:sz="0" w:val="nil"/>
+                <w:between w:space="0" w:sz="0" w:val="nil"/>
+              </w:pBdr>
+              <w:shd w:fill="auto" w:val="clear"/>
+              <w:spacing w:after="0" w:before="0" w:line="240" w:lineRule="auto"/>
+              <w:ind w:left="0" w:right="0" w:firstLine="0"/>
+              <w:jc w:val="left"/>
+              <w:rPr>
+                <w:rFonts w:ascii="Times New Roman" w:cs="Times New Roman" w:eastAsia="Times New Roman" w:hAnsi="Times New Roman"/>
+                <w:sz w:val="20"/>
+                <w:szCs w:val="20"/>
+              </w:rPr>
+            </w:pPr>
+            <w:r>
+              <w:rPr>
+                <w:rtl w:val="0"/>
+              </w:rPr>
+            </w:r>
+          </w:p>
+        </w:tc>
+        <w:tc>
+          <w:tcPr>
+            <w:shd w:fill="auto" w:val="clear"/>
+            <w:tcMar>
+              <w:top w:w="100.0" w:type="dxa"/>
+              <w:left w:w="100.0" w:type="dxa"/>
+              <w:bottom w:w="100.0" w:type="dxa"/>
+              <w:right w:w="100.0" w:type="dxa"/>
+            </w:tcMar>
+            <w:vAlign w:val="top"/>
+          </w:tcPr>
+          <w:p>
+            <w:pPr>
+              <w:keepNext w:val="0"/>
+              <w:keepLines w:val="0"/>
+              <w:pageBreakBefore w:val="0"/>
+              <w:widowControl w:val="0"/>
+              <w:pBdr>
+                <w:top w:space="0" w:sz="0" w:val="nil"/>
+                <w:left w:space="0" w:sz="0" w:val="nil"/>
+                <w:bottom w:space="0" w:sz="0" w:val="nil"/>
+                <w:right w:space="0" w:sz="0" w:val="nil"/>
+                <w:between w:space="0" w:sz="0" w:val="nil"/>
+              </w:pBdr>
+              <w:shd w:fill="auto" w:val="clear"/>
+              <w:spacing w:after="0" w:before="0" w:line="240" w:lineRule="auto"/>
+              <w:ind w:left="0" w:right="0" w:firstLine="0"/>
+              <w:jc w:val="left"/>
+              <w:rPr>
+                <w:rFonts w:ascii="Times New Roman" w:cs="Times New Roman" w:eastAsia="Times New Roman" w:hAnsi="Times New Roman"/>
+                <w:sz w:val="20"/>
+                <w:szCs w:val="20"/>
+              </w:rPr>
+            </w:pPr>
+            <w:r>
+              <w:rPr>
+                <w:rtl w:val="0"/>
+              </w:rPr>
+            </w:r>
+          </w:p>
+        </w:tc>
+        <w:tc>
+          <w:tcPr>
+            <w:shd w:fill="auto" w:val="clear"/>
+            <w:tcMar>
+              <w:top w:w="100.0" w:type="dxa"/>
+              <w:left w:w="100.0" w:type="dxa"/>
+              <w:bottom w:w="100.0" w:type="dxa"/>
+              <w:right w:w="100.0" w:type="dxa"/>
+            </w:tcMar>
+            <w:vAlign w:val="top"/>
+          </w:tcPr>
+          <w:p>
+            <w:pPr>
+              <w:keepNext w:val="0"/>
+              <w:keepLines w:val="0"/>
+              <w:pageBreakBefore w:val="0"/>
+              <w:widowControl w:val="0"/>
+              <w:pBdr>
+                <w:top w:space="0" w:sz="0" w:val="nil"/>
+                <w:left w:space="0" w:sz="0" w:val="nil"/>
+                <w:bottom w:space="0" w:sz="0" w:val="nil"/>
+                <w:right w:space="0" w:sz="0" w:val="nil"/>
+                <w:between w:space="0" w:sz="0" w:val="nil"/>
+              </w:pBdr>
+              <w:shd w:fill="auto" w:val="clear"/>
+              <w:spacing w:after="0" w:before="0" w:line="240" w:lineRule="auto"/>
+              <w:ind w:left="0" w:right="0" w:firstLine="0"/>
+              <w:jc w:val="left"/>
+              <w:rPr>
+                <w:rFonts w:ascii="Times New Roman" w:cs="Times New Roman" w:eastAsia="Times New Roman" w:hAnsi="Times New Roman"/>
+                <w:sz w:val="20"/>
+                <w:szCs w:val="20"/>
+              </w:rPr>
+            </w:pPr>
+            <w:r>
+              <w:rPr>
+                <w:rtl w:val="0"/>
+              </w:rPr>
+            </w:r>
+          </w:p>
+        </w:tc>
+        <w:tc>
+          <w:tcPr>
+            <w:shd w:fill="auto" w:val="clear"/>
+            <w:tcMar>
+              <w:top w:w="100.0" w:type="dxa"/>
+              <w:left w:w="100.0" w:type="dxa"/>
+              <w:bottom w:w="100.0" w:type="dxa"/>
+              <w:right w:w="100.0" w:type="dxa"/>
+            </w:tcMar>
+            <w:vAlign w:val="top"/>
+          </w:tcPr>
+          <w:p>
+            <w:pPr>
+              <w:keepNext w:val="0"/>
+              <w:keepLines w:val="0"/>
+              <w:pageBreakBefore w:val="0"/>
+              <w:widowControl w:val="0"/>
+              <w:pBdr>
+                <w:top w:space="0" w:sz="0" w:val="nil"/>
+                <w:left w:space="0" w:sz="0" w:val="nil"/>
+                <w:bottom w:space="0" w:sz="0" w:val="nil"/>
+                <w:right w:space="0" w:sz="0" w:val="nil"/>
+                <w:between w:space="0" w:sz="0" w:val="nil"/>
+              </w:pBdr>
+              <w:shd w:fill="auto" w:val="clear"/>
+              <w:spacing w:after="0" w:before="0" w:line="240" w:lineRule="auto"/>
+              <w:ind w:left="0" w:right="0" w:firstLine="0"/>
+              <w:jc w:val="left"/>
+              <w:rPr>
+                <w:rFonts w:ascii="Times New Roman" w:cs="Times New Roman" w:eastAsia="Times New Roman" w:hAnsi="Times New Roman"/>
+                <w:sz w:val="20"/>
+                <w:szCs w:val="20"/>
+              </w:rPr>
+            </w:pPr>
+            <w:r>
+              <w:rPr>
+                <w:rtl w:val="0"/>
+              </w:rPr>
+            </w:r>
+          </w:p>
+        </w:tc>
+        <w:tc>
+          <w:tcPr>
+            <w:shd w:fill="auto" w:val="clear"/>
+            <w:tcMar>
+              <w:top w:w="100.0" w:type="dxa"/>
+              <w:left w:w="100.0" w:type="dxa"/>
+              <w:bottom w:w="100.0" w:type="dxa"/>
+              <w:right w:w="100.0" w:type="dxa"/>
+            </w:tcMar>
+            <w:vAlign w:val="top"/>
+          </w:tcPr>
+          <w:p>
+            <w:pPr>
+              <w:keepNext w:val="0"/>
+              <w:keepLines w:val="0"/>
+              <w:pageBreakBefore w:val="0"/>
+              <w:widowControl w:val="0"/>
+              <w:pBdr>
+                <w:top w:space="0" w:sz="0" w:val="nil"/>
+                <w:left w:space="0" w:sz="0" w:val="nil"/>
+                <w:bottom w:space="0" w:sz="0" w:val="nil"/>
+                <w:right w:space="0" w:sz="0" w:val="nil"/>
+                <w:between w:space="0" w:sz="0" w:val="nil"/>
+              </w:pBdr>
+              <w:shd w:fill="auto" w:val="clear"/>
+              <w:spacing w:after="0" w:before="0" w:line="240" w:lineRule="auto"/>
+              <w:ind w:left="0" w:right="0" w:firstLine="0"/>
+              <w:jc w:val="left"/>
+              <w:rPr>
+                <w:rFonts w:ascii="Times New Roman" w:cs="Times New Roman" w:eastAsia="Times New Roman" w:hAnsi="Times New Roman"/>
+                <w:sz w:val="20"/>
+                <w:szCs w:val="20"/>
+              </w:rPr>
+            </w:pPr>
+            <w:r>
+              <w:rPr>
+                <w:rtl w:val="0"/>
+              </w:rPr>
+            </w:r>
+          </w:p>
+        </w:tc>
+        <w:tc>
+          <w:tcPr>
+            <w:shd w:fill="auto" w:val="clear"/>
+            <w:tcMar>
+              <w:top w:w="100.0" w:type="dxa"/>
+              <w:left w:w="100.0" w:type="dxa"/>
+              <w:bottom w:w="100.0" w:type="dxa"/>
+              <w:right w:w="100.0" w:type="dxa"/>
+            </w:tcMar>
+            <w:vAlign w:val="top"/>
+          </w:tcPr>
+          <w:p>
+            <w:pPr>
+              <w:keepNext w:val="0"/>
+              <w:keepLines w:val="0"/>
+              <w:pageBreakBefore w:val="0"/>
+              <w:widowControl w:val="0"/>
+              <w:pBdr>
+                <w:top w:space="0" w:sz="0" w:val="nil"/>
+                <w:left w:space="0" w:sz="0" w:val="nil"/>
+                <w:bottom w:space="0" w:sz="0" w:val="nil"/>
+                <w:right w:space="0" w:sz="0" w:val="nil"/>
+                <w:between w:space="0" w:sz="0" w:val="nil"/>
+              </w:pBdr>
+              <w:shd w:fill="auto" w:val="clear"/>
+              <w:spacing w:after="0" w:before="0" w:line="240" w:lineRule="auto"/>
+              <w:ind w:left="0" w:right="0" w:firstLine="0"/>
+              <w:jc w:val="left"/>
+              <w:rPr>
+                <w:rFonts w:ascii="Times New Roman" w:cs="Times New Roman" w:eastAsia="Times New Roman" w:hAnsi="Times New Roman"/>
+                <w:sz w:val="20"/>
+                <w:szCs w:val="20"/>
+              </w:rPr>
+            </w:pPr>
+            <w:r>
+              <w:rPr>
+                <w:rtl w:val="0"/>
+              </w:rPr>
+            </w:r>
+          </w:p>
+        </w:tc>
+        <w:tc>
+          <w:tcPr>
+            <w:shd w:fill="auto" w:val="clear"/>
+            <w:tcMar>
+              <w:top w:w="100.0" w:type="dxa"/>
+              <w:left w:w="100.0" w:type="dxa"/>
+              <w:bottom w:w="100.0" w:type="dxa"/>
+              <w:right w:w="100.0" w:type="dxa"/>
+            </w:tcMar>
+            <w:vAlign w:val="top"/>
+          </w:tcPr>
+          <w:p>
+            <w:pPr>
+              <w:keepNext w:val="0"/>
+              <w:keepLines w:val="0"/>
+              <w:pageBreakBefore w:val="0"/>
+              <w:widowControl w:val="0"/>
+              <w:pBdr>
+                <w:top w:space="0" w:sz="0" w:val="nil"/>
+                <w:left w:space="0" w:sz="0" w:val="nil"/>
+                <w:bottom w:space="0" w:sz="0" w:val="nil"/>
+                <w:right w:space="0" w:sz="0" w:val="nil"/>
+                <w:between w:space="0" w:sz="0" w:val="nil"/>
+              </w:pBdr>
+              <w:shd w:fill="auto" w:val="clear"/>
+              <w:spacing w:after="0" w:before="0" w:line="240" w:lineRule="auto"/>
+              <w:ind w:left="0" w:right="0" w:firstLine="0"/>
+              <w:jc w:val="left"/>
+              <w:rPr>
+                <w:rFonts w:ascii="Times New Roman" w:cs="Times New Roman" w:eastAsia="Times New Roman" w:hAnsi="Times New Roman"/>
+                <w:sz w:val="20"/>
+                <w:szCs w:val="20"/>
+              </w:rPr>
+            </w:pPr>
+            <w:r>
+              <w:rPr>
+                <w:rtl w:val="0"/>
+              </w:rPr>
+            </w:r>
+          </w:p>
+        </w:tc>
+        <w:tc>
+          <w:tcPr>
+            <w:shd w:fill="auto" w:val="clear"/>
+            <w:tcMar>
+              <w:top w:w="100.0" w:type="dxa"/>
+              <w:left w:w="100.0" w:type="dxa"/>
+              <w:bottom w:w="100.0" w:type="dxa"/>
+              <w:right w:w="100.0" w:type="dxa"/>
+            </w:tcMar>
+            <w:vAlign w:val="top"/>
+          </w:tcPr>
+          <w:p>
+            <w:pPr>
+              <w:keepNext w:val="0"/>
+              <w:keepLines w:val="0"/>
+              <w:pageBreakBefore w:val="0"/>
+              <w:widowControl w:val="0"/>
+              <w:pBdr>
+                <w:top w:space="0" w:sz="0" w:val="nil"/>
+                <w:left w:space="0" w:sz="0" w:val="nil"/>
+                <w:bottom w:space="0" w:sz="0" w:val="nil"/>
+                <w:right w:space="0" w:sz="0" w:val="nil"/>
+                <w:between w:space="0" w:sz="0" w:val="nil"/>
+              </w:pBdr>
+              <w:shd w:fill="auto" w:val="clear"/>
+              <w:spacing w:after="0" w:before="0" w:line="240" w:lineRule="auto"/>
+              <w:ind w:left="0" w:right="0" w:firstLine="0"/>
+              <w:jc w:val="left"/>
+              <w:rPr>
+                <w:rFonts w:ascii="Times New Roman" w:cs="Times New Roman" w:eastAsia="Times New Roman" w:hAnsi="Times New Roman"/>
+                <w:sz w:val="20"/>
+                <w:szCs w:val="20"/>
+              </w:rPr>
+            </w:pPr>
+            <w:r>
+              <w:rPr>
+                <w:rtl w:val="0"/>
+              </w:rPr>
+            </w:r>
+          </w:p>
+        </w:tc>
+        <w:tc>
+          <w:tcPr>
+            <w:shd w:fill="auto" w:val="clear"/>
+            <w:tcMar>
+              <w:top w:w="100.0" w:type="dxa"/>
+              <w:left w:w="100.0" w:type="dxa"/>
+              <w:bottom w:w="100.0" w:type="dxa"/>
+              <w:right w:w="100.0" w:type="dxa"/>
+            </w:tcMar>
+            <w:vAlign w:val="top"/>
+          </w:tcPr>
+          <w:p>
+            <w:pPr>
+              <w:keepNext w:val="0"/>
+              <w:keepLines w:val="0"/>
+              <w:pageBreakBefore w:val="0"/>
+              <w:widowControl w:val="0"/>
+              <w:pBdr>
+                <w:top w:space="0" w:sz="0" w:val="nil"/>
+                <w:left w:space="0" w:sz="0" w:val="nil"/>
+                <w:bottom w:space="0" w:sz="0" w:val="nil"/>
+                <w:right w:space="0" w:sz="0" w:val="nil"/>
+                <w:between w:space="0" w:sz="0" w:val="nil"/>
+              </w:pBdr>
+              <w:shd w:fill="auto" w:val="clear"/>
+              <w:spacing w:after="0" w:before="0" w:line="240" w:lineRule="auto"/>
+              <w:ind w:left="0" w:right="0" w:firstLine="0"/>
+              <w:jc w:val="left"/>
+              <w:rPr>
+                <w:rFonts w:ascii="Times New Roman" w:cs="Times New Roman" w:eastAsia="Times New Roman" w:hAnsi="Times New Roman"/>
+                <w:sz w:val="20"/>
+                <w:szCs w:val="20"/>
+              </w:rPr>
+            </w:pPr>
+            <w:r>
+              <w:rPr>
+                <w:rtl w:val="0"/>
+              </w:rPr>
+            </w:r>
+          </w:p>
+        </w:tc>
+        <w:tc>
+          <w:tcPr>
+            <w:shd w:fill="auto" w:val="clear"/>
+            <w:tcMar>
+              <w:top w:w="100.0" w:type="dxa"/>
+              <w:left w:w="100.0" w:type="dxa"/>
+              <w:bottom w:w="100.0" w:type="dxa"/>
+              <w:right w:w="100.0" w:type="dxa"/>
+            </w:tcMar>
+            <w:vAlign w:val="top"/>
+          </w:tcPr>
+          <w:p>
+            <w:pPr>
+              <w:keepNext w:val="0"/>
+              <w:keepLines w:val="0"/>
+              <w:pageBreakBefore w:val="0"/>
+              <w:widowControl w:val="0"/>
+              <w:pBdr>
+                <w:top w:space="0" w:sz="0" w:val="nil"/>
+                <w:left w:space="0" w:sz="0" w:val="nil"/>
+                <w:bottom w:space="0" w:sz="0" w:val="nil"/>
+                <w:right w:space="0" w:sz="0" w:val="nil"/>
+                <w:between w:space="0" w:sz="0" w:val="nil"/>
+              </w:pBdr>
+              <w:shd w:fill="auto" w:val="clear"/>
+              <w:spacing w:after="0" w:before="0" w:line="240" w:lineRule="auto"/>
+              <w:ind w:left="0" w:right="0" w:firstLine="0"/>
+              <w:jc w:val="left"/>
+              <w:rPr>
+                <w:rFonts w:ascii="Times New Roman" w:cs="Times New Roman" w:eastAsia="Times New Roman" w:hAnsi="Times New Roman"/>
+                <w:sz w:val="20"/>
+                <w:szCs w:val="20"/>
+              </w:rPr>
+            </w:pPr>
+            <w:r>
+              <w:rPr>
+                <w:rtl w:val="0"/>
+              </w:rPr>
+            </w:r>
+          </w:p>
+        </w:tc>
+      </w:tr>
+    </w:tbl>
+    <w:p>
+      <w:pPr>
+        <w:ind w:left="-1080" w:firstLine="0"/>
         <w:jc w:val="center"/>
         <w:rPr>
           <w:rFonts w:ascii="Times New Roman" w:cs="Times New Roman" w:eastAsia="Times New Roman" w:hAnsi="Times New Roman"/>
@@ -1932,6 +7416,135 @@
     </w:p>
     <w:p>
       <w:pPr>
+        <w:ind w:left="-1080" w:firstLine="0"/>
+        <w:jc w:val="center"/>
+        <w:rPr>
+          <w:rFonts w:ascii="Times New Roman" w:cs="Times New Roman" w:eastAsia="Times New Roman" w:hAnsi="Times New Roman"/>
+          <w:b w:val="1"/>
+          <w:bCs w:val="1"/>
+          <w:sz w:val="28"/>
+          <w:szCs w:val="28"/>
+        </w:rPr>
+      </w:pPr>
+      <w:r>
+        <w:rPr>
+          <w:rFonts w:ascii="Times New Roman" w:cs="Times New Roman" w:eastAsia="Times New Roman" w:hAnsi="Times New Roman"/>
+          <w:b w:val="1"/>
+          <w:bCs w:val="1"/>
+          <w:sz w:val="28"/>
+          <w:szCs w:val="28"/>
+          <w:rtl w:val="0"/>
+        </w:rPr>
+        <w:t xml:space="preserve">Расчет TСМ</w:t>
+      </w:r>
+    </w:p>
+    <w:p>
+      <w:pPr>
+        <w:ind w:left="-1080" w:firstLine="0"/>
+        <w:rPr>
+          <w:rFonts w:ascii="Times New Roman" w:cs="Times New Roman" w:eastAsia="Times New Roman" w:hAnsi="Times New Roman"/>
+          <w:sz w:val="28"/>
+          <w:szCs w:val="28"/>
+        </w:rPr>
+      </w:pPr>
+      <w:r>
+        <w:rPr>
+          <w:rFonts w:ascii="Times New Roman" w:cs="Times New Roman" w:eastAsia="Times New Roman" w:hAnsi="Times New Roman"/>
+          <w:sz w:val="28"/>
+          <w:szCs w:val="28"/>
+          <w:rtl w:val="0"/>
+        </w:rPr>
+        <w:t xml:space="preserve">Расход топлива с грузом: {{loadFuelConsumptionValue}}</w:t>
+        <w:br w:type="textWrapping"/>
+        <w:t xml:space="preserve">Расход без груза: {{loadlessFuelConsumptionValue}}</w:t>
+        <w:br w:type="textWrapping"/>
+        <w:t xml:space="preserve">Расход масла: {{oilConsumptionValue}}</w:t>
+      </w:r>
+    </w:p>
+    <w:p>
+      <w:pPr>
+        <w:ind w:left="-1080" w:firstLine="0"/>
+        <w:rPr>
+          <w:rFonts w:ascii="Times New Roman" w:cs="Times New Roman" w:eastAsia="Times New Roman" w:hAnsi="Times New Roman"/>
+          <w:b w:val="1"/>
+          <w:bCs w:val="1"/>
+          <w:sz w:val="28"/>
+          <w:szCs w:val="28"/>
+        </w:rPr>
+      </w:pPr>
+      <w:r>
+        <w:rPr>
+          <w:rtl w:val="0"/>
+        </w:rPr>
+      </w:r>
+    </w:p>
+    <w:p>
+      <w:pPr>
+        <w:ind w:left="-1080" w:firstLine="0"/>
+        <w:rPr>
+          <w:rFonts w:ascii="Times New Roman" w:cs="Times New Roman" w:eastAsia="Times New Roman" w:hAnsi="Times New Roman"/>
+          <w:b w:val="1"/>
+          <w:bCs w:val="1"/>
+          <w:sz w:val="28"/>
+          <w:szCs w:val="28"/>
+        </w:rPr>
+      </w:pPr>
+      <w:r>
+        <w:rPr>
+          <w:rtl w:val="0"/>
+        </w:rPr>
+      </w:r>
+    </w:p>
+    <w:p>
+      <w:pPr>
+        <w:ind w:left="-1080" w:firstLine="0"/>
+        <w:rPr>
+          <w:rFonts w:ascii="Times New Roman" w:cs="Times New Roman" w:eastAsia="Times New Roman" w:hAnsi="Times New Roman"/>
+          <w:sz w:val="28"/>
+          <w:szCs w:val="28"/>
+          <w:u w:val="single"/>
+        </w:rPr>
+      </w:pPr>
+      <w:r>
+        <w:rPr>
+          <w:rFonts w:ascii="Times New Roman" w:cs="Times New Roman" w:eastAsia="Times New Roman" w:hAnsi="Times New Roman"/>
+          <w:sz w:val="28"/>
+          <w:szCs w:val="28"/>
+          <w:rtl w:val="0"/>
+        </w:rPr>
+        <w:t xml:space="preserve">Водитель</w:t>
+      </w:r>
+      <w:r>
+        <w:rPr>
+          <w:rFonts w:ascii="Times New Roman" w:cs="Times New Roman" w:eastAsia="Times New Roman" w:hAnsi="Times New Roman"/>
+          <w:b w:val="1"/>
+          <w:bCs w:val="1"/>
+          <w:sz w:val="28"/>
+          <w:szCs w:val="28"/>
+          <w:rtl w:val="0"/>
+        </w:rPr>
+        <w:t xml:space="preserve"> __________</w:t>
+      </w:r>
+      <w:r>
+        <w:rPr>
+          <w:rFonts w:ascii="Times New Roman" w:cs="Times New Roman" w:eastAsia="Times New Roman" w:hAnsi="Times New Roman"/>
+          <w:sz w:val="24"/>
+          <w:szCs w:val="24"/>
+          <w:u w:val="single"/>
+          <w:rtl w:val="0"/>
+        </w:rPr>
+        <w:t xml:space="preserve">{{carDriverDto.surname}}</w:t>
+      </w:r>
+      <w:r>
+        <w:rPr>
+          <w:rtl w:val="0"/>
+        </w:rPr>
+      </w:r>
+    </w:p>
+    <w:p>
+      <w:pPr>
+        <w:spacing w:line="14.399999999999999" w:lineRule="auto"/>
+        <w:ind w:left="-1080" w:firstLine="0"/>
         <w:rPr>
           <w:rFonts w:ascii="Times New Roman" w:cs="Times New Roman" w:eastAsia="Times New Roman" w:hAnsi="Times New Roman"/>
           <w:sz w:val="24"/>
@@ -1939,6 +7552,18 @@
           <w:u w:val="single"/>
         </w:rPr>
       </w:pPr>
+      <w:r>
+        <w:rPr>
+          <w:rFonts w:ascii="Times New Roman" w:cs="Times New Roman" w:eastAsia="Times New Roman" w:hAnsi="Times New Roman"/>
+          <w:b w:val="1"/>
+          <w:bCs w:val="1"/>
+          <w:sz w:val="28"/>
+          <w:szCs w:val="28"/>
+          <w:vertAlign w:val="subscript"/>
+          <w:rtl w:val="0"/>
+        </w:rPr>
+        <w:t xml:space="preserve">                                                  (подпись, фамилия)</w:t>
+      </w:r>
       <w:r>
         <w:rPr>
           <w:rFonts w:ascii="Times New Roman" w:cs="Times New Roman" w:eastAsia="Times New Roman" w:hAnsi="Times New Roman"/>
@@ -1960,7 +7585,7 @@
                 <wp:extent cx="3048000" cy="8048625"/>
                 <wp:effectExtent b="0" l="0" r="0" t="0"/>
                 <wp:wrapNone/>
-                <wp:docPr id="3" name=""/>
+                <wp:docPr id="5" name=""/>
                 <a:graphic>
                   <a:graphicData uri="http://schemas.microsoft.com/office/word/2010/wordprocessingGroup">
                     <wpg:wgp>
@@ -2064,12 +7689,12 @@
                 <wp:extent cx="3048000" cy="8048625"/>
                 <wp:effectExtent b="0" l="0" r="0" t="0"/>
                 <wp:wrapNone/>
-                <wp:docPr id="3" name="image3.png"/>
+                <wp:docPr id="5" name="image5.png"/>
                 <a:graphic>
                   <a:graphicData uri="http://schemas.openxmlformats.org/drawingml/2006/picture">
                     <pic:pic>
                       <pic:nvPicPr>
-                        <pic:cNvPr id="0" name="image3.png"/>
+                        <pic:cNvPr id="0" name="image5.png"/>
                         <pic:cNvPicPr preferRelativeResize="0"/>
                       </pic:nvPicPr>
                       <pic:blipFill>
@@ -2170,100 +7795,57 @@
             <wp:anchor allowOverlap="1" behindDoc="1" distB="114300" distT="114300" distL="114300" distR="114300" hidden="0" layoutInCell="1" locked="0" relativeHeight="0" simplePos="0">
               <wp:simplePos x="0" y="0"/>
               <wp:positionH relativeFrom="page">
-                <wp:posOffset>-42862</wp:posOffset>
+                <wp:posOffset>8829675</wp:posOffset>
               </wp:positionH>
               <wp:positionV relativeFrom="page">
-                <wp:posOffset>9525</wp:posOffset>
+                <wp:posOffset>4763</wp:posOffset>
               </wp:positionV>
-              <wp:extent cx="1876425" cy="7639050"/>
+              <wp:extent cx="1914525" cy="7639050"/>
               <wp:effectExtent b="0" l="0" r="0" t="0"/>
               <wp:wrapNone/>
-              <wp:docPr id="5" name=""/>
+              <wp:docPr id="2" name=""/>
               <a:graphic>
-                <a:graphicData uri="http://schemas.microsoft.com/office/word/2010/wordprocessingGroup">
-                  <wpg:wgp>
-                    <wpg:cNvGrpSpPr/>
-                    <wpg:grpSpPr>
+                <a:graphicData uri="http://schemas.microsoft.com/office/word/2010/wordprocessingShape">
+                  <wps:wsp>
+                    <wps:cNvSpPr/>
+                    <wps:cNvPr id="4" name="Shape 4"/>
+                    <wps:spPr>
                       <a:xfrm>
-                        <a:off x="0" y="63250"/>
-                        <a:ext cx="1876425" cy="7639050"/>
-                        <a:chOff x="0" y="63250"/>
-                        <a:chExt cx="1815950" cy="6991450"/>
+                        <a:off x="6274450" y="20025"/>
+                        <a:ext cx="1981500" cy="7235100"/>
                       </a:xfrm>
-                    </wpg:grpSpPr>
-                    <wps:wsp>
-                      <wps:cNvSpPr/>
-                      <wps:cNvPr id="2" name="Shape 2"/>
-                      <wps:spPr>
-                        <a:xfrm>
-                          <a:off x="-160125" y="68025"/>
-                          <a:ext cx="1971300" cy="6981900"/>
-                        </a:xfrm>
-                        <a:prstGeom prst="rect">
-                          <a:avLst/>
-                        </a:prstGeom>
+                      <a:prstGeom prst="rect">
+                        <a:avLst/>
+                      </a:prstGeom>
+                      <a:solidFill>
+                        <a:srgbClr val="FFFFFF"/>
+                      </a:solidFill>
+                      <a:ln cap="flat" cmpd="sng" w="9525">
                         <a:solidFill>
-                          <a:srgbClr val="FFFFFF"/>
+                          <a:srgbClr val="000000"/>
                         </a:solidFill>
-                        <a:ln cap="flat" cmpd="sng" w="9525">
-                          <a:solidFill>
-                            <a:srgbClr val="000000"/>
-                          </a:solidFill>
-                          <a:prstDash val="solid"/>
-                          <a:round/>
-                          <a:headEnd len="sm" w="sm" type="none"/>
-                          <a:tailEnd len="sm" w="sm" type="none"/>
-                        </a:ln>
-                      </wps:spPr>
-                      <wps:txbx>
-                        <w:txbxContent>
-                          <w:p>
-                            <w:pPr>
-                              <w:spacing w:after="0" w:before="0" w:line="240"/>
-                              <w:ind w:left="0" w:right="0" w:firstLine="0"/>
-                              <w:jc w:val="center"/>
-                              <w:textDirection w:val="btLr"/>
-                            </w:pPr>
-                          </w:p>
-                        </w:txbxContent>
-                      </wps:txbx>
-                      <wps:bodyPr anchorCtr="0" anchor="ctr" bIns="91425" lIns="91425" spcFirstLastPara="1" rIns="91425" wrap="square" tIns="91425">
-                        <a:noAutofit/>
-                      </wps:bodyPr>
-                    </wps:wsp>
-                    <wps:wsp>
-                      <wps:cNvSpPr txBox="1"/>
-                      <wps:cNvPr id="3" name="Shape 3"/>
-                      <wps:spPr>
-                        <a:xfrm flipH="1" rot="-5400000">
-                          <a:off x="-2386725" y="2576875"/>
-                          <a:ext cx="6424500" cy="1611000"/>
-                        </a:xfrm>
-                        <a:prstGeom prst="rect">
-                          <a:avLst/>
-                        </a:prstGeom>
-                        <a:noFill/>
-                        <a:ln>
-                          <a:noFill/>
-                        </a:ln>
-                      </wps:spPr>
-                      <wps:txbx>
-                        <w:txbxContent>
-                          <w:p>
-                            <w:pPr>
-                              <w:spacing w:after="0" w:before="0" w:line="240"/>
-                              <w:ind w:left="0" w:right="0" w:firstLine="0"/>
-                              <w:jc w:val="left"/>
-                              <w:textDirection w:val="btLr"/>
-                            </w:pPr>
-                          </w:p>
-                        </w:txbxContent>
-                      </wps:txbx>
-                      <wps:bodyPr anchorCtr="0" anchor="t" bIns="91425" lIns="91425" spcFirstLastPara="1" rIns="91425" wrap="square" tIns="91425">
-                        <a:noAutofit/>
-                      </wps:bodyPr>
-                    </wps:wsp>
-                  </wpg:wgp>
+                        <a:prstDash val="solid"/>
+                        <a:round/>
+                        <a:headEnd len="sm" w="sm" type="none"/>
+                        <a:tailEnd len="sm" w="sm" type="none"/>
+                      </a:ln>
+                    </wps:spPr>
+                    <wps:txbx>
+                      <w:txbxContent>
+                        <w:p>
+                          <w:pPr>
+                            <w:spacing w:after="0" w:before="0" w:line="240"/>
+                            <w:ind w:left="0" w:right="0" w:firstLine="0"/>
+                            <w:jc w:val="center"/>
+                            <w:textDirection w:val="btLr"/>
+                          </w:pPr>
+                        </w:p>
+                      </w:txbxContent>
+                    </wps:txbx>
+                    <wps:bodyPr anchorCtr="0" anchor="ctr" bIns="91425" lIns="91425" spcFirstLastPara="1" rIns="91425" wrap="square" tIns="91425">
+                      <a:noAutofit/>
+                    </wps:bodyPr>
+                  </wps:wsp>
                 </a:graphicData>
               </a:graphic>
             </wp:anchor>
@@ -2274,20 +7856,20 @@
             <wp:anchor allowOverlap="1" behindDoc="1" distB="114300" distT="114300" distL="114300" distR="114300" hidden="0" layoutInCell="1" locked="0" relativeHeight="0" simplePos="0">
               <wp:simplePos x="0" y="0"/>
               <wp:positionH relativeFrom="page">
-                <wp:posOffset>-42862</wp:posOffset>
+                <wp:posOffset>8829675</wp:posOffset>
               </wp:positionH>
               <wp:positionV relativeFrom="page">
-                <wp:posOffset>9525</wp:posOffset>
+                <wp:posOffset>4763</wp:posOffset>
               </wp:positionV>
-              <wp:extent cx="1876425" cy="7639050"/>
+              <wp:extent cx="1914525" cy="7639050"/>
               <wp:effectExtent b="0" l="0" r="0" t="0"/>
               <wp:wrapNone/>
-              <wp:docPr id="5" name="image5.png"/>
+              <wp:docPr id="2" name="image2.png"/>
               <a:graphic>
                 <a:graphicData uri="http://schemas.openxmlformats.org/drawingml/2006/picture">
                   <pic:pic>
                     <pic:nvPicPr>
-                      <pic:cNvPr id="0" name="image5.png"/>
+                      <pic:cNvPr id="0" name="image2.png"/>
                       <pic:cNvPicPr preferRelativeResize="0"/>
                     </pic:nvPicPr>
                     <pic:blipFill>
@@ -2300,7 +7882,7 @@
                     <pic:spPr>
                       <a:xfrm>
                         <a:off x="0" y="0"/>
-                        <a:ext cx="1876425" cy="7639050"/>
+                        <a:ext cx="1914525" cy="7639050"/>
                       </a:xfrm>
                       <a:prstGeom prst="rect"/>
                       <a:ln/>
@@ -2333,7 +7915,7 @@
               <wp:extent cx="2609850" cy="7639050"/>
               <wp:effectExtent b="0" l="0" r="0" t="0"/>
               <wp:wrapNone/>
-              <wp:docPr id="2" name=""/>
+              <wp:docPr id="4" name=""/>
               <a:graphic>
                 <a:graphicData uri="http://schemas.microsoft.com/office/word/2010/wordprocessingGroup">
                   <wpg:wgp>
@@ -2437,12 +8019,12 @@
               <wp:extent cx="2609850" cy="7639050"/>
               <wp:effectExtent b="0" l="0" r="0" t="0"/>
               <wp:wrapNone/>
-              <wp:docPr id="2" name="image2.png"/>
+              <wp:docPr id="4" name="image4.png"/>
               <a:graphic>
                 <a:graphicData uri="http://schemas.openxmlformats.org/drawingml/2006/picture">
                   <pic:pic>
                     <pic:nvPicPr>
-                      <pic:cNvPr id="0" name="image2.png"/>
+                      <pic:cNvPr id="0" name="image4.png"/>
                       <pic:cNvPicPr preferRelativeResize="0"/>
                     </pic:nvPicPr>
                     <pic:blipFill>
@@ -2499,7 +8081,7 @@
               <wp:extent cx="2609850" cy="7405688"/>
               <wp:effectExtent b="0" l="0" r="0" t="0"/>
               <wp:wrapNone/>
-              <wp:docPr id="4" name=""/>
+              <wp:docPr id="1" name=""/>
               <a:graphic>
                 <a:graphicData uri="http://schemas.microsoft.com/office/word/2010/wordprocessingGroup">
                   <wpg:wgp>
@@ -2603,12 +8185,12 @@
               <wp:extent cx="2609850" cy="7405688"/>
               <wp:effectExtent b="0" l="0" r="0" t="0"/>
               <wp:wrapNone/>
-              <wp:docPr id="4" name="image4.png"/>
+              <wp:docPr id="1" name="image1.png"/>
               <a:graphic>
                 <a:graphicData uri="http://schemas.openxmlformats.org/drawingml/2006/picture">
                   <pic:pic>
                     <pic:nvPicPr>
-                      <pic:cNvPr id="0" name="image4.png"/>
+                      <pic:cNvPr id="0" name="image1.png"/>
                       <pic:cNvPicPr preferRelativeResize="0"/>
                     </pic:nvPicPr>
                     <pic:blipFill>
@@ -2671,7 +8253,7 @@
               <wp:extent cx="1866900" cy="7696200"/>
               <wp:effectExtent b="0" l="0" r="0" t="0"/>
               <wp:wrapNone/>
-              <wp:docPr id="1" name=""/>
+              <wp:docPr id="3" name=""/>
               <a:graphic>
                 <a:graphicData uri="http://schemas.microsoft.com/office/word/2010/wordprocessingGroup">
                   <wpg:wgp>
@@ -2775,12 +8357,12 @@
               <wp:extent cx="1866900" cy="7696200"/>
               <wp:effectExtent b="0" l="0" r="0" t="0"/>
               <wp:wrapNone/>
-              <wp:docPr id="1" name="image1.png"/>
+              <wp:docPr id="3" name="image3.png"/>
               <a:graphic>
                 <a:graphicData uri="http://schemas.openxmlformats.org/drawingml/2006/picture">
                   <pic:pic>
                     <pic:nvPicPr>
-                      <pic:cNvPr id="0" name="image1.png"/>
+                      <pic:cNvPr id="0" name="image3.png"/>
                       <pic:cNvPicPr preferRelativeResize="0"/>
                     </pic:nvPicPr>
                     <pic:blipFill>
@@ -2825,7 +8407,121 @@
 </file>
 
 <file path=word/numbering.xml><?xml version="1.0" encoding="utf-8"?>
-<w:numbering xmlns:mc="http://schemas.openxmlformats.org/markup-compatibility/2006" xmlns:o="urn:schemas-microsoft-com:office:office" xmlns:r="http://schemas.openxmlformats.org/officeDocument/2006/relationships" xmlns:m="http://schemas.openxmlformats.org/officeDocument/2006/math" xmlns:v="urn:schemas-microsoft-com:vml" xmlns:wp="http://schemas.openxmlformats.org/drawingml/2006/wordprocessingDrawing" xmlns:w10="urn:schemas-microsoft-com:office:word" xmlns:w="http://schemas.openxmlformats.org/wordprocessingml/2006/main" xmlns:wne="http://schemas.microsoft.com/office/word/2006/wordml" xmlns:sl="http://schemas.openxmlformats.org/schemaLibrary/2006/main" xmlns:a="http://schemas.openxmlformats.org/drawingml/2006/main" xmlns:pic="http://schemas.openxmlformats.org/drawingml/2006/picture" xmlns:c="http://schemas.openxmlformats.org/drawingml/2006/chart" xmlns:lc="http://schemas.openxmlformats.org/drawingml/2006/lockedCanvas" xmlns:dgm="http://schemas.openxmlformats.org/drawingml/2006/diagram" xmlns:wps="http://schemas.microsoft.com/office/word/2010/wordprocessingShape" xmlns:wpg="http://schemas.microsoft.com/office/word/2010/wordprocessingGroup" xmlns:w14="http://schemas.microsoft.com/office/word/2010/wordml" xmlns:w15="http://schemas.microsoft.com/office/word/2012/wordml" xmlns:w16="http://schemas.microsoft.com/office/word/2018/wordml" xmlns:w16cex="http://schemas.microsoft.com/office/word/2018/wordml/cex" xmlns:w16cid="http://schemas.microsoft.com/office/word/2016/wordml/cid" xmlns="http://schemas.microsoft.com/office/tasks/2019/documenttasks" xmlns:cr="http://schemas.microsoft.com/office/comments/2020/reactions"/>
+<w:numbering xmlns:mc="http://schemas.openxmlformats.org/markup-compatibility/2006" xmlns:o="urn:schemas-microsoft-com:office:office" xmlns:r="http://schemas.openxmlformats.org/officeDocument/2006/relationships" xmlns:m="http://schemas.openxmlformats.org/officeDocument/2006/math" xmlns:v="urn:schemas-microsoft-com:vml" xmlns:wp="http://schemas.openxmlformats.org/drawingml/2006/wordprocessingDrawing" xmlns:w10="urn:schemas-microsoft-com:office:word" xmlns:w="http://schemas.openxmlformats.org/wordprocessingml/2006/main" xmlns:wne="http://schemas.microsoft.com/office/word/2006/wordml" xmlns:sl="http://schemas.openxmlformats.org/schemaLibrary/2006/main" xmlns:a="http://schemas.openxmlformats.org/drawingml/2006/main" xmlns:pic="http://schemas.openxmlformats.org/drawingml/2006/picture" xmlns:c="http://schemas.openxmlformats.org/drawingml/2006/chart" xmlns:lc="http://schemas.openxmlformats.org/drawingml/2006/lockedCanvas" xmlns:dgm="http://schemas.openxmlformats.org/drawingml/2006/diagram" xmlns:wps="http://schemas.microsoft.com/office/word/2010/wordprocessingShape" xmlns:wpg="http://schemas.microsoft.com/office/word/2010/wordprocessingGroup" xmlns:w14="http://schemas.microsoft.com/office/word/2010/wordml" xmlns:w15="http://schemas.microsoft.com/office/word/2012/wordml" xmlns:w16="http://schemas.microsoft.com/office/word/2018/wordml" xmlns:w16cex="http://schemas.microsoft.com/office/word/2018/wordml/cex" xmlns:w16cid="http://schemas.microsoft.com/office/word/2016/wordml/cid" xmlns="http://schemas.microsoft.com/office/tasks/2019/documenttasks" xmlns:cr="http://schemas.microsoft.com/office/comments/2020/reactions">
+  <w:abstractNum w:abstractNumId="1">
+    <w:lvl w:ilvl="0">
+      <w:start w:val="1"/>
+      <w:numFmt w:val="decimal"/>
+      <w:lvlText w:val="%1"/>
+      <w:lvlJc w:val="left"/>
+      <w:pPr>
+        <w:ind w:left="720" w:hanging="360"/>
+      </w:pPr>
+      <w:rPr>
+        <w:u w:val="none"/>
+      </w:rPr>
+    </w:lvl>
+    <w:lvl w:ilvl="1">
+      <w:start w:val="1"/>
+      <w:numFmt w:val="lowerLetter"/>
+      <w:lvlText w:val="%2."/>
+      <w:lvlJc w:val="left"/>
+      <w:pPr>
+        <w:ind w:left="1440" w:hanging="360"/>
+      </w:pPr>
+      <w:rPr>
+        <w:u w:val="none"/>
+      </w:rPr>
+    </w:lvl>
+    <w:lvl w:ilvl="2">
+      <w:start w:val="1"/>
+      <w:numFmt w:val="lowerRoman"/>
+      <w:lvlText w:val="%3."/>
+      <w:lvlJc w:val="right"/>
+      <w:pPr>
+        <w:ind w:left="2160" w:hanging="360"/>
+      </w:pPr>
+      <w:rPr>
+        <w:u w:val="none"/>
+      </w:rPr>
+    </w:lvl>
+    <w:lvl w:ilvl="3">
+      <w:start w:val="1"/>
+      <w:numFmt w:val="decimal"/>
+      <w:lvlText w:val="%4."/>
+      <w:lvlJc w:val="left"/>
+      <w:pPr>
+        <w:ind w:left="2880" w:hanging="360"/>
+      </w:pPr>
+      <w:rPr>
+        <w:u w:val="none"/>
+      </w:rPr>
+    </w:lvl>
+    <w:lvl w:ilvl="4">
+      <w:start w:val="1"/>
+      <w:numFmt w:val="lowerLetter"/>
+      <w:lvlText w:val="%5."/>
+      <w:lvlJc w:val="left"/>
+      <w:pPr>
+        <w:ind w:left="3600" w:hanging="360"/>
+      </w:pPr>
+      <w:rPr>
+        <w:u w:val="none"/>
+      </w:rPr>
+    </w:lvl>
+    <w:lvl w:ilvl="5">
+      <w:start w:val="1"/>
+      <w:numFmt w:val="lowerRoman"/>
+      <w:lvlText w:val="%6."/>
+      <w:lvlJc w:val="right"/>
+      <w:pPr>
+        <w:ind w:left="4320" w:hanging="360"/>
+      </w:pPr>
+      <w:rPr>
+        <w:u w:val="none"/>
+      </w:rPr>
+    </w:lvl>
+    <w:lvl w:ilvl="6">
+      <w:start w:val="1"/>
+      <w:numFmt w:val="decimal"/>
+      <w:lvlText w:val="%7."/>
+      <w:lvlJc w:val="left"/>
+      <w:pPr>
+        <w:ind w:left="5040" w:hanging="360"/>
+      </w:pPr>
+      <w:rPr>
+        <w:u w:val="none"/>
+      </w:rPr>
+    </w:lvl>
+    <w:lvl w:ilvl="7">
+      <w:start w:val="1"/>
+      <w:numFmt w:val="lowerLetter"/>
+      <w:lvlText w:val="%8."/>
+      <w:lvlJc w:val="left"/>
+      <w:pPr>
+        <w:ind w:left="5760" w:hanging="360"/>
+      </w:pPr>
+      <w:rPr>
+        <w:u w:val="none"/>
+      </w:rPr>
+    </w:lvl>
+    <w:lvl w:ilvl="8">
+      <w:start w:val="1"/>
+      <w:numFmt w:val="lowerRoman"/>
+      <w:lvlText w:val="%9."/>
+      <w:lvlJc w:val="right"/>
+      <w:pPr>
+        <w:ind w:left="6480" w:hanging="360"/>
+      </w:pPr>
+      <w:rPr>
+        <w:u w:val="none"/>
+      </w:rPr>
+    </w:lvl>
+  </w:abstractNum>
+  <w:num w:numId="1">
+    <w:abstractNumId w:val="1"/>
+  </w:num>
+</w:numbering>
 </file>
 
 <file path=word/styles.xml><?xml version="1.0" encoding="utf-8"?>
@@ -3001,6 +8697,13 @@
     </w:tblPr>
   </w:style>
   <w:style w:type="table" w:styleId="Table2">
+    <w:basedOn w:val="TableNormal"/>
+    <w:tblPr>
+      <w:tblStyleRowBandSize w:val="1"/>
+      <w:tblStyleColBandSize w:val="1"/>
+    </w:tblPr>
+  </w:style>
+  <w:style w:type="table" w:styleId="Table3">
     <w:basedOn w:val="TableNormal"/>
     <w:tblPr>
       <w:tblStyleRowBandSize w:val="1"/>
